--- a/Documents/DOCUMENTO_DELLE_SPECIFICHE_GRUPPO24 (1).docx
+++ b/Documents/DOCUMENTO_DELLE_SPECIFICHE_GRUPPO24 (1).docx
@@ -122,7 +122,7 @@
               </wp:anchor>
             </w:drawing>
           </mc:Choice>
-          <mc:Fallback xmlns:arto="http://schemas.microsoft.com/office/word/2006/arto" xmlns:adec="http://schemas.microsoft.com/office/drawing/2017/decorative" xmlns:a="http://schemas.openxmlformats.org/drawingml/2006/main">
+          <mc:Fallback xmlns:a="http://schemas.openxmlformats.org/drawingml/2006/main" xmlns:adec="http://schemas.microsoft.com/office/drawing/2017/decorative" xmlns:arto="http://schemas.microsoft.com/office/word/2006/arto">
             <w:pict w14:anchorId="707B1E39">
               <v:rect id="Rettangolo 68" style="position:absolute;margin-left:-1in;margin-top:0;width:645.55pt;height:162pt;z-index:-251657216;visibility:visible;mso-wrap-style:square;mso-width-percent:0;mso-height-percent:0;mso-wrap-distance-left:9pt;mso-wrap-distance-top:0;mso-wrap-distance-right:9pt;mso-wrap-distance-bottom:0;mso-position-horizontal:absolute;mso-position-horizontal-relative:text;mso-position-vertical:top;mso-position-vertical-relative:page;mso-width-percent:0;mso-height-percent:0;mso-width-relative:margin;mso-height-relative:margin;v-text-anchor:middle" alt="&quot;&quot;" o:spid="_x0000_s1026" fillcolor="#4472c4 [3204]" stroked="f" strokeweight="1pt" w14:anchorId="116041A7" o:gfxdata="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">
                 <w10:wrap anchory="page"/>
@@ -20694,7093 +20694,69 @@
     </w:p>
     <w:p>
       <w:pPr>
-        <w:pStyle w:val="Nessunaspaziatura"/>
-        <w:ind w:left="720" w:firstLine="720"/>
-        <w:rPr>
-          <w:bCs/>
-          <w:color w:val="000000" w:themeColor="text1"/>
-        </w:rPr>
-      </w:pPr>
-    </w:p>
-    <w:p>
-      <w:pPr>
-        <w:pStyle w:val="Nessunaspaziatura"/>
-        <w:ind w:left="720" w:firstLine="720"/>
-        <w:rPr>
-          <w:bCs/>
-          <w:color w:val="000000" w:themeColor="text1"/>
-        </w:rPr>
-      </w:pPr>
-    </w:p>
-    <w:p>
-      <w:pPr>
-        <w:pStyle w:val="Nessunaspaziatura"/>
-        <w:ind w:left="720" w:firstLine="720"/>
-        <w:rPr>
-          <w:bCs/>
-          <w:color w:val="000000" w:themeColor="text1"/>
-        </w:rPr>
-      </w:pPr>
-    </w:p>
-    <w:p>
-      <w:pPr>
-        <w:pStyle w:val="Nessunaspaziatura"/>
-        <w:ind w:left="720" w:firstLine="720"/>
-        <w:rPr>
-          <w:bCs/>
-          <w:color w:val="000000" w:themeColor="text1"/>
-        </w:rPr>
-      </w:pPr>
-    </w:p>
-    <w:p>
-      <w:pPr>
-        <w:pStyle w:val="Nessunaspaziatura"/>
-        <w:rPr>
-          <w:bCs/>
-          <w:color w:val="000000" w:themeColor="text1"/>
-        </w:rPr>
-      </w:pPr>
-    </w:p>
-    <w:p>
-      <w:pPr>
-        <w:pStyle w:val="Nessunaspaziatura"/>
-        <w:rPr>
-          <w:bCs/>
-          <w:color w:val="000000" w:themeColor="text1"/>
-        </w:rPr>
-      </w:pPr>
-    </w:p>
-    <w:p>
-      <w:pPr>
-        <w:pStyle w:val="Nessunaspaziatura"/>
-        <w:rPr>
-          <w:bCs/>
-          <w:color w:val="000000" w:themeColor="text1"/>
-        </w:rPr>
-      </w:pPr>
-    </w:p>
-    <w:p>
-      <w:pPr>
-        <w:pStyle w:val="Nessunaspaziatura"/>
-        <w:rPr>
-          <w:bCs/>
-          <w:color w:val="000000" w:themeColor="text1"/>
-        </w:rPr>
-      </w:pPr>
-    </w:p>
-    <w:p>
-      <w:pPr>
-        <w:pStyle w:val="Nessunaspaziatura"/>
-        <w:rPr>
-          <w:bCs/>
-          <w:color w:val="000000" w:themeColor="text1"/>
-        </w:rPr>
-      </w:pPr>
-    </w:p>
-    <w:p>
-      <w:pPr>
-        <w:pStyle w:val="Nessunaspaziatura"/>
-        <w:rPr>
-          <w:bCs/>
-          <w:color w:val="000000" w:themeColor="text1"/>
-        </w:rPr>
-      </w:pPr>
-    </w:p>
-    <w:p>
-      <w:pPr>
-        <w:pStyle w:val="Nessunaspaziatura"/>
-        <w:rPr>
-          <w:bCs/>
-          <w:color w:val="000000" w:themeColor="text1"/>
-        </w:rPr>
-      </w:pPr>
-    </w:p>
-    <w:p>
-      <w:pPr>
-        <w:pStyle w:val="Nessunaspaziatura"/>
-        <w:rPr>
-          <w:bCs/>
-          <w:color w:val="000000" w:themeColor="text1"/>
-        </w:rPr>
-      </w:pPr>
-    </w:p>
-    <w:p>
-      <w:pPr>
-        <w:pStyle w:val="Nessunaspaziatura"/>
-        <w:rPr>
-          <w:bCs/>
-          <w:color w:val="000000" w:themeColor="text1"/>
-        </w:rPr>
-      </w:pPr>
-    </w:p>
-    <w:p>
-      <w:pPr>
-        <w:pStyle w:val="Nessunaspaziatura"/>
-        <w:rPr>
-          <w:bCs/>
-          <w:color w:val="000000" w:themeColor="text1"/>
-          <w:u w:val="single"/>
-        </w:rPr>
-      </w:pPr>
-    </w:p>
-    <w:p>
-      <w:pPr>
         <w:pStyle w:val="Titolo1"/>
+        <w:ind w:left="0" w:firstLine="0"/>
         <w:rPr>
           <w:sz w:val="28"/>
           <w:szCs w:val="28"/>
+          <w:u w:val="single"/>
         </w:rPr>
       </w:pPr>
       <w:r>
         <w:rPr>
           <w:sz w:val="28"/>
           <w:szCs w:val="28"/>
-        </w:rPr>
+          <w:u w:val="single"/>
+        </w:rPr>
+        <w:lastRenderedPageBreak/>
         <w:t>matrice di tracciabilitÀ</w:t>
       </w:r>
     </w:p>
     <w:p/>
-    <w:tbl>
-      <w:tblPr>
-        <w:tblpPr w:leftFromText="141" w:rightFromText="141" w:vertAnchor="page" w:horzAnchor="margin" w:tblpXSpec="center" w:tblpY="1633"/>
-        <w:tblW w:w="10495" w:type="dxa"/>
-        <w:tblCellMar>
-          <w:left w:w="70" w:type="dxa"/>
-          <w:right w:w="70" w:type="dxa"/>
-        </w:tblCellMar>
-        <w:tblLook w:val="04A0" w:firstRow="1" w:lastRow="0" w:firstColumn="1" w:lastColumn="0" w:noHBand="0" w:noVBand="1"/>
-      </w:tblPr>
-      <w:tblGrid>
-        <w:gridCol w:w="1373"/>
-        <w:gridCol w:w="2384"/>
-        <w:gridCol w:w="2255"/>
-        <w:gridCol w:w="2177"/>
-        <w:gridCol w:w="2306"/>
-      </w:tblGrid>
-      <w:tr>
-        <w:trPr>
-          <w:trHeight w:val="392"/>
-        </w:trPr>
-        <w:tc>
-          <w:tcPr>
-            <w:tcW w:w="1373" w:type="dxa"/>
-            <w:tcBorders>
-              <w:top w:val="single" w:sz="4" w:space="0" w:color="C6CDD0"/>
-              <w:left w:val="single" w:sz="4" w:space="0" w:color="C6CDD0"/>
-              <w:bottom w:val="single" w:sz="4" w:space="0" w:color="C6CDD0"/>
-              <w:right w:val="single" w:sz="4" w:space="0" w:color="C6CDD0"/>
-            </w:tcBorders>
-            <w:shd w:val="clear" w:color="000000" w:fill="00B0F0"/>
-            <w:noWrap/>
-            <w:vAlign w:val="bottom"/>
-            <w:hideMark/>
-          </w:tcPr>
-          <w:p>
-            <w:pPr>
-              <w:spacing w:before="0" w:after="0" w:line="240" w:lineRule="auto"/>
-              <w:rPr>
-                <w:rFonts w:ascii="Tw Cen MT" w:eastAsia="Times New Roman" w:hAnsi="Tw Cen MT" w:cs="Times New Roman"/>
-                <w:color w:val="FFFFFF"/>
-                <w:sz w:val="22"/>
-                <w:szCs w:val="22"/>
-                <w:lang w:eastAsia="it-IT"/>
-              </w:rPr>
-            </w:pPr>
-            <w:r>
-              <w:rPr>
-                <w:rFonts w:ascii="Tw Cen MT" w:eastAsia="Times New Roman" w:hAnsi="Tw Cen MT" w:cs="Times New Roman"/>
-                <w:color w:val="FFFFFF"/>
-                <w:sz w:val="22"/>
-                <w:szCs w:val="22"/>
-                <w:lang w:eastAsia="it-IT"/>
-              </w:rPr>
-              <w:lastRenderedPageBreak/>
-              <w:t xml:space="preserve">       </w:t>
-            </w:r>
-            <w:r>
-              <w:rPr>
-                <w:rFonts w:ascii="Tw Cen MT" w:eastAsia="Times New Roman" w:hAnsi="Tw Cen MT" w:cs="Times New Roman"/>
-                <w:b/>
-                <w:bCs/>
-                <w:color w:val="FFFFFF"/>
-                <w:sz w:val="22"/>
-                <w:szCs w:val="22"/>
-                <w:lang w:eastAsia="it-IT"/>
-              </w:rPr>
-              <w:t>ID</w:t>
-            </w:r>
-          </w:p>
-        </w:tc>
-        <w:tc>
-          <w:tcPr>
-            <w:tcW w:w="2384" w:type="dxa"/>
-            <w:tcBorders>
-              <w:top w:val="single" w:sz="4" w:space="0" w:color="C6CDD0"/>
-              <w:left w:val="nil"/>
-              <w:bottom w:val="single" w:sz="4" w:space="0" w:color="C6CDD0"/>
-              <w:right w:val="single" w:sz="4" w:space="0" w:color="C6CDD0"/>
-            </w:tcBorders>
-            <w:shd w:val="clear" w:color="000000" w:fill="00B0F0"/>
-            <w:noWrap/>
-            <w:vAlign w:val="bottom"/>
-            <w:hideMark/>
-          </w:tcPr>
-          <w:p>
-            <w:pPr>
-              <w:spacing w:before="0" w:after="0" w:line="240" w:lineRule="auto"/>
-              <w:rPr>
-                <w:rFonts w:ascii="Tw Cen MT" w:eastAsia="Times New Roman" w:hAnsi="Tw Cen MT" w:cs="Times New Roman"/>
-                <w:b/>
-                <w:bCs/>
-                <w:color w:val="FFFFFF"/>
-                <w:sz w:val="22"/>
-                <w:szCs w:val="22"/>
-                <w:lang w:eastAsia="it-IT"/>
-              </w:rPr>
-            </w:pPr>
-            <w:r>
-              <w:rPr>
-                <w:rFonts w:ascii="Tw Cen MT" w:eastAsia="Times New Roman" w:hAnsi="Tw Cen MT" w:cs="Times New Roman"/>
-                <w:b/>
-                <w:bCs/>
-                <w:color w:val="FFFFFF"/>
-                <w:sz w:val="22"/>
-                <w:szCs w:val="22"/>
-                <w:lang w:eastAsia="it-IT"/>
-              </w:rPr>
-              <w:t xml:space="preserve">         DESIGN</w:t>
-            </w:r>
-          </w:p>
-        </w:tc>
-        <w:tc>
-          <w:tcPr>
-            <w:tcW w:w="2255" w:type="dxa"/>
-            <w:tcBorders>
-              <w:top w:val="single" w:sz="4" w:space="0" w:color="C6CDD0"/>
-              <w:left w:val="nil"/>
-              <w:bottom w:val="single" w:sz="4" w:space="0" w:color="C6CDD0"/>
-              <w:right w:val="single" w:sz="4" w:space="0" w:color="C6CDD0"/>
-            </w:tcBorders>
-            <w:shd w:val="clear" w:color="000000" w:fill="00B0F0"/>
-            <w:noWrap/>
-            <w:vAlign w:val="bottom"/>
-            <w:hideMark/>
-          </w:tcPr>
-          <w:p>
-            <w:pPr>
-              <w:spacing w:before="0" w:after="0" w:line="240" w:lineRule="auto"/>
-              <w:rPr>
-                <w:rFonts w:ascii="Tw Cen MT" w:eastAsia="Times New Roman" w:hAnsi="Tw Cen MT" w:cs="Times New Roman"/>
-                <w:b/>
-                <w:bCs/>
-                <w:color w:val="FFFFFF"/>
-                <w:sz w:val="22"/>
-                <w:szCs w:val="22"/>
-                <w:lang w:eastAsia="it-IT"/>
-              </w:rPr>
-            </w:pPr>
-            <w:r>
-              <w:rPr>
-                <w:rFonts w:ascii="Tw Cen MT" w:eastAsia="Times New Roman" w:hAnsi="Tw Cen MT" w:cs="Times New Roman"/>
-                <w:b/>
-                <w:bCs/>
-                <w:color w:val="FFFFFF"/>
-                <w:sz w:val="22"/>
-                <w:szCs w:val="22"/>
-                <w:lang w:eastAsia="it-IT"/>
-              </w:rPr>
-              <w:t xml:space="preserve">         CODE</w:t>
-            </w:r>
-          </w:p>
-        </w:tc>
-        <w:tc>
-          <w:tcPr>
-            <w:tcW w:w="2177" w:type="dxa"/>
-            <w:tcBorders>
-              <w:top w:val="single" w:sz="4" w:space="0" w:color="C6CDD0"/>
-              <w:left w:val="nil"/>
-              <w:bottom w:val="single" w:sz="4" w:space="0" w:color="C6CDD0"/>
-              <w:right w:val="single" w:sz="4" w:space="0" w:color="C6CDD0"/>
-            </w:tcBorders>
-            <w:shd w:val="clear" w:color="000000" w:fill="00B0F0"/>
-            <w:noWrap/>
-            <w:vAlign w:val="bottom"/>
-            <w:hideMark/>
-          </w:tcPr>
-          <w:p>
-            <w:pPr>
-              <w:spacing w:before="0" w:after="0" w:line="240" w:lineRule="auto"/>
-              <w:rPr>
-                <w:rFonts w:ascii="Tw Cen MT" w:eastAsia="Times New Roman" w:hAnsi="Tw Cen MT" w:cs="Times New Roman"/>
-                <w:b/>
-                <w:bCs/>
-                <w:color w:val="FFFFFF"/>
-                <w:sz w:val="22"/>
-                <w:szCs w:val="22"/>
-                <w:lang w:eastAsia="it-IT"/>
-              </w:rPr>
-            </w:pPr>
-            <w:r>
-              <w:rPr>
-                <w:rFonts w:ascii="Tw Cen MT" w:eastAsia="Times New Roman" w:hAnsi="Tw Cen MT" w:cs="Times New Roman"/>
-                <w:b/>
-                <w:bCs/>
-                <w:color w:val="FFFFFF"/>
-                <w:sz w:val="22"/>
-                <w:szCs w:val="22"/>
-                <w:lang w:eastAsia="it-IT"/>
-              </w:rPr>
-              <w:t xml:space="preserve">          TEST</w:t>
-            </w:r>
-          </w:p>
-        </w:tc>
-        <w:tc>
-          <w:tcPr>
-            <w:tcW w:w="2306" w:type="dxa"/>
-            <w:tcBorders>
-              <w:top w:val="single" w:sz="4" w:space="0" w:color="C6CDD0"/>
-              <w:left w:val="nil"/>
-              <w:bottom w:val="single" w:sz="4" w:space="0" w:color="C6CDD0"/>
-              <w:right w:val="single" w:sz="4" w:space="0" w:color="C6CDD0"/>
-            </w:tcBorders>
-            <w:shd w:val="clear" w:color="000000" w:fill="00B0F0"/>
-            <w:noWrap/>
-            <w:vAlign w:val="bottom"/>
-            <w:hideMark/>
-          </w:tcPr>
-          <w:p>
-            <w:pPr>
-              <w:spacing w:before="0" w:after="0" w:line="240" w:lineRule="auto"/>
-              <w:rPr>
-                <w:rFonts w:ascii="Tw Cen MT" w:eastAsia="Times New Roman" w:hAnsi="Tw Cen MT" w:cs="Times New Roman"/>
-                <w:color w:val="FFFFFF"/>
-                <w:sz w:val="22"/>
-                <w:szCs w:val="22"/>
-                <w:lang w:eastAsia="it-IT"/>
-              </w:rPr>
-            </w:pPr>
-            <w:r>
-              <w:rPr>
-                <w:rFonts w:ascii="Tw Cen MT" w:eastAsia="Times New Roman" w:hAnsi="Tw Cen MT" w:cs="Times New Roman"/>
-                <w:color w:val="FFFFFF"/>
-                <w:sz w:val="22"/>
-                <w:szCs w:val="22"/>
-                <w:lang w:eastAsia="it-IT"/>
-              </w:rPr>
-              <w:t xml:space="preserve">        </w:t>
-            </w:r>
-            <w:r>
-              <w:rPr>
-                <w:rFonts w:ascii="Tw Cen MT" w:eastAsia="Times New Roman" w:hAnsi="Tw Cen MT" w:cs="Times New Roman"/>
-                <w:b/>
-                <w:bCs/>
-                <w:color w:val="FFFFFF"/>
-                <w:sz w:val="22"/>
-                <w:szCs w:val="22"/>
-                <w:lang w:eastAsia="it-IT"/>
-              </w:rPr>
-              <w:t>STATUS</w:t>
-            </w:r>
-          </w:p>
-        </w:tc>
-      </w:tr>
-      <w:tr>
-        <w:trPr>
-          <w:trHeight w:val="319"/>
-        </w:trPr>
-        <w:tc>
-          <w:tcPr>
-            <w:tcW w:w="1373" w:type="dxa"/>
-            <w:tcBorders>
-              <w:top w:val="nil"/>
-              <w:left w:val="single" w:sz="4" w:space="0" w:color="C6CDD0"/>
-              <w:bottom w:val="single" w:sz="4" w:space="0" w:color="C6CDD0"/>
-              <w:right w:val="single" w:sz="4" w:space="0" w:color="C6CDD0"/>
-            </w:tcBorders>
-            <w:noWrap/>
-            <w:vAlign w:val="bottom"/>
-            <w:hideMark/>
-          </w:tcPr>
-          <w:p>
-            <w:pPr>
-              <w:spacing w:before="0" w:after="0" w:line="240" w:lineRule="auto"/>
-              <w:rPr>
-                <w:rFonts w:ascii="Tw Cen MT" w:eastAsia="Times New Roman" w:hAnsi="Tw Cen MT" w:cs="Times New Roman"/>
-                <w:color w:val="11230A"/>
-                <w:sz w:val="22"/>
-                <w:szCs w:val="22"/>
-                <w:lang w:eastAsia="it-IT"/>
-              </w:rPr>
-            </w:pPr>
-            <w:r>
-              <w:rPr>
-                <w:rFonts w:ascii="Tw Cen MT" w:eastAsia="Times New Roman" w:hAnsi="Tw Cen MT" w:cs="Times New Roman"/>
-                <w:color w:val="11230A"/>
-                <w:sz w:val="22"/>
-                <w:szCs w:val="22"/>
-                <w:lang w:eastAsia="it-IT"/>
-              </w:rPr>
-              <w:t>IF-1</w:t>
-            </w:r>
-          </w:p>
-        </w:tc>
-        <w:tc>
-          <w:tcPr>
-            <w:tcW w:w="2384" w:type="dxa"/>
-            <w:tcBorders>
-              <w:top w:val="nil"/>
-              <w:left w:val="nil"/>
-              <w:bottom w:val="single" w:sz="4" w:space="0" w:color="C6CDD0"/>
-              <w:right w:val="single" w:sz="4" w:space="0" w:color="C6CDD0"/>
-            </w:tcBorders>
-            <w:noWrap/>
-            <w:vAlign w:val="bottom"/>
-            <w:hideMark/>
-          </w:tcPr>
-          <w:p>
-            <w:pPr>
-              <w:spacing w:before="0" w:after="0" w:line="240" w:lineRule="auto"/>
-              <w:rPr>
-                <w:rFonts w:ascii="Tw Cen MT" w:eastAsia="Times New Roman" w:hAnsi="Tw Cen MT" w:cs="Times New Roman"/>
-                <w:color w:val="000000"/>
-                <w:sz w:val="22"/>
-                <w:szCs w:val="22"/>
-                <w:lang w:eastAsia="it-IT"/>
-              </w:rPr>
-            </w:pPr>
-            <w:r>
-              <w:rPr>
-                <w:rFonts w:ascii="Tw Cen MT" w:eastAsia="Times New Roman" w:hAnsi="Tw Cen MT" w:cs="Times New Roman"/>
-                <w:color w:val="000000"/>
-                <w:sz w:val="22"/>
-                <w:szCs w:val="22"/>
-                <w:lang w:eastAsia="it-IT"/>
-              </w:rPr>
-              <w:t> </w:t>
-            </w:r>
-          </w:p>
-        </w:tc>
-        <w:tc>
-          <w:tcPr>
-            <w:tcW w:w="2255" w:type="dxa"/>
-            <w:tcBorders>
-              <w:top w:val="nil"/>
-              <w:left w:val="nil"/>
-              <w:bottom w:val="single" w:sz="4" w:space="0" w:color="C6CDD0"/>
-              <w:right w:val="single" w:sz="4" w:space="0" w:color="C6CDD0"/>
-            </w:tcBorders>
-            <w:noWrap/>
-            <w:vAlign w:val="bottom"/>
-            <w:hideMark/>
-          </w:tcPr>
-          <w:p>
-            <w:pPr>
-              <w:spacing w:before="0" w:after="0" w:line="240" w:lineRule="auto"/>
-              <w:rPr>
-                <w:rFonts w:ascii="Tw Cen MT" w:eastAsia="Times New Roman" w:hAnsi="Tw Cen MT" w:cs="Times New Roman"/>
-                <w:color w:val="000000"/>
-                <w:sz w:val="22"/>
-                <w:szCs w:val="22"/>
-                <w:lang w:eastAsia="it-IT"/>
-              </w:rPr>
-            </w:pPr>
-            <w:r>
-              <w:rPr>
-                <w:rFonts w:ascii="Tw Cen MT" w:eastAsia="Times New Roman" w:hAnsi="Tw Cen MT" w:cs="Times New Roman"/>
-                <w:color w:val="000000"/>
-                <w:sz w:val="22"/>
-                <w:szCs w:val="22"/>
-                <w:lang w:eastAsia="it-IT"/>
-              </w:rPr>
-              <w:t> </w:t>
-            </w:r>
-          </w:p>
-        </w:tc>
-        <w:tc>
-          <w:tcPr>
-            <w:tcW w:w="2177" w:type="dxa"/>
-            <w:tcBorders>
-              <w:top w:val="nil"/>
-              <w:left w:val="nil"/>
-              <w:bottom w:val="single" w:sz="4" w:space="0" w:color="C6CDD0"/>
-              <w:right w:val="single" w:sz="4" w:space="0" w:color="C6CDD0"/>
-            </w:tcBorders>
-            <w:noWrap/>
-            <w:vAlign w:val="bottom"/>
-            <w:hideMark/>
-          </w:tcPr>
-          <w:p>
-            <w:pPr>
-              <w:spacing w:before="0" w:after="0" w:line="240" w:lineRule="auto"/>
-              <w:rPr>
-                <w:rFonts w:ascii="Tw Cen MT" w:eastAsia="Times New Roman" w:hAnsi="Tw Cen MT" w:cs="Times New Roman"/>
-                <w:color w:val="000000"/>
-                <w:sz w:val="22"/>
-                <w:szCs w:val="22"/>
-                <w:lang w:eastAsia="it-IT"/>
-              </w:rPr>
-            </w:pPr>
-            <w:r>
-              <w:rPr>
-                <w:rFonts w:ascii="Tw Cen MT" w:eastAsia="Times New Roman" w:hAnsi="Tw Cen MT" w:cs="Times New Roman"/>
-                <w:color w:val="000000"/>
-                <w:sz w:val="22"/>
-                <w:szCs w:val="22"/>
-                <w:lang w:eastAsia="it-IT"/>
-              </w:rPr>
-              <w:t> </w:t>
-            </w:r>
-          </w:p>
-        </w:tc>
-        <w:tc>
-          <w:tcPr>
-            <w:tcW w:w="2306" w:type="dxa"/>
-            <w:tcBorders>
-              <w:top w:val="nil"/>
-              <w:left w:val="nil"/>
-              <w:bottom w:val="single" w:sz="4" w:space="0" w:color="C6CDD0"/>
-              <w:right w:val="single" w:sz="4" w:space="0" w:color="C6CDD0"/>
-            </w:tcBorders>
-            <w:noWrap/>
-            <w:vAlign w:val="bottom"/>
-            <w:hideMark/>
-          </w:tcPr>
-          <w:p>
-            <w:pPr>
-              <w:spacing w:before="0" w:after="0" w:line="240" w:lineRule="auto"/>
-              <w:rPr>
-                <w:rFonts w:ascii="Tw Cen MT" w:eastAsia="Times New Roman" w:hAnsi="Tw Cen MT" w:cs="Times New Roman"/>
-                <w:sz w:val="22"/>
-                <w:szCs w:val="22"/>
-                <w:lang w:eastAsia="it-IT"/>
-              </w:rPr>
-            </w:pPr>
-            <w:r>
-              <w:rPr>
-                <w:rFonts w:ascii="Tw Cen MT" w:eastAsia="Times New Roman" w:hAnsi="Tw Cen MT" w:cs="Times New Roman"/>
-                <w:sz w:val="22"/>
-                <w:szCs w:val="22"/>
-                <w:lang w:eastAsia="it-IT"/>
-              </w:rPr>
-              <w:t>NOT STARTED</w:t>
-            </w:r>
-          </w:p>
-        </w:tc>
-      </w:tr>
-      <w:tr>
-        <w:trPr>
-          <w:trHeight w:val="319"/>
-        </w:trPr>
-        <w:tc>
-          <w:tcPr>
-            <w:tcW w:w="1373" w:type="dxa"/>
-            <w:tcBorders>
-              <w:top w:val="nil"/>
-              <w:left w:val="single" w:sz="4" w:space="0" w:color="C6CDD0"/>
-              <w:bottom w:val="single" w:sz="4" w:space="0" w:color="C6CDD0"/>
-              <w:right w:val="single" w:sz="4" w:space="0" w:color="C6CDD0"/>
-            </w:tcBorders>
-            <w:shd w:val="clear" w:color="000000" w:fill="D8F1EA"/>
-            <w:noWrap/>
-            <w:vAlign w:val="bottom"/>
-            <w:hideMark/>
-          </w:tcPr>
-          <w:p>
-            <w:pPr>
-              <w:spacing w:before="0" w:after="0" w:line="240" w:lineRule="auto"/>
-              <w:rPr>
-                <w:rFonts w:ascii="Tw Cen MT" w:eastAsia="Times New Roman" w:hAnsi="Tw Cen MT" w:cs="Times New Roman"/>
-                <w:color w:val="11230A"/>
-                <w:sz w:val="22"/>
-                <w:szCs w:val="22"/>
-                <w:lang w:eastAsia="it-IT"/>
-              </w:rPr>
-            </w:pPr>
-            <w:r>
-              <w:rPr>
-                <w:rFonts w:ascii="Tw Cen MT" w:eastAsia="Times New Roman" w:hAnsi="Tw Cen MT" w:cs="Times New Roman"/>
-                <w:color w:val="11230A"/>
-                <w:sz w:val="22"/>
-                <w:szCs w:val="22"/>
-                <w:lang w:eastAsia="it-IT"/>
-              </w:rPr>
-              <w:t>IF-2.1</w:t>
-            </w:r>
-          </w:p>
-        </w:tc>
-        <w:tc>
-          <w:tcPr>
-            <w:tcW w:w="2384" w:type="dxa"/>
-            <w:tcBorders>
-              <w:top w:val="nil"/>
-              <w:left w:val="nil"/>
-              <w:bottom w:val="single" w:sz="4" w:space="0" w:color="C6CDD0"/>
-              <w:right w:val="single" w:sz="4" w:space="0" w:color="C6CDD0"/>
-            </w:tcBorders>
-            <w:shd w:val="clear" w:color="000000" w:fill="D8F1EA"/>
-            <w:noWrap/>
-            <w:vAlign w:val="bottom"/>
-            <w:hideMark/>
-          </w:tcPr>
-          <w:p>
-            <w:pPr>
-              <w:spacing w:before="0" w:after="0" w:line="240" w:lineRule="auto"/>
-              <w:rPr>
-                <w:rFonts w:ascii="Tw Cen MT" w:eastAsia="Times New Roman" w:hAnsi="Tw Cen MT" w:cs="Times New Roman"/>
-                <w:color w:val="000000"/>
-                <w:sz w:val="22"/>
-                <w:szCs w:val="22"/>
-                <w:lang w:eastAsia="it-IT"/>
-              </w:rPr>
-            </w:pPr>
-            <w:r>
-              <w:rPr>
-                <w:rFonts w:ascii="Tw Cen MT" w:eastAsia="Times New Roman" w:hAnsi="Tw Cen MT" w:cs="Times New Roman"/>
-                <w:color w:val="000000"/>
-                <w:sz w:val="22"/>
-                <w:szCs w:val="22"/>
-                <w:lang w:eastAsia="it-IT"/>
-              </w:rPr>
-              <w:t> </w:t>
-            </w:r>
-          </w:p>
-        </w:tc>
-        <w:tc>
-          <w:tcPr>
-            <w:tcW w:w="2255" w:type="dxa"/>
-            <w:tcBorders>
-              <w:top w:val="nil"/>
-              <w:left w:val="nil"/>
-              <w:bottom w:val="single" w:sz="4" w:space="0" w:color="C6CDD0"/>
-              <w:right w:val="single" w:sz="4" w:space="0" w:color="C6CDD0"/>
-            </w:tcBorders>
-            <w:shd w:val="clear" w:color="000000" w:fill="D8F1EA"/>
-            <w:noWrap/>
-            <w:vAlign w:val="bottom"/>
-            <w:hideMark/>
-          </w:tcPr>
-          <w:p>
-            <w:pPr>
-              <w:spacing w:before="0" w:after="0" w:line="240" w:lineRule="auto"/>
-              <w:rPr>
-                <w:rFonts w:ascii="Tw Cen MT" w:eastAsia="Times New Roman" w:hAnsi="Tw Cen MT" w:cs="Times New Roman"/>
-                <w:color w:val="000000"/>
-                <w:sz w:val="22"/>
-                <w:szCs w:val="22"/>
-                <w:lang w:eastAsia="it-IT"/>
-              </w:rPr>
-            </w:pPr>
-            <w:r>
-              <w:rPr>
-                <w:rFonts w:ascii="Tw Cen MT" w:eastAsia="Times New Roman" w:hAnsi="Tw Cen MT" w:cs="Times New Roman"/>
-                <w:color w:val="000000"/>
-                <w:sz w:val="22"/>
-                <w:szCs w:val="22"/>
-                <w:lang w:eastAsia="it-IT"/>
-              </w:rPr>
-              <w:t> </w:t>
-            </w:r>
-          </w:p>
-        </w:tc>
-        <w:tc>
-          <w:tcPr>
-            <w:tcW w:w="2177" w:type="dxa"/>
-            <w:tcBorders>
-              <w:top w:val="nil"/>
-              <w:left w:val="nil"/>
-              <w:bottom w:val="single" w:sz="4" w:space="0" w:color="C6CDD0"/>
-              <w:right w:val="single" w:sz="4" w:space="0" w:color="C6CDD0"/>
-            </w:tcBorders>
-            <w:shd w:val="clear" w:color="000000" w:fill="D8F1EA"/>
-            <w:noWrap/>
-            <w:vAlign w:val="bottom"/>
-            <w:hideMark/>
-          </w:tcPr>
-          <w:p>
-            <w:pPr>
-              <w:spacing w:before="0" w:after="0" w:line="240" w:lineRule="auto"/>
-              <w:rPr>
-                <w:rFonts w:ascii="Tw Cen MT" w:eastAsia="Times New Roman" w:hAnsi="Tw Cen MT" w:cs="Times New Roman"/>
-                <w:color w:val="000000"/>
-                <w:sz w:val="22"/>
-                <w:szCs w:val="22"/>
-                <w:lang w:eastAsia="it-IT"/>
-              </w:rPr>
-            </w:pPr>
-            <w:r>
-              <w:rPr>
-                <w:rFonts w:ascii="Tw Cen MT" w:eastAsia="Times New Roman" w:hAnsi="Tw Cen MT" w:cs="Times New Roman"/>
-                <w:color w:val="000000"/>
-                <w:sz w:val="22"/>
-                <w:szCs w:val="22"/>
-                <w:lang w:eastAsia="it-IT"/>
-              </w:rPr>
-              <w:t> </w:t>
-            </w:r>
-          </w:p>
-        </w:tc>
-        <w:tc>
-          <w:tcPr>
-            <w:tcW w:w="2306" w:type="dxa"/>
-            <w:tcBorders>
-              <w:top w:val="nil"/>
-              <w:left w:val="nil"/>
-              <w:bottom w:val="single" w:sz="4" w:space="0" w:color="C6CDD0"/>
-              <w:right w:val="single" w:sz="4" w:space="0" w:color="C6CDD0"/>
-            </w:tcBorders>
-            <w:shd w:val="clear" w:color="000000" w:fill="D8F1EA"/>
-            <w:noWrap/>
-            <w:vAlign w:val="bottom"/>
-            <w:hideMark/>
-          </w:tcPr>
-          <w:p>
-            <w:pPr>
-              <w:spacing w:before="0" w:after="0" w:line="240" w:lineRule="auto"/>
-              <w:rPr>
-                <w:rFonts w:ascii="Tw Cen MT" w:eastAsia="Times New Roman" w:hAnsi="Tw Cen MT" w:cs="Times New Roman"/>
-                <w:sz w:val="22"/>
-                <w:szCs w:val="22"/>
-                <w:lang w:eastAsia="it-IT"/>
-              </w:rPr>
-            </w:pPr>
-            <w:hyperlink r:id="rId9" w:history="1">
-              <w:r>
-                <w:rPr>
-                  <w:rFonts w:ascii="Tw Cen MT" w:eastAsia="Times New Roman" w:hAnsi="Tw Cen MT" w:cs="Times New Roman"/>
-                  <w:sz w:val="22"/>
-                  <w:szCs w:val="22"/>
-                  <w:lang w:eastAsia="it-IT"/>
-                </w:rPr>
-                <w:t>NOT STARTED</w:t>
-              </w:r>
-            </w:hyperlink>
-          </w:p>
-        </w:tc>
-      </w:tr>
-      <w:tr>
-        <w:trPr>
-          <w:trHeight w:val="319"/>
-        </w:trPr>
-        <w:tc>
-          <w:tcPr>
-            <w:tcW w:w="1373" w:type="dxa"/>
-            <w:tcBorders>
-              <w:top w:val="nil"/>
-              <w:left w:val="single" w:sz="4" w:space="0" w:color="C6CDD0"/>
-              <w:bottom w:val="single" w:sz="4" w:space="0" w:color="C6CDD0"/>
-              <w:right w:val="single" w:sz="4" w:space="0" w:color="C6CDD0"/>
-            </w:tcBorders>
-            <w:noWrap/>
-            <w:vAlign w:val="bottom"/>
-            <w:hideMark/>
-          </w:tcPr>
-          <w:p>
-            <w:pPr>
-              <w:spacing w:before="0" w:after="0" w:line="240" w:lineRule="auto"/>
-              <w:rPr>
-                <w:rFonts w:ascii="Tw Cen MT" w:eastAsia="Times New Roman" w:hAnsi="Tw Cen MT" w:cs="Times New Roman"/>
-                <w:color w:val="000000"/>
-                <w:sz w:val="22"/>
-                <w:szCs w:val="22"/>
-                <w:lang w:eastAsia="it-IT"/>
-              </w:rPr>
-            </w:pPr>
-            <w:r>
-              <w:rPr>
-                <w:rFonts w:ascii="Tw Cen MT" w:eastAsia="Times New Roman" w:hAnsi="Tw Cen MT" w:cs="Times New Roman"/>
-                <w:color w:val="000000"/>
-                <w:sz w:val="22"/>
-                <w:szCs w:val="22"/>
-                <w:lang w:eastAsia="it-IT"/>
-              </w:rPr>
-              <w:t>IF-2.2</w:t>
-            </w:r>
-          </w:p>
-        </w:tc>
-        <w:tc>
-          <w:tcPr>
-            <w:tcW w:w="2384" w:type="dxa"/>
-            <w:tcBorders>
-              <w:top w:val="nil"/>
-              <w:left w:val="nil"/>
-              <w:bottom w:val="single" w:sz="4" w:space="0" w:color="C6CDD0"/>
-              <w:right w:val="single" w:sz="4" w:space="0" w:color="C6CDD0"/>
-            </w:tcBorders>
-            <w:noWrap/>
-            <w:vAlign w:val="bottom"/>
-            <w:hideMark/>
-          </w:tcPr>
-          <w:p>
-            <w:pPr>
-              <w:spacing w:before="0" w:after="0" w:line="240" w:lineRule="auto"/>
-              <w:rPr>
-                <w:rFonts w:ascii="Tw Cen MT" w:eastAsia="Times New Roman" w:hAnsi="Tw Cen MT" w:cs="Times New Roman"/>
-                <w:color w:val="000000"/>
-                <w:sz w:val="22"/>
-                <w:szCs w:val="22"/>
-                <w:lang w:eastAsia="it-IT"/>
-              </w:rPr>
-            </w:pPr>
-            <w:r>
-              <w:rPr>
-                <w:rFonts w:ascii="Tw Cen MT" w:eastAsia="Times New Roman" w:hAnsi="Tw Cen MT" w:cs="Times New Roman"/>
-                <w:color w:val="000000"/>
-                <w:sz w:val="22"/>
-                <w:szCs w:val="22"/>
-                <w:lang w:eastAsia="it-IT"/>
-              </w:rPr>
-              <w:t> </w:t>
-            </w:r>
-          </w:p>
-        </w:tc>
-        <w:tc>
-          <w:tcPr>
-            <w:tcW w:w="2255" w:type="dxa"/>
-            <w:tcBorders>
-              <w:top w:val="nil"/>
-              <w:left w:val="nil"/>
-              <w:bottom w:val="single" w:sz="4" w:space="0" w:color="C6CDD0"/>
-              <w:right w:val="single" w:sz="4" w:space="0" w:color="C6CDD0"/>
-            </w:tcBorders>
-            <w:noWrap/>
-            <w:vAlign w:val="bottom"/>
-            <w:hideMark/>
-          </w:tcPr>
-          <w:p>
-            <w:pPr>
-              <w:spacing w:before="0" w:after="0" w:line="240" w:lineRule="auto"/>
-              <w:rPr>
-                <w:rFonts w:ascii="Tw Cen MT" w:eastAsia="Times New Roman" w:hAnsi="Tw Cen MT" w:cs="Times New Roman"/>
-                <w:color w:val="000000"/>
-                <w:sz w:val="22"/>
-                <w:szCs w:val="22"/>
-                <w:lang w:eastAsia="it-IT"/>
-              </w:rPr>
-            </w:pPr>
-            <w:r>
-              <w:rPr>
-                <w:rFonts w:ascii="Tw Cen MT" w:eastAsia="Times New Roman" w:hAnsi="Tw Cen MT" w:cs="Times New Roman"/>
-                <w:color w:val="000000"/>
-                <w:sz w:val="22"/>
-                <w:szCs w:val="22"/>
-                <w:lang w:eastAsia="it-IT"/>
-              </w:rPr>
-              <w:t> </w:t>
-            </w:r>
-          </w:p>
-        </w:tc>
-        <w:tc>
-          <w:tcPr>
-            <w:tcW w:w="2177" w:type="dxa"/>
-            <w:tcBorders>
-              <w:top w:val="nil"/>
-              <w:left w:val="nil"/>
-              <w:bottom w:val="single" w:sz="4" w:space="0" w:color="C6CDD0"/>
-              <w:right w:val="single" w:sz="4" w:space="0" w:color="C6CDD0"/>
-            </w:tcBorders>
-            <w:noWrap/>
-            <w:vAlign w:val="bottom"/>
-            <w:hideMark/>
-          </w:tcPr>
-          <w:p>
-            <w:pPr>
-              <w:spacing w:before="0" w:after="0" w:line="240" w:lineRule="auto"/>
-              <w:rPr>
-                <w:rFonts w:ascii="Tw Cen MT" w:eastAsia="Times New Roman" w:hAnsi="Tw Cen MT" w:cs="Times New Roman"/>
-                <w:color w:val="000000"/>
-                <w:sz w:val="22"/>
-                <w:szCs w:val="22"/>
-                <w:lang w:eastAsia="it-IT"/>
-              </w:rPr>
-            </w:pPr>
-            <w:r>
-              <w:rPr>
-                <w:rFonts w:ascii="Tw Cen MT" w:eastAsia="Times New Roman" w:hAnsi="Tw Cen MT" w:cs="Times New Roman"/>
-                <w:color w:val="000000"/>
-                <w:sz w:val="22"/>
-                <w:szCs w:val="22"/>
-                <w:lang w:eastAsia="it-IT"/>
-              </w:rPr>
-              <w:t> </w:t>
-            </w:r>
-          </w:p>
-        </w:tc>
-        <w:tc>
-          <w:tcPr>
-            <w:tcW w:w="2306" w:type="dxa"/>
-            <w:tcBorders>
-              <w:top w:val="nil"/>
-              <w:left w:val="nil"/>
-              <w:bottom w:val="single" w:sz="4" w:space="0" w:color="C6CDD0"/>
-              <w:right w:val="single" w:sz="4" w:space="0" w:color="C6CDD0"/>
-            </w:tcBorders>
-            <w:noWrap/>
-            <w:vAlign w:val="bottom"/>
-            <w:hideMark/>
-          </w:tcPr>
-          <w:p>
-            <w:pPr>
-              <w:spacing w:before="0" w:after="0" w:line="240" w:lineRule="auto"/>
-              <w:rPr>
-                <w:rFonts w:ascii="Tw Cen MT" w:eastAsia="Times New Roman" w:hAnsi="Tw Cen MT" w:cs="Times New Roman"/>
-                <w:sz w:val="22"/>
-                <w:szCs w:val="22"/>
-                <w:lang w:eastAsia="it-IT"/>
-              </w:rPr>
-            </w:pPr>
-            <w:r>
-              <w:rPr>
-                <w:rFonts w:ascii="Tw Cen MT" w:eastAsia="Times New Roman" w:hAnsi="Tw Cen MT" w:cs="Times New Roman"/>
-                <w:sz w:val="22"/>
-                <w:szCs w:val="22"/>
-                <w:lang w:eastAsia="it-IT"/>
-              </w:rPr>
-              <w:t>NOT STARTED</w:t>
-            </w:r>
-          </w:p>
-        </w:tc>
-      </w:tr>
-      <w:tr>
-        <w:trPr>
-          <w:trHeight w:val="319"/>
-        </w:trPr>
-        <w:tc>
-          <w:tcPr>
-            <w:tcW w:w="1373" w:type="dxa"/>
-            <w:tcBorders>
-              <w:top w:val="nil"/>
-              <w:left w:val="single" w:sz="4" w:space="0" w:color="C6CDD0"/>
-              <w:bottom w:val="single" w:sz="4" w:space="0" w:color="C6CDD0"/>
-              <w:right w:val="single" w:sz="4" w:space="0" w:color="C6CDD0"/>
-            </w:tcBorders>
-            <w:shd w:val="clear" w:color="000000" w:fill="D8F1EA"/>
-            <w:noWrap/>
-            <w:vAlign w:val="bottom"/>
-            <w:hideMark/>
-          </w:tcPr>
-          <w:p>
-            <w:pPr>
-              <w:spacing w:before="0" w:after="0" w:line="240" w:lineRule="auto"/>
-              <w:rPr>
-                <w:rFonts w:ascii="Tw Cen MT" w:eastAsia="Times New Roman" w:hAnsi="Tw Cen MT" w:cs="Times New Roman"/>
-                <w:color w:val="000000"/>
-                <w:sz w:val="22"/>
-                <w:szCs w:val="22"/>
-                <w:lang w:eastAsia="it-IT"/>
-              </w:rPr>
-            </w:pPr>
-            <w:r>
-              <w:rPr>
-                <w:rFonts w:ascii="Tw Cen MT" w:eastAsia="Times New Roman" w:hAnsi="Tw Cen MT" w:cs="Times New Roman"/>
-                <w:color w:val="000000"/>
-                <w:sz w:val="22"/>
-                <w:szCs w:val="22"/>
-                <w:lang w:eastAsia="it-IT"/>
-              </w:rPr>
-              <w:t>IF-2.3</w:t>
-            </w:r>
-          </w:p>
-        </w:tc>
-        <w:tc>
-          <w:tcPr>
-            <w:tcW w:w="2384" w:type="dxa"/>
-            <w:tcBorders>
-              <w:top w:val="nil"/>
-              <w:left w:val="nil"/>
-              <w:bottom w:val="single" w:sz="4" w:space="0" w:color="C6CDD0"/>
-              <w:right w:val="single" w:sz="4" w:space="0" w:color="C6CDD0"/>
-            </w:tcBorders>
-            <w:shd w:val="clear" w:color="000000" w:fill="D8F1EA"/>
-            <w:noWrap/>
-            <w:vAlign w:val="bottom"/>
-            <w:hideMark/>
-          </w:tcPr>
-          <w:p>
-            <w:pPr>
-              <w:spacing w:before="0" w:after="0" w:line="240" w:lineRule="auto"/>
-              <w:rPr>
-                <w:rFonts w:ascii="Tw Cen MT" w:eastAsia="Times New Roman" w:hAnsi="Tw Cen MT" w:cs="Times New Roman"/>
-                <w:color w:val="000000"/>
-                <w:sz w:val="22"/>
-                <w:szCs w:val="22"/>
-                <w:lang w:eastAsia="it-IT"/>
-              </w:rPr>
-            </w:pPr>
-            <w:r>
-              <w:rPr>
-                <w:rFonts w:ascii="Tw Cen MT" w:eastAsia="Times New Roman" w:hAnsi="Tw Cen MT" w:cs="Times New Roman"/>
-                <w:color w:val="000000"/>
-                <w:sz w:val="22"/>
-                <w:szCs w:val="22"/>
-                <w:lang w:eastAsia="it-IT"/>
-              </w:rPr>
-              <w:t> </w:t>
-            </w:r>
-          </w:p>
-        </w:tc>
-        <w:tc>
-          <w:tcPr>
-            <w:tcW w:w="2255" w:type="dxa"/>
-            <w:tcBorders>
-              <w:top w:val="nil"/>
-              <w:left w:val="nil"/>
-              <w:bottom w:val="single" w:sz="4" w:space="0" w:color="C6CDD0"/>
-              <w:right w:val="single" w:sz="4" w:space="0" w:color="C6CDD0"/>
-            </w:tcBorders>
-            <w:shd w:val="clear" w:color="000000" w:fill="D8F1EA"/>
-            <w:noWrap/>
-            <w:vAlign w:val="bottom"/>
-            <w:hideMark/>
-          </w:tcPr>
-          <w:p>
-            <w:pPr>
-              <w:spacing w:before="0" w:after="0" w:line="240" w:lineRule="auto"/>
-              <w:rPr>
-                <w:rFonts w:ascii="Tw Cen MT" w:eastAsia="Times New Roman" w:hAnsi="Tw Cen MT" w:cs="Times New Roman"/>
-                <w:color w:val="000000"/>
-                <w:sz w:val="22"/>
-                <w:szCs w:val="22"/>
-                <w:lang w:eastAsia="it-IT"/>
-              </w:rPr>
-            </w:pPr>
-            <w:r>
-              <w:rPr>
-                <w:rFonts w:ascii="Tw Cen MT" w:eastAsia="Times New Roman" w:hAnsi="Tw Cen MT" w:cs="Times New Roman"/>
-                <w:color w:val="000000"/>
-                <w:sz w:val="22"/>
-                <w:szCs w:val="22"/>
-                <w:lang w:eastAsia="it-IT"/>
-              </w:rPr>
-              <w:t> </w:t>
-            </w:r>
-          </w:p>
-        </w:tc>
-        <w:tc>
-          <w:tcPr>
-            <w:tcW w:w="2177" w:type="dxa"/>
-            <w:tcBorders>
-              <w:top w:val="nil"/>
-              <w:left w:val="nil"/>
-              <w:bottom w:val="single" w:sz="4" w:space="0" w:color="C6CDD0"/>
-              <w:right w:val="single" w:sz="4" w:space="0" w:color="C6CDD0"/>
-            </w:tcBorders>
-            <w:shd w:val="clear" w:color="000000" w:fill="D8F1EA"/>
-            <w:noWrap/>
-            <w:vAlign w:val="bottom"/>
-            <w:hideMark/>
-          </w:tcPr>
-          <w:p>
-            <w:pPr>
-              <w:spacing w:before="0" w:after="0" w:line="240" w:lineRule="auto"/>
-              <w:rPr>
-                <w:rFonts w:ascii="Tw Cen MT" w:eastAsia="Times New Roman" w:hAnsi="Tw Cen MT" w:cs="Times New Roman"/>
-                <w:color w:val="000000"/>
-                <w:sz w:val="22"/>
-                <w:szCs w:val="22"/>
-                <w:lang w:eastAsia="it-IT"/>
-              </w:rPr>
-            </w:pPr>
-            <w:r>
-              <w:rPr>
-                <w:rFonts w:ascii="Tw Cen MT" w:eastAsia="Times New Roman" w:hAnsi="Tw Cen MT" w:cs="Times New Roman"/>
-                <w:color w:val="000000"/>
-                <w:sz w:val="22"/>
-                <w:szCs w:val="22"/>
-                <w:lang w:eastAsia="it-IT"/>
-              </w:rPr>
-              <w:t> </w:t>
-            </w:r>
-          </w:p>
-        </w:tc>
-        <w:tc>
-          <w:tcPr>
-            <w:tcW w:w="2306" w:type="dxa"/>
-            <w:tcBorders>
-              <w:top w:val="nil"/>
-              <w:left w:val="nil"/>
-              <w:bottom w:val="single" w:sz="4" w:space="0" w:color="C6CDD0"/>
-              <w:right w:val="single" w:sz="4" w:space="0" w:color="C6CDD0"/>
-            </w:tcBorders>
-            <w:shd w:val="clear" w:color="000000" w:fill="D8F1EA"/>
-            <w:noWrap/>
-            <w:vAlign w:val="bottom"/>
-            <w:hideMark/>
-          </w:tcPr>
-          <w:p>
-            <w:pPr>
-              <w:spacing w:before="0" w:after="0" w:line="240" w:lineRule="auto"/>
-              <w:rPr>
-                <w:rFonts w:ascii="Tw Cen MT" w:eastAsia="Times New Roman" w:hAnsi="Tw Cen MT" w:cs="Times New Roman"/>
-                <w:sz w:val="22"/>
-                <w:szCs w:val="22"/>
-                <w:lang w:eastAsia="it-IT"/>
-              </w:rPr>
-            </w:pPr>
-            <w:r>
-              <w:rPr>
-                <w:rFonts w:ascii="Tw Cen MT" w:eastAsia="Times New Roman" w:hAnsi="Tw Cen MT" w:cs="Times New Roman"/>
-                <w:sz w:val="22"/>
-                <w:szCs w:val="22"/>
-                <w:lang w:eastAsia="it-IT"/>
-              </w:rPr>
-              <w:t>NOT STARTED</w:t>
-            </w:r>
-          </w:p>
-        </w:tc>
-      </w:tr>
-      <w:tr>
-        <w:trPr>
-          <w:trHeight w:val="319"/>
-        </w:trPr>
-        <w:tc>
-          <w:tcPr>
-            <w:tcW w:w="1373" w:type="dxa"/>
-            <w:tcBorders>
-              <w:top w:val="nil"/>
-              <w:left w:val="single" w:sz="4" w:space="0" w:color="C6CDD0"/>
-              <w:bottom w:val="single" w:sz="4" w:space="0" w:color="C6CDD0"/>
-              <w:right w:val="single" w:sz="4" w:space="0" w:color="C6CDD0"/>
-            </w:tcBorders>
-            <w:noWrap/>
-            <w:vAlign w:val="bottom"/>
-            <w:hideMark/>
-          </w:tcPr>
-          <w:p>
-            <w:pPr>
-              <w:spacing w:before="0" w:after="0" w:line="240" w:lineRule="auto"/>
-              <w:rPr>
-                <w:rFonts w:ascii="Tw Cen MT" w:eastAsia="Times New Roman" w:hAnsi="Tw Cen MT" w:cs="Times New Roman"/>
-                <w:color w:val="000000"/>
-                <w:sz w:val="22"/>
-                <w:szCs w:val="22"/>
-                <w:lang w:eastAsia="it-IT"/>
-              </w:rPr>
-            </w:pPr>
-            <w:r>
-              <w:rPr>
-                <w:rFonts w:ascii="Tw Cen MT" w:eastAsia="Times New Roman" w:hAnsi="Tw Cen MT" w:cs="Times New Roman"/>
-                <w:color w:val="000000"/>
-                <w:sz w:val="22"/>
-                <w:szCs w:val="22"/>
-                <w:lang w:eastAsia="it-IT"/>
-              </w:rPr>
-              <w:t>IF-3.1</w:t>
-            </w:r>
-          </w:p>
-        </w:tc>
-        <w:tc>
-          <w:tcPr>
-            <w:tcW w:w="2384" w:type="dxa"/>
-            <w:tcBorders>
-              <w:top w:val="nil"/>
-              <w:left w:val="nil"/>
-              <w:bottom w:val="single" w:sz="4" w:space="0" w:color="C6CDD0"/>
-              <w:right w:val="single" w:sz="4" w:space="0" w:color="C6CDD0"/>
-            </w:tcBorders>
-            <w:noWrap/>
-            <w:vAlign w:val="bottom"/>
-            <w:hideMark/>
-          </w:tcPr>
-          <w:p>
-            <w:pPr>
-              <w:spacing w:before="0" w:after="0" w:line="240" w:lineRule="auto"/>
-              <w:rPr>
-                <w:rFonts w:ascii="Tw Cen MT" w:eastAsia="Times New Roman" w:hAnsi="Tw Cen MT" w:cs="Times New Roman"/>
-                <w:color w:val="000000"/>
-                <w:sz w:val="22"/>
-                <w:szCs w:val="22"/>
-                <w:lang w:eastAsia="it-IT"/>
-              </w:rPr>
-            </w:pPr>
-            <w:r>
-              <w:rPr>
-                <w:rFonts w:ascii="Tw Cen MT" w:eastAsia="Times New Roman" w:hAnsi="Tw Cen MT" w:cs="Times New Roman"/>
-                <w:color w:val="000000"/>
-                <w:sz w:val="22"/>
-                <w:szCs w:val="22"/>
-                <w:lang w:eastAsia="it-IT"/>
-              </w:rPr>
-              <w:t> </w:t>
-            </w:r>
-          </w:p>
-        </w:tc>
-        <w:tc>
-          <w:tcPr>
-            <w:tcW w:w="2255" w:type="dxa"/>
-            <w:tcBorders>
-              <w:top w:val="nil"/>
-              <w:left w:val="nil"/>
-              <w:bottom w:val="single" w:sz="4" w:space="0" w:color="C6CDD0"/>
-              <w:right w:val="single" w:sz="4" w:space="0" w:color="C6CDD0"/>
-            </w:tcBorders>
-            <w:noWrap/>
-            <w:vAlign w:val="bottom"/>
-            <w:hideMark/>
-          </w:tcPr>
-          <w:p>
-            <w:pPr>
-              <w:spacing w:before="0" w:after="0" w:line="240" w:lineRule="auto"/>
-              <w:rPr>
-                <w:rFonts w:ascii="Tw Cen MT" w:eastAsia="Times New Roman" w:hAnsi="Tw Cen MT" w:cs="Times New Roman"/>
-                <w:color w:val="000000"/>
-                <w:sz w:val="22"/>
-                <w:szCs w:val="22"/>
-                <w:lang w:eastAsia="it-IT"/>
-              </w:rPr>
-            </w:pPr>
-            <w:r>
-              <w:rPr>
-                <w:rFonts w:ascii="Tw Cen MT" w:eastAsia="Times New Roman" w:hAnsi="Tw Cen MT" w:cs="Times New Roman"/>
-                <w:color w:val="000000"/>
-                <w:sz w:val="22"/>
-                <w:szCs w:val="22"/>
-                <w:lang w:eastAsia="it-IT"/>
-              </w:rPr>
-              <w:t> </w:t>
-            </w:r>
-          </w:p>
-        </w:tc>
-        <w:tc>
-          <w:tcPr>
-            <w:tcW w:w="2177" w:type="dxa"/>
-            <w:tcBorders>
-              <w:top w:val="nil"/>
-              <w:left w:val="nil"/>
-              <w:bottom w:val="single" w:sz="4" w:space="0" w:color="C6CDD0"/>
-              <w:right w:val="single" w:sz="4" w:space="0" w:color="C6CDD0"/>
-            </w:tcBorders>
-            <w:noWrap/>
-            <w:vAlign w:val="bottom"/>
-            <w:hideMark/>
-          </w:tcPr>
-          <w:p>
-            <w:pPr>
-              <w:spacing w:before="0" w:after="0" w:line="240" w:lineRule="auto"/>
-              <w:rPr>
-                <w:rFonts w:ascii="Tw Cen MT" w:eastAsia="Times New Roman" w:hAnsi="Tw Cen MT" w:cs="Times New Roman"/>
-                <w:color w:val="000000"/>
-                <w:sz w:val="22"/>
-                <w:szCs w:val="22"/>
-                <w:lang w:eastAsia="it-IT"/>
-              </w:rPr>
-            </w:pPr>
-            <w:r>
-              <w:rPr>
-                <w:rFonts w:ascii="Tw Cen MT" w:eastAsia="Times New Roman" w:hAnsi="Tw Cen MT" w:cs="Times New Roman"/>
-                <w:color w:val="000000"/>
-                <w:sz w:val="22"/>
-                <w:szCs w:val="22"/>
-                <w:lang w:eastAsia="it-IT"/>
-              </w:rPr>
-              <w:t> </w:t>
-            </w:r>
-          </w:p>
-        </w:tc>
-        <w:tc>
-          <w:tcPr>
-            <w:tcW w:w="2306" w:type="dxa"/>
-            <w:tcBorders>
-              <w:top w:val="nil"/>
-              <w:left w:val="nil"/>
-              <w:bottom w:val="single" w:sz="4" w:space="0" w:color="C6CDD0"/>
-              <w:right w:val="single" w:sz="4" w:space="0" w:color="C6CDD0"/>
-            </w:tcBorders>
-            <w:noWrap/>
-            <w:vAlign w:val="bottom"/>
-            <w:hideMark/>
-          </w:tcPr>
-          <w:p>
-            <w:pPr>
-              <w:spacing w:before="0" w:after="0" w:line="240" w:lineRule="auto"/>
-              <w:rPr>
-                <w:rFonts w:ascii="Tw Cen MT" w:eastAsia="Times New Roman" w:hAnsi="Tw Cen MT" w:cs="Times New Roman"/>
-                <w:sz w:val="22"/>
-                <w:szCs w:val="22"/>
-                <w:lang w:eastAsia="it-IT"/>
-              </w:rPr>
-            </w:pPr>
-            <w:r>
-              <w:rPr>
-                <w:rFonts w:ascii="Tw Cen MT" w:eastAsia="Times New Roman" w:hAnsi="Tw Cen MT" w:cs="Times New Roman"/>
-                <w:sz w:val="22"/>
-                <w:szCs w:val="22"/>
-                <w:lang w:eastAsia="it-IT"/>
-              </w:rPr>
-              <w:t>NOT STARTED</w:t>
-            </w:r>
-          </w:p>
-        </w:tc>
-      </w:tr>
-      <w:tr>
-        <w:trPr>
-          <w:trHeight w:val="319"/>
-        </w:trPr>
-        <w:tc>
-          <w:tcPr>
-            <w:tcW w:w="1373" w:type="dxa"/>
-            <w:tcBorders>
-              <w:top w:val="nil"/>
-              <w:left w:val="single" w:sz="4" w:space="0" w:color="C6CDD0"/>
-              <w:bottom w:val="single" w:sz="4" w:space="0" w:color="C6CDD0"/>
-              <w:right w:val="single" w:sz="4" w:space="0" w:color="C6CDD0"/>
-            </w:tcBorders>
-            <w:shd w:val="clear" w:color="000000" w:fill="D8F1EA"/>
-            <w:noWrap/>
-            <w:vAlign w:val="bottom"/>
-            <w:hideMark/>
-          </w:tcPr>
-          <w:p>
-            <w:pPr>
-              <w:spacing w:before="0" w:after="0" w:line="240" w:lineRule="auto"/>
-              <w:rPr>
-                <w:rFonts w:ascii="Tw Cen MT" w:eastAsia="Times New Roman" w:hAnsi="Tw Cen MT" w:cs="Times New Roman"/>
-                <w:color w:val="11230A"/>
-                <w:sz w:val="22"/>
-                <w:szCs w:val="22"/>
-                <w:lang w:eastAsia="it-IT"/>
-              </w:rPr>
-            </w:pPr>
-            <w:r>
-              <w:rPr>
-                <w:rFonts w:ascii="Tw Cen MT" w:eastAsia="Times New Roman" w:hAnsi="Tw Cen MT" w:cs="Times New Roman"/>
-                <w:color w:val="11230A"/>
-                <w:sz w:val="22"/>
-                <w:szCs w:val="22"/>
-                <w:lang w:eastAsia="it-IT"/>
-              </w:rPr>
-              <w:t>IF-3.2</w:t>
-            </w:r>
-          </w:p>
-        </w:tc>
-        <w:tc>
-          <w:tcPr>
-            <w:tcW w:w="2384" w:type="dxa"/>
-            <w:tcBorders>
-              <w:top w:val="nil"/>
-              <w:left w:val="nil"/>
-              <w:bottom w:val="single" w:sz="4" w:space="0" w:color="C6CDD0"/>
-              <w:right w:val="single" w:sz="4" w:space="0" w:color="C6CDD0"/>
-            </w:tcBorders>
-            <w:shd w:val="clear" w:color="000000" w:fill="D8F1EA"/>
-            <w:noWrap/>
-            <w:vAlign w:val="bottom"/>
-            <w:hideMark/>
-          </w:tcPr>
-          <w:p>
-            <w:pPr>
-              <w:spacing w:before="0" w:after="0" w:line="240" w:lineRule="auto"/>
-              <w:rPr>
-                <w:rFonts w:ascii="Tw Cen MT" w:eastAsia="Times New Roman" w:hAnsi="Tw Cen MT" w:cs="Times New Roman"/>
-                <w:color w:val="000000"/>
-                <w:sz w:val="22"/>
-                <w:szCs w:val="22"/>
-                <w:lang w:eastAsia="it-IT"/>
-              </w:rPr>
-            </w:pPr>
-            <w:r>
-              <w:rPr>
-                <w:rFonts w:ascii="Tw Cen MT" w:eastAsia="Times New Roman" w:hAnsi="Tw Cen MT" w:cs="Times New Roman"/>
-                <w:color w:val="000000"/>
-                <w:sz w:val="22"/>
-                <w:szCs w:val="22"/>
-                <w:lang w:eastAsia="it-IT"/>
-              </w:rPr>
-              <w:t> </w:t>
-            </w:r>
-          </w:p>
-        </w:tc>
-        <w:tc>
-          <w:tcPr>
-            <w:tcW w:w="2255" w:type="dxa"/>
-            <w:tcBorders>
-              <w:top w:val="nil"/>
-              <w:left w:val="nil"/>
-              <w:bottom w:val="single" w:sz="4" w:space="0" w:color="C6CDD0"/>
-              <w:right w:val="single" w:sz="4" w:space="0" w:color="C6CDD0"/>
-            </w:tcBorders>
-            <w:shd w:val="clear" w:color="000000" w:fill="D8F1EA"/>
-            <w:noWrap/>
-            <w:vAlign w:val="bottom"/>
-            <w:hideMark/>
-          </w:tcPr>
-          <w:p>
-            <w:pPr>
-              <w:spacing w:before="0" w:after="0" w:line="240" w:lineRule="auto"/>
-              <w:rPr>
-                <w:rFonts w:ascii="Tw Cen MT" w:eastAsia="Times New Roman" w:hAnsi="Tw Cen MT" w:cs="Times New Roman"/>
-                <w:color w:val="000000"/>
-                <w:sz w:val="22"/>
-                <w:szCs w:val="22"/>
-                <w:lang w:eastAsia="it-IT"/>
-              </w:rPr>
-            </w:pPr>
-            <w:r>
-              <w:rPr>
-                <w:rFonts w:ascii="Tw Cen MT" w:eastAsia="Times New Roman" w:hAnsi="Tw Cen MT" w:cs="Times New Roman"/>
-                <w:color w:val="000000"/>
-                <w:sz w:val="22"/>
-                <w:szCs w:val="22"/>
-                <w:lang w:eastAsia="it-IT"/>
-              </w:rPr>
-              <w:t> </w:t>
-            </w:r>
-          </w:p>
-        </w:tc>
-        <w:tc>
-          <w:tcPr>
-            <w:tcW w:w="2177" w:type="dxa"/>
-            <w:tcBorders>
-              <w:top w:val="nil"/>
-              <w:left w:val="nil"/>
-              <w:bottom w:val="single" w:sz="4" w:space="0" w:color="C6CDD0"/>
-              <w:right w:val="single" w:sz="4" w:space="0" w:color="C6CDD0"/>
-            </w:tcBorders>
-            <w:shd w:val="clear" w:color="000000" w:fill="D8F1EA"/>
-            <w:noWrap/>
-            <w:vAlign w:val="bottom"/>
-            <w:hideMark/>
-          </w:tcPr>
-          <w:p>
-            <w:pPr>
-              <w:spacing w:before="0" w:after="0" w:line="240" w:lineRule="auto"/>
-              <w:rPr>
-                <w:rFonts w:ascii="Tw Cen MT" w:eastAsia="Times New Roman" w:hAnsi="Tw Cen MT" w:cs="Times New Roman"/>
-                <w:color w:val="000000"/>
-                <w:sz w:val="22"/>
-                <w:szCs w:val="22"/>
-                <w:lang w:eastAsia="it-IT"/>
-              </w:rPr>
-            </w:pPr>
-            <w:r>
-              <w:rPr>
-                <w:rFonts w:ascii="Tw Cen MT" w:eastAsia="Times New Roman" w:hAnsi="Tw Cen MT" w:cs="Times New Roman"/>
-                <w:color w:val="000000"/>
-                <w:sz w:val="22"/>
-                <w:szCs w:val="22"/>
-                <w:lang w:eastAsia="it-IT"/>
-              </w:rPr>
-              <w:t> </w:t>
-            </w:r>
-          </w:p>
-        </w:tc>
-        <w:tc>
-          <w:tcPr>
-            <w:tcW w:w="2306" w:type="dxa"/>
-            <w:tcBorders>
-              <w:top w:val="nil"/>
-              <w:left w:val="nil"/>
-              <w:bottom w:val="single" w:sz="4" w:space="0" w:color="C6CDD0"/>
-              <w:right w:val="single" w:sz="4" w:space="0" w:color="C6CDD0"/>
-            </w:tcBorders>
-            <w:shd w:val="clear" w:color="000000" w:fill="D8F1EA"/>
-            <w:noWrap/>
-            <w:vAlign w:val="bottom"/>
-            <w:hideMark/>
-          </w:tcPr>
-          <w:p>
-            <w:pPr>
-              <w:spacing w:before="0" w:after="0" w:line="240" w:lineRule="auto"/>
-              <w:rPr>
-                <w:rFonts w:ascii="Tw Cen MT" w:eastAsia="Times New Roman" w:hAnsi="Tw Cen MT" w:cs="Times New Roman"/>
-                <w:sz w:val="22"/>
-                <w:szCs w:val="22"/>
-                <w:lang w:eastAsia="it-IT"/>
-              </w:rPr>
-            </w:pPr>
-            <w:r>
-              <w:rPr>
-                <w:rFonts w:ascii="Tw Cen MT" w:eastAsia="Times New Roman" w:hAnsi="Tw Cen MT" w:cs="Times New Roman"/>
-                <w:sz w:val="22"/>
-                <w:szCs w:val="22"/>
-                <w:lang w:eastAsia="it-IT"/>
-              </w:rPr>
-              <w:t>NOT STARTED</w:t>
-            </w:r>
-          </w:p>
-        </w:tc>
-      </w:tr>
-      <w:tr>
-        <w:trPr>
-          <w:trHeight w:val="319"/>
-        </w:trPr>
-        <w:tc>
-          <w:tcPr>
-            <w:tcW w:w="1373" w:type="dxa"/>
-            <w:tcBorders>
-              <w:top w:val="nil"/>
-              <w:left w:val="single" w:sz="4" w:space="0" w:color="C6CDD0"/>
-              <w:bottom w:val="single" w:sz="4" w:space="0" w:color="C6CDD0"/>
-              <w:right w:val="single" w:sz="4" w:space="0" w:color="C6CDD0"/>
-            </w:tcBorders>
-            <w:noWrap/>
-            <w:vAlign w:val="bottom"/>
-            <w:hideMark/>
-          </w:tcPr>
-          <w:p>
-            <w:pPr>
-              <w:spacing w:before="0" w:after="0" w:line="240" w:lineRule="auto"/>
-              <w:rPr>
-                <w:rFonts w:ascii="Tw Cen MT" w:eastAsia="Times New Roman" w:hAnsi="Tw Cen MT" w:cs="Times New Roman"/>
-                <w:color w:val="000000"/>
-                <w:sz w:val="22"/>
-                <w:szCs w:val="22"/>
-                <w:lang w:eastAsia="it-IT"/>
-              </w:rPr>
-            </w:pPr>
-            <w:r>
-              <w:rPr>
-                <w:rFonts w:ascii="Tw Cen MT" w:eastAsia="Times New Roman" w:hAnsi="Tw Cen MT" w:cs="Times New Roman"/>
-                <w:color w:val="000000"/>
-                <w:sz w:val="22"/>
-                <w:szCs w:val="22"/>
-                <w:lang w:eastAsia="it-IT"/>
-              </w:rPr>
-              <w:t>IF-3.3</w:t>
-            </w:r>
-          </w:p>
-        </w:tc>
-        <w:tc>
-          <w:tcPr>
-            <w:tcW w:w="2384" w:type="dxa"/>
-            <w:tcBorders>
-              <w:top w:val="nil"/>
-              <w:left w:val="nil"/>
-              <w:bottom w:val="single" w:sz="4" w:space="0" w:color="C6CDD0"/>
-              <w:right w:val="single" w:sz="4" w:space="0" w:color="C6CDD0"/>
-            </w:tcBorders>
-            <w:noWrap/>
-            <w:vAlign w:val="bottom"/>
-            <w:hideMark/>
-          </w:tcPr>
-          <w:p>
-            <w:pPr>
-              <w:spacing w:before="0" w:after="0" w:line="240" w:lineRule="auto"/>
-              <w:rPr>
-                <w:rFonts w:ascii="Tw Cen MT" w:eastAsia="Times New Roman" w:hAnsi="Tw Cen MT" w:cs="Times New Roman"/>
-                <w:color w:val="000000"/>
-                <w:sz w:val="22"/>
-                <w:szCs w:val="22"/>
-                <w:lang w:eastAsia="it-IT"/>
-              </w:rPr>
-            </w:pPr>
-            <w:r>
-              <w:rPr>
-                <w:rFonts w:ascii="Tw Cen MT" w:eastAsia="Times New Roman" w:hAnsi="Tw Cen MT" w:cs="Times New Roman"/>
-                <w:color w:val="000000"/>
-                <w:sz w:val="22"/>
-                <w:szCs w:val="22"/>
-                <w:lang w:eastAsia="it-IT"/>
-              </w:rPr>
-              <w:t> </w:t>
-            </w:r>
-          </w:p>
-        </w:tc>
-        <w:tc>
-          <w:tcPr>
-            <w:tcW w:w="2255" w:type="dxa"/>
-            <w:tcBorders>
-              <w:top w:val="nil"/>
-              <w:left w:val="nil"/>
-              <w:bottom w:val="single" w:sz="4" w:space="0" w:color="C6CDD0"/>
-              <w:right w:val="single" w:sz="4" w:space="0" w:color="C6CDD0"/>
-            </w:tcBorders>
-            <w:noWrap/>
-            <w:vAlign w:val="bottom"/>
-            <w:hideMark/>
-          </w:tcPr>
-          <w:p>
-            <w:pPr>
-              <w:spacing w:before="0" w:after="0" w:line="240" w:lineRule="auto"/>
-              <w:rPr>
-                <w:rFonts w:ascii="Tw Cen MT" w:eastAsia="Times New Roman" w:hAnsi="Tw Cen MT" w:cs="Times New Roman"/>
-                <w:color w:val="000000"/>
-                <w:sz w:val="22"/>
-                <w:szCs w:val="22"/>
-                <w:lang w:eastAsia="it-IT"/>
-              </w:rPr>
-            </w:pPr>
-            <w:r>
-              <w:rPr>
-                <w:rFonts w:ascii="Tw Cen MT" w:eastAsia="Times New Roman" w:hAnsi="Tw Cen MT" w:cs="Times New Roman"/>
-                <w:color w:val="000000"/>
-                <w:sz w:val="22"/>
-                <w:szCs w:val="22"/>
-                <w:lang w:eastAsia="it-IT"/>
-              </w:rPr>
-              <w:t> </w:t>
-            </w:r>
-          </w:p>
-        </w:tc>
-        <w:tc>
-          <w:tcPr>
-            <w:tcW w:w="2177" w:type="dxa"/>
-            <w:tcBorders>
-              <w:top w:val="nil"/>
-              <w:left w:val="nil"/>
-              <w:bottom w:val="single" w:sz="4" w:space="0" w:color="C6CDD0"/>
-              <w:right w:val="single" w:sz="4" w:space="0" w:color="C6CDD0"/>
-            </w:tcBorders>
-            <w:noWrap/>
-            <w:vAlign w:val="bottom"/>
-            <w:hideMark/>
-          </w:tcPr>
-          <w:p>
-            <w:pPr>
-              <w:spacing w:before="0" w:after="0" w:line="240" w:lineRule="auto"/>
-              <w:rPr>
-                <w:rFonts w:ascii="Tw Cen MT" w:eastAsia="Times New Roman" w:hAnsi="Tw Cen MT" w:cs="Times New Roman"/>
-                <w:color w:val="000000"/>
-                <w:sz w:val="22"/>
-                <w:szCs w:val="22"/>
-                <w:lang w:eastAsia="it-IT"/>
-              </w:rPr>
-            </w:pPr>
-            <w:r>
-              <w:rPr>
-                <w:rFonts w:ascii="Tw Cen MT" w:eastAsia="Times New Roman" w:hAnsi="Tw Cen MT" w:cs="Times New Roman"/>
-                <w:color w:val="000000"/>
-                <w:sz w:val="22"/>
-                <w:szCs w:val="22"/>
-                <w:lang w:eastAsia="it-IT"/>
-              </w:rPr>
-              <w:t> </w:t>
-            </w:r>
-          </w:p>
-        </w:tc>
-        <w:tc>
-          <w:tcPr>
-            <w:tcW w:w="2306" w:type="dxa"/>
-            <w:tcBorders>
-              <w:top w:val="nil"/>
-              <w:left w:val="nil"/>
-              <w:bottom w:val="single" w:sz="4" w:space="0" w:color="C6CDD0"/>
-              <w:right w:val="single" w:sz="4" w:space="0" w:color="C6CDD0"/>
-            </w:tcBorders>
-            <w:noWrap/>
-            <w:vAlign w:val="bottom"/>
-            <w:hideMark/>
-          </w:tcPr>
-          <w:p>
-            <w:pPr>
-              <w:spacing w:before="0" w:after="0" w:line="240" w:lineRule="auto"/>
-              <w:rPr>
-                <w:rFonts w:ascii="Tw Cen MT" w:eastAsia="Times New Roman" w:hAnsi="Tw Cen MT" w:cs="Times New Roman"/>
-                <w:sz w:val="22"/>
-                <w:szCs w:val="22"/>
-                <w:lang w:eastAsia="it-IT"/>
-              </w:rPr>
-            </w:pPr>
-            <w:r>
-              <w:rPr>
-                <w:rFonts w:ascii="Tw Cen MT" w:eastAsia="Times New Roman" w:hAnsi="Tw Cen MT" w:cs="Times New Roman"/>
-                <w:sz w:val="22"/>
-                <w:szCs w:val="22"/>
-                <w:lang w:eastAsia="it-IT"/>
-              </w:rPr>
-              <w:t>NOT STARTED</w:t>
-            </w:r>
-          </w:p>
-        </w:tc>
-      </w:tr>
-      <w:tr>
-        <w:trPr>
-          <w:trHeight w:val="319"/>
-        </w:trPr>
-        <w:tc>
-          <w:tcPr>
-            <w:tcW w:w="1373" w:type="dxa"/>
-            <w:tcBorders>
-              <w:top w:val="nil"/>
-              <w:left w:val="single" w:sz="4" w:space="0" w:color="C6CDD0"/>
-              <w:bottom w:val="single" w:sz="4" w:space="0" w:color="C6CDD0"/>
-              <w:right w:val="single" w:sz="4" w:space="0" w:color="C6CDD0"/>
-            </w:tcBorders>
-            <w:shd w:val="clear" w:color="000000" w:fill="D8F1EA"/>
-            <w:noWrap/>
-            <w:vAlign w:val="bottom"/>
-            <w:hideMark/>
-          </w:tcPr>
-          <w:p>
-            <w:pPr>
-              <w:spacing w:before="0" w:after="0" w:line="240" w:lineRule="auto"/>
-              <w:rPr>
-                <w:rFonts w:ascii="Tw Cen MT" w:eastAsia="Times New Roman" w:hAnsi="Tw Cen MT" w:cs="Times New Roman"/>
-                <w:color w:val="000000"/>
-                <w:sz w:val="22"/>
-                <w:szCs w:val="22"/>
-                <w:lang w:eastAsia="it-IT"/>
-              </w:rPr>
-            </w:pPr>
-            <w:r>
-              <w:rPr>
-                <w:rFonts w:ascii="Tw Cen MT" w:eastAsia="Times New Roman" w:hAnsi="Tw Cen MT" w:cs="Times New Roman"/>
-                <w:color w:val="000000"/>
-                <w:sz w:val="22"/>
-                <w:szCs w:val="22"/>
-                <w:lang w:eastAsia="it-IT"/>
-              </w:rPr>
-              <w:t>IF-4.1</w:t>
-            </w:r>
-          </w:p>
-        </w:tc>
-        <w:tc>
-          <w:tcPr>
-            <w:tcW w:w="2384" w:type="dxa"/>
-            <w:tcBorders>
-              <w:top w:val="nil"/>
-              <w:left w:val="nil"/>
-              <w:bottom w:val="single" w:sz="4" w:space="0" w:color="C6CDD0"/>
-              <w:right w:val="single" w:sz="4" w:space="0" w:color="C6CDD0"/>
-            </w:tcBorders>
-            <w:shd w:val="clear" w:color="000000" w:fill="D8F1EA"/>
-            <w:noWrap/>
-            <w:vAlign w:val="bottom"/>
-            <w:hideMark/>
-          </w:tcPr>
-          <w:p>
-            <w:pPr>
-              <w:spacing w:before="0" w:after="0" w:line="240" w:lineRule="auto"/>
-              <w:rPr>
-                <w:rFonts w:ascii="Tw Cen MT" w:eastAsia="Times New Roman" w:hAnsi="Tw Cen MT" w:cs="Times New Roman"/>
-                <w:color w:val="000000"/>
-                <w:sz w:val="22"/>
-                <w:szCs w:val="22"/>
-                <w:lang w:eastAsia="it-IT"/>
-              </w:rPr>
-            </w:pPr>
-            <w:r>
-              <w:rPr>
-                <w:rFonts w:ascii="Tw Cen MT" w:eastAsia="Times New Roman" w:hAnsi="Tw Cen MT" w:cs="Times New Roman"/>
-                <w:color w:val="000000"/>
-                <w:sz w:val="22"/>
-                <w:szCs w:val="22"/>
-                <w:lang w:eastAsia="it-IT"/>
-              </w:rPr>
-              <w:t> </w:t>
-            </w:r>
-          </w:p>
-        </w:tc>
-        <w:tc>
-          <w:tcPr>
-            <w:tcW w:w="2255" w:type="dxa"/>
-            <w:tcBorders>
-              <w:top w:val="nil"/>
-              <w:left w:val="nil"/>
-              <w:bottom w:val="single" w:sz="4" w:space="0" w:color="C6CDD0"/>
-              <w:right w:val="single" w:sz="4" w:space="0" w:color="C6CDD0"/>
-            </w:tcBorders>
-            <w:shd w:val="clear" w:color="000000" w:fill="D8F1EA"/>
-            <w:noWrap/>
-            <w:vAlign w:val="bottom"/>
-            <w:hideMark/>
-          </w:tcPr>
-          <w:p>
-            <w:pPr>
-              <w:spacing w:before="0" w:after="0" w:line="240" w:lineRule="auto"/>
-              <w:rPr>
-                <w:rFonts w:ascii="Tw Cen MT" w:eastAsia="Times New Roman" w:hAnsi="Tw Cen MT" w:cs="Times New Roman"/>
-                <w:color w:val="000000"/>
-                <w:sz w:val="22"/>
-                <w:szCs w:val="22"/>
-                <w:lang w:eastAsia="it-IT"/>
-              </w:rPr>
-            </w:pPr>
-            <w:r>
-              <w:rPr>
-                <w:rFonts w:ascii="Tw Cen MT" w:eastAsia="Times New Roman" w:hAnsi="Tw Cen MT" w:cs="Times New Roman"/>
-                <w:color w:val="000000"/>
-                <w:sz w:val="22"/>
-                <w:szCs w:val="22"/>
-                <w:lang w:eastAsia="it-IT"/>
-              </w:rPr>
-              <w:t> </w:t>
-            </w:r>
-          </w:p>
-        </w:tc>
-        <w:tc>
-          <w:tcPr>
-            <w:tcW w:w="2177" w:type="dxa"/>
-            <w:tcBorders>
-              <w:top w:val="nil"/>
-              <w:left w:val="nil"/>
-              <w:bottom w:val="single" w:sz="4" w:space="0" w:color="C6CDD0"/>
-              <w:right w:val="single" w:sz="4" w:space="0" w:color="C6CDD0"/>
-            </w:tcBorders>
-            <w:shd w:val="clear" w:color="000000" w:fill="D8F1EA"/>
-            <w:noWrap/>
-            <w:vAlign w:val="bottom"/>
-            <w:hideMark/>
-          </w:tcPr>
-          <w:p>
-            <w:pPr>
-              <w:spacing w:before="0" w:after="0" w:line="240" w:lineRule="auto"/>
-              <w:rPr>
-                <w:rFonts w:ascii="Tw Cen MT" w:eastAsia="Times New Roman" w:hAnsi="Tw Cen MT" w:cs="Times New Roman"/>
-                <w:color w:val="000000"/>
-                <w:sz w:val="22"/>
-                <w:szCs w:val="22"/>
-                <w:lang w:eastAsia="it-IT"/>
-              </w:rPr>
-            </w:pPr>
-            <w:r>
-              <w:rPr>
-                <w:rFonts w:ascii="Tw Cen MT" w:eastAsia="Times New Roman" w:hAnsi="Tw Cen MT" w:cs="Times New Roman"/>
-                <w:color w:val="000000"/>
-                <w:sz w:val="22"/>
-                <w:szCs w:val="22"/>
-                <w:lang w:eastAsia="it-IT"/>
-              </w:rPr>
-              <w:t> </w:t>
-            </w:r>
-          </w:p>
-        </w:tc>
-        <w:tc>
-          <w:tcPr>
-            <w:tcW w:w="2306" w:type="dxa"/>
-            <w:tcBorders>
-              <w:top w:val="nil"/>
-              <w:left w:val="nil"/>
-              <w:bottom w:val="single" w:sz="4" w:space="0" w:color="C6CDD0"/>
-              <w:right w:val="single" w:sz="4" w:space="0" w:color="C6CDD0"/>
-            </w:tcBorders>
-            <w:shd w:val="clear" w:color="000000" w:fill="D8F1EA"/>
-            <w:noWrap/>
-            <w:vAlign w:val="bottom"/>
-            <w:hideMark/>
-          </w:tcPr>
-          <w:p>
-            <w:pPr>
-              <w:spacing w:before="0" w:after="0" w:line="240" w:lineRule="auto"/>
-              <w:rPr>
-                <w:rFonts w:ascii="Tw Cen MT" w:eastAsia="Times New Roman" w:hAnsi="Tw Cen MT" w:cs="Times New Roman"/>
-                <w:color w:val="000000"/>
-                <w:sz w:val="22"/>
-                <w:szCs w:val="22"/>
-                <w:lang w:eastAsia="it-IT"/>
-              </w:rPr>
-            </w:pPr>
-            <w:r>
-              <w:rPr>
-                <w:rFonts w:ascii="Tw Cen MT" w:eastAsia="Times New Roman" w:hAnsi="Tw Cen MT" w:cs="Times New Roman"/>
-                <w:sz w:val="22"/>
-                <w:szCs w:val="22"/>
-                <w:lang w:eastAsia="it-IT"/>
-              </w:rPr>
-              <w:t>NOT</w:t>
-            </w:r>
-            <w:r>
-              <w:rPr>
-                <w:rFonts w:ascii="Tw Cen MT" w:eastAsia="Times New Roman" w:hAnsi="Tw Cen MT" w:cs="Times New Roman"/>
-                <w:color w:val="000000"/>
-                <w:sz w:val="22"/>
-                <w:szCs w:val="22"/>
-                <w:lang w:eastAsia="it-IT"/>
-              </w:rPr>
-              <w:t xml:space="preserve"> STARTED</w:t>
-            </w:r>
-          </w:p>
-        </w:tc>
-      </w:tr>
-      <w:tr>
-        <w:trPr>
-          <w:trHeight w:val="319"/>
-        </w:trPr>
-        <w:tc>
-          <w:tcPr>
-            <w:tcW w:w="1373" w:type="dxa"/>
-            <w:tcBorders>
-              <w:top w:val="nil"/>
-              <w:left w:val="single" w:sz="4" w:space="0" w:color="C6CDD0"/>
-              <w:bottom w:val="single" w:sz="4" w:space="0" w:color="C6CDD0"/>
-              <w:right w:val="single" w:sz="4" w:space="0" w:color="C6CDD0"/>
-            </w:tcBorders>
-            <w:noWrap/>
-            <w:vAlign w:val="bottom"/>
-            <w:hideMark/>
-          </w:tcPr>
-          <w:p>
-            <w:pPr>
-              <w:spacing w:before="0" w:after="0" w:line="240" w:lineRule="auto"/>
-              <w:rPr>
-                <w:rFonts w:ascii="Tw Cen MT" w:eastAsia="Times New Roman" w:hAnsi="Tw Cen MT" w:cs="Times New Roman"/>
-                <w:color w:val="000000"/>
-                <w:sz w:val="22"/>
-                <w:szCs w:val="22"/>
-                <w:lang w:eastAsia="it-IT"/>
-              </w:rPr>
-            </w:pPr>
-            <w:r>
-              <w:rPr>
-                <w:rFonts w:ascii="Tw Cen MT" w:eastAsia="Times New Roman" w:hAnsi="Tw Cen MT" w:cs="Times New Roman"/>
-                <w:color w:val="000000"/>
-                <w:sz w:val="22"/>
-                <w:szCs w:val="22"/>
-                <w:lang w:eastAsia="it-IT"/>
-              </w:rPr>
-              <w:t>IF-4.2</w:t>
-            </w:r>
-          </w:p>
-        </w:tc>
-        <w:tc>
-          <w:tcPr>
-            <w:tcW w:w="2384" w:type="dxa"/>
-            <w:tcBorders>
-              <w:top w:val="nil"/>
-              <w:left w:val="nil"/>
-              <w:bottom w:val="single" w:sz="4" w:space="0" w:color="C6CDD0"/>
-              <w:right w:val="single" w:sz="4" w:space="0" w:color="C6CDD0"/>
-            </w:tcBorders>
-            <w:noWrap/>
-            <w:vAlign w:val="bottom"/>
-            <w:hideMark/>
-          </w:tcPr>
-          <w:p>
-            <w:pPr>
-              <w:spacing w:before="0" w:after="0" w:line="240" w:lineRule="auto"/>
-              <w:rPr>
-                <w:rFonts w:ascii="Tw Cen MT" w:eastAsia="Times New Roman" w:hAnsi="Tw Cen MT" w:cs="Times New Roman"/>
-                <w:color w:val="000000"/>
-                <w:sz w:val="22"/>
-                <w:szCs w:val="22"/>
-                <w:lang w:eastAsia="it-IT"/>
-              </w:rPr>
-            </w:pPr>
-            <w:r>
-              <w:rPr>
-                <w:rFonts w:ascii="Tw Cen MT" w:eastAsia="Times New Roman" w:hAnsi="Tw Cen MT" w:cs="Times New Roman"/>
-                <w:color w:val="000000"/>
-                <w:sz w:val="22"/>
-                <w:szCs w:val="22"/>
-                <w:lang w:eastAsia="it-IT"/>
-              </w:rPr>
-              <w:t> </w:t>
-            </w:r>
-          </w:p>
-        </w:tc>
-        <w:tc>
-          <w:tcPr>
-            <w:tcW w:w="2255" w:type="dxa"/>
-            <w:tcBorders>
-              <w:top w:val="nil"/>
-              <w:left w:val="nil"/>
-              <w:bottom w:val="single" w:sz="4" w:space="0" w:color="C6CDD0"/>
-              <w:right w:val="single" w:sz="4" w:space="0" w:color="C6CDD0"/>
-            </w:tcBorders>
-            <w:noWrap/>
-            <w:vAlign w:val="bottom"/>
-            <w:hideMark/>
-          </w:tcPr>
-          <w:p>
-            <w:pPr>
-              <w:spacing w:before="0" w:after="0" w:line="240" w:lineRule="auto"/>
-              <w:rPr>
-                <w:rFonts w:ascii="Tw Cen MT" w:eastAsia="Times New Roman" w:hAnsi="Tw Cen MT" w:cs="Times New Roman"/>
-                <w:color w:val="000000"/>
-                <w:sz w:val="22"/>
-                <w:szCs w:val="22"/>
-                <w:lang w:eastAsia="it-IT"/>
-              </w:rPr>
-            </w:pPr>
-            <w:r>
-              <w:rPr>
-                <w:rFonts w:ascii="Tw Cen MT" w:eastAsia="Times New Roman" w:hAnsi="Tw Cen MT" w:cs="Times New Roman"/>
-                <w:color w:val="000000"/>
-                <w:sz w:val="22"/>
-                <w:szCs w:val="22"/>
-                <w:lang w:eastAsia="it-IT"/>
-              </w:rPr>
-              <w:t> </w:t>
-            </w:r>
-          </w:p>
-        </w:tc>
-        <w:tc>
-          <w:tcPr>
-            <w:tcW w:w="2177" w:type="dxa"/>
-            <w:tcBorders>
-              <w:top w:val="nil"/>
-              <w:left w:val="nil"/>
-              <w:bottom w:val="single" w:sz="4" w:space="0" w:color="C6CDD0"/>
-              <w:right w:val="single" w:sz="4" w:space="0" w:color="C6CDD0"/>
-            </w:tcBorders>
-            <w:noWrap/>
-            <w:vAlign w:val="bottom"/>
-            <w:hideMark/>
-          </w:tcPr>
-          <w:p>
-            <w:pPr>
-              <w:spacing w:before="0" w:after="0" w:line="240" w:lineRule="auto"/>
-              <w:rPr>
-                <w:rFonts w:ascii="Tw Cen MT" w:eastAsia="Times New Roman" w:hAnsi="Tw Cen MT" w:cs="Times New Roman"/>
-                <w:color w:val="000000"/>
-                <w:sz w:val="22"/>
-                <w:szCs w:val="22"/>
-                <w:lang w:eastAsia="it-IT"/>
-              </w:rPr>
-            </w:pPr>
-            <w:r>
-              <w:rPr>
-                <w:rFonts w:ascii="Tw Cen MT" w:eastAsia="Times New Roman" w:hAnsi="Tw Cen MT" w:cs="Times New Roman"/>
-                <w:color w:val="000000"/>
-                <w:sz w:val="22"/>
-                <w:szCs w:val="22"/>
-                <w:lang w:eastAsia="it-IT"/>
-              </w:rPr>
-              <w:t> </w:t>
-            </w:r>
-          </w:p>
-        </w:tc>
-        <w:tc>
-          <w:tcPr>
-            <w:tcW w:w="2306" w:type="dxa"/>
-            <w:tcBorders>
-              <w:top w:val="nil"/>
-              <w:left w:val="nil"/>
-              <w:bottom w:val="single" w:sz="4" w:space="0" w:color="C6CDD0"/>
-              <w:right w:val="single" w:sz="4" w:space="0" w:color="C6CDD0"/>
-            </w:tcBorders>
-            <w:noWrap/>
-            <w:vAlign w:val="bottom"/>
-            <w:hideMark/>
-          </w:tcPr>
-          <w:p>
-            <w:pPr>
-              <w:spacing w:before="0" w:after="0" w:line="240" w:lineRule="auto"/>
-              <w:rPr>
-                <w:rFonts w:ascii="Tw Cen MT" w:eastAsia="Times New Roman" w:hAnsi="Tw Cen MT" w:cs="Times New Roman"/>
-                <w:sz w:val="22"/>
-                <w:szCs w:val="22"/>
-                <w:lang w:eastAsia="it-IT"/>
-              </w:rPr>
-            </w:pPr>
-            <w:r>
-              <w:rPr>
-                <w:rFonts w:ascii="Tw Cen MT" w:eastAsia="Times New Roman" w:hAnsi="Tw Cen MT" w:cs="Times New Roman"/>
-                <w:sz w:val="22"/>
-                <w:szCs w:val="22"/>
-                <w:lang w:eastAsia="it-IT"/>
-              </w:rPr>
-              <w:t>NOT STARTED</w:t>
-            </w:r>
-          </w:p>
-        </w:tc>
-      </w:tr>
-      <w:tr>
-        <w:trPr>
-          <w:trHeight w:val="319"/>
-        </w:trPr>
-        <w:tc>
-          <w:tcPr>
-            <w:tcW w:w="1373" w:type="dxa"/>
-            <w:tcBorders>
-              <w:top w:val="nil"/>
-              <w:left w:val="single" w:sz="4" w:space="0" w:color="C6CDD0"/>
-              <w:bottom w:val="single" w:sz="4" w:space="0" w:color="C6CDD0"/>
-              <w:right w:val="single" w:sz="4" w:space="0" w:color="C6CDD0"/>
-            </w:tcBorders>
-            <w:shd w:val="clear" w:color="000000" w:fill="D8F1EA"/>
-            <w:noWrap/>
-            <w:vAlign w:val="bottom"/>
-            <w:hideMark/>
-          </w:tcPr>
-          <w:p>
-            <w:pPr>
-              <w:spacing w:before="0" w:after="0" w:line="240" w:lineRule="auto"/>
-              <w:rPr>
-                <w:rFonts w:ascii="Tw Cen MT" w:eastAsia="Times New Roman" w:hAnsi="Tw Cen MT" w:cs="Times New Roman"/>
-                <w:color w:val="000000"/>
-                <w:sz w:val="22"/>
-                <w:szCs w:val="22"/>
-                <w:lang w:eastAsia="it-IT"/>
-              </w:rPr>
-            </w:pPr>
-            <w:r>
-              <w:rPr>
-                <w:rFonts w:ascii="Tw Cen MT" w:eastAsia="Times New Roman" w:hAnsi="Tw Cen MT" w:cs="Times New Roman"/>
-                <w:color w:val="000000"/>
-                <w:sz w:val="22"/>
-                <w:szCs w:val="22"/>
-                <w:lang w:eastAsia="it-IT"/>
-              </w:rPr>
-              <w:t>IF-4.3</w:t>
-            </w:r>
-          </w:p>
-        </w:tc>
-        <w:tc>
-          <w:tcPr>
-            <w:tcW w:w="2384" w:type="dxa"/>
-            <w:tcBorders>
-              <w:top w:val="nil"/>
-              <w:left w:val="nil"/>
-              <w:bottom w:val="single" w:sz="4" w:space="0" w:color="C6CDD0"/>
-              <w:right w:val="single" w:sz="4" w:space="0" w:color="C6CDD0"/>
-            </w:tcBorders>
-            <w:shd w:val="clear" w:color="000000" w:fill="D8F1EA"/>
-            <w:noWrap/>
-            <w:vAlign w:val="bottom"/>
-            <w:hideMark/>
-          </w:tcPr>
-          <w:p>
-            <w:pPr>
-              <w:spacing w:before="0" w:after="0" w:line="240" w:lineRule="auto"/>
-              <w:rPr>
-                <w:rFonts w:ascii="Tw Cen MT" w:eastAsia="Times New Roman" w:hAnsi="Tw Cen MT" w:cs="Times New Roman"/>
-                <w:color w:val="000000"/>
-                <w:sz w:val="22"/>
-                <w:szCs w:val="22"/>
-                <w:lang w:eastAsia="it-IT"/>
-              </w:rPr>
-            </w:pPr>
-            <w:r>
-              <w:rPr>
-                <w:rFonts w:ascii="Tw Cen MT" w:eastAsia="Times New Roman" w:hAnsi="Tw Cen MT" w:cs="Times New Roman"/>
-                <w:color w:val="000000"/>
-                <w:sz w:val="22"/>
-                <w:szCs w:val="22"/>
-                <w:lang w:eastAsia="it-IT"/>
-              </w:rPr>
-              <w:t> </w:t>
-            </w:r>
-          </w:p>
-        </w:tc>
-        <w:tc>
-          <w:tcPr>
-            <w:tcW w:w="2255" w:type="dxa"/>
-            <w:tcBorders>
-              <w:top w:val="nil"/>
-              <w:left w:val="nil"/>
-              <w:bottom w:val="single" w:sz="4" w:space="0" w:color="C6CDD0"/>
-              <w:right w:val="single" w:sz="4" w:space="0" w:color="C6CDD0"/>
-            </w:tcBorders>
-            <w:shd w:val="clear" w:color="000000" w:fill="D8F1EA"/>
-            <w:noWrap/>
-            <w:vAlign w:val="bottom"/>
-            <w:hideMark/>
-          </w:tcPr>
-          <w:p>
-            <w:pPr>
-              <w:spacing w:before="0" w:after="0" w:line="240" w:lineRule="auto"/>
-              <w:rPr>
-                <w:rFonts w:ascii="Tw Cen MT" w:eastAsia="Times New Roman" w:hAnsi="Tw Cen MT" w:cs="Times New Roman"/>
-                <w:color w:val="000000"/>
-                <w:sz w:val="22"/>
-                <w:szCs w:val="22"/>
-                <w:lang w:eastAsia="it-IT"/>
-              </w:rPr>
-            </w:pPr>
-            <w:r>
-              <w:rPr>
-                <w:rFonts w:ascii="Tw Cen MT" w:eastAsia="Times New Roman" w:hAnsi="Tw Cen MT" w:cs="Times New Roman"/>
-                <w:color w:val="000000"/>
-                <w:sz w:val="22"/>
-                <w:szCs w:val="22"/>
-                <w:lang w:eastAsia="it-IT"/>
-              </w:rPr>
-              <w:t> </w:t>
-            </w:r>
-          </w:p>
-        </w:tc>
-        <w:tc>
-          <w:tcPr>
-            <w:tcW w:w="2177" w:type="dxa"/>
-            <w:tcBorders>
-              <w:top w:val="nil"/>
-              <w:left w:val="nil"/>
-              <w:bottom w:val="single" w:sz="4" w:space="0" w:color="C6CDD0"/>
-              <w:right w:val="single" w:sz="4" w:space="0" w:color="C6CDD0"/>
-            </w:tcBorders>
-            <w:shd w:val="clear" w:color="000000" w:fill="D8F1EA"/>
-            <w:noWrap/>
-            <w:vAlign w:val="bottom"/>
-            <w:hideMark/>
-          </w:tcPr>
-          <w:p>
-            <w:pPr>
-              <w:spacing w:before="0" w:after="0" w:line="240" w:lineRule="auto"/>
-              <w:rPr>
-                <w:rFonts w:ascii="Tw Cen MT" w:eastAsia="Times New Roman" w:hAnsi="Tw Cen MT" w:cs="Times New Roman"/>
-                <w:color w:val="000000"/>
-                <w:sz w:val="22"/>
-                <w:szCs w:val="22"/>
-                <w:lang w:eastAsia="it-IT"/>
-              </w:rPr>
-            </w:pPr>
-            <w:r>
-              <w:rPr>
-                <w:rFonts w:ascii="Tw Cen MT" w:eastAsia="Times New Roman" w:hAnsi="Tw Cen MT" w:cs="Times New Roman"/>
-                <w:color w:val="000000"/>
-                <w:sz w:val="22"/>
-                <w:szCs w:val="22"/>
-                <w:lang w:eastAsia="it-IT"/>
-              </w:rPr>
-              <w:t> </w:t>
-            </w:r>
-          </w:p>
-        </w:tc>
-        <w:tc>
-          <w:tcPr>
-            <w:tcW w:w="2306" w:type="dxa"/>
-            <w:tcBorders>
-              <w:top w:val="nil"/>
-              <w:left w:val="nil"/>
-              <w:bottom w:val="single" w:sz="4" w:space="0" w:color="C6CDD0"/>
-              <w:right w:val="single" w:sz="4" w:space="0" w:color="C6CDD0"/>
-            </w:tcBorders>
-            <w:shd w:val="clear" w:color="000000" w:fill="D8F1EA"/>
-            <w:noWrap/>
-            <w:vAlign w:val="bottom"/>
-            <w:hideMark/>
-          </w:tcPr>
-          <w:p>
-            <w:pPr>
-              <w:spacing w:before="0" w:after="0" w:line="240" w:lineRule="auto"/>
-              <w:rPr>
-                <w:rFonts w:ascii="Tw Cen MT" w:eastAsia="Times New Roman" w:hAnsi="Tw Cen MT" w:cs="Times New Roman"/>
-                <w:sz w:val="22"/>
-                <w:szCs w:val="22"/>
-                <w:lang w:eastAsia="it-IT"/>
-              </w:rPr>
-            </w:pPr>
-            <w:r>
-              <w:rPr>
-                <w:rFonts w:ascii="Tw Cen MT" w:eastAsia="Times New Roman" w:hAnsi="Tw Cen MT" w:cs="Times New Roman"/>
-                <w:sz w:val="22"/>
-                <w:szCs w:val="22"/>
-                <w:lang w:eastAsia="it-IT"/>
-              </w:rPr>
-              <w:t>NOT STARTED</w:t>
-            </w:r>
-          </w:p>
-        </w:tc>
-      </w:tr>
-      <w:tr>
-        <w:trPr>
-          <w:trHeight w:val="319"/>
-        </w:trPr>
-        <w:tc>
-          <w:tcPr>
-            <w:tcW w:w="1373" w:type="dxa"/>
-            <w:tcBorders>
-              <w:top w:val="nil"/>
-              <w:left w:val="single" w:sz="4" w:space="0" w:color="C6CDD0"/>
-              <w:bottom w:val="single" w:sz="4" w:space="0" w:color="C6CDD0"/>
-              <w:right w:val="single" w:sz="4" w:space="0" w:color="C6CDD0"/>
-            </w:tcBorders>
-            <w:noWrap/>
-            <w:vAlign w:val="bottom"/>
-            <w:hideMark/>
-          </w:tcPr>
-          <w:p>
-            <w:pPr>
-              <w:spacing w:before="0" w:after="0" w:line="240" w:lineRule="auto"/>
-              <w:rPr>
-                <w:rFonts w:ascii="Tw Cen MT" w:eastAsia="Times New Roman" w:hAnsi="Tw Cen MT" w:cs="Times New Roman"/>
-                <w:color w:val="000000"/>
-                <w:sz w:val="22"/>
-                <w:szCs w:val="22"/>
-                <w:lang w:eastAsia="it-IT"/>
-              </w:rPr>
-            </w:pPr>
-            <w:r>
-              <w:rPr>
-                <w:rFonts w:ascii="Tw Cen MT" w:eastAsia="Times New Roman" w:hAnsi="Tw Cen MT" w:cs="Times New Roman"/>
-                <w:color w:val="000000"/>
-                <w:sz w:val="22"/>
-                <w:szCs w:val="22"/>
-                <w:lang w:eastAsia="it-IT"/>
-              </w:rPr>
-              <w:t>IF-5.1</w:t>
-            </w:r>
-          </w:p>
-        </w:tc>
-        <w:tc>
-          <w:tcPr>
-            <w:tcW w:w="2384" w:type="dxa"/>
-            <w:tcBorders>
-              <w:top w:val="nil"/>
-              <w:left w:val="nil"/>
-              <w:bottom w:val="single" w:sz="4" w:space="0" w:color="C6CDD0"/>
-              <w:right w:val="single" w:sz="4" w:space="0" w:color="C6CDD0"/>
-            </w:tcBorders>
-            <w:noWrap/>
-            <w:vAlign w:val="bottom"/>
-            <w:hideMark/>
-          </w:tcPr>
-          <w:p>
-            <w:pPr>
-              <w:spacing w:before="0" w:after="0" w:line="240" w:lineRule="auto"/>
-              <w:rPr>
-                <w:rFonts w:ascii="Tw Cen MT" w:eastAsia="Times New Roman" w:hAnsi="Tw Cen MT" w:cs="Times New Roman"/>
-                <w:color w:val="000000"/>
-                <w:sz w:val="22"/>
-                <w:szCs w:val="22"/>
-                <w:lang w:eastAsia="it-IT"/>
-              </w:rPr>
-            </w:pPr>
-            <w:r>
-              <w:rPr>
-                <w:rFonts w:ascii="Tw Cen MT" w:eastAsia="Times New Roman" w:hAnsi="Tw Cen MT" w:cs="Times New Roman"/>
-                <w:color w:val="000000"/>
-                <w:sz w:val="22"/>
-                <w:szCs w:val="22"/>
-                <w:lang w:eastAsia="it-IT"/>
-              </w:rPr>
-              <w:t> </w:t>
-            </w:r>
-          </w:p>
-        </w:tc>
-        <w:tc>
-          <w:tcPr>
-            <w:tcW w:w="2255" w:type="dxa"/>
-            <w:tcBorders>
-              <w:top w:val="nil"/>
-              <w:left w:val="nil"/>
-              <w:bottom w:val="single" w:sz="4" w:space="0" w:color="C6CDD0"/>
-              <w:right w:val="single" w:sz="4" w:space="0" w:color="C6CDD0"/>
-            </w:tcBorders>
-            <w:noWrap/>
-            <w:vAlign w:val="bottom"/>
-            <w:hideMark/>
-          </w:tcPr>
-          <w:p>
-            <w:pPr>
-              <w:spacing w:before="0" w:after="0" w:line="240" w:lineRule="auto"/>
-              <w:rPr>
-                <w:rFonts w:ascii="Tw Cen MT" w:eastAsia="Times New Roman" w:hAnsi="Tw Cen MT" w:cs="Times New Roman"/>
-                <w:color w:val="000000"/>
-                <w:sz w:val="22"/>
-                <w:szCs w:val="22"/>
-                <w:lang w:eastAsia="it-IT"/>
-              </w:rPr>
-            </w:pPr>
-            <w:r>
-              <w:rPr>
-                <w:rFonts w:ascii="Tw Cen MT" w:eastAsia="Times New Roman" w:hAnsi="Tw Cen MT" w:cs="Times New Roman"/>
-                <w:color w:val="000000"/>
-                <w:sz w:val="22"/>
-                <w:szCs w:val="22"/>
-                <w:lang w:eastAsia="it-IT"/>
-              </w:rPr>
-              <w:t> </w:t>
-            </w:r>
-          </w:p>
-        </w:tc>
-        <w:tc>
-          <w:tcPr>
-            <w:tcW w:w="2177" w:type="dxa"/>
-            <w:tcBorders>
-              <w:top w:val="nil"/>
-              <w:left w:val="nil"/>
-              <w:bottom w:val="single" w:sz="4" w:space="0" w:color="C6CDD0"/>
-              <w:right w:val="single" w:sz="4" w:space="0" w:color="C6CDD0"/>
-            </w:tcBorders>
-            <w:noWrap/>
-            <w:vAlign w:val="bottom"/>
-            <w:hideMark/>
-          </w:tcPr>
-          <w:p>
-            <w:pPr>
-              <w:spacing w:before="0" w:after="0" w:line="240" w:lineRule="auto"/>
-              <w:rPr>
-                <w:rFonts w:ascii="Tw Cen MT" w:eastAsia="Times New Roman" w:hAnsi="Tw Cen MT" w:cs="Times New Roman"/>
-                <w:color w:val="000000"/>
-                <w:sz w:val="22"/>
-                <w:szCs w:val="22"/>
-                <w:lang w:eastAsia="it-IT"/>
-              </w:rPr>
-            </w:pPr>
-            <w:r>
-              <w:rPr>
-                <w:rFonts w:ascii="Tw Cen MT" w:eastAsia="Times New Roman" w:hAnsi="Tw Cen MT" w:cs="Times New Roman"/>
-                <w:color w:val="000000"/>
-                <w:sz w:val="22"/>
-                <w:szCs w:val="22"/>
-                <w:lang w:eastAsia="it-IT"/>
-              </w:rPr>
-              <w:t> </w:t>
-            </w:r>
-          </w:p>
-        </w:tc>
-        <w:tc>
-          <w:tcPr>
-            <w:tcW w:w="2306" w:type="dxa"/>
-            <w:tcBorders>
-              <w:top w:val="nil"/>
-              <w:left w:val="nil"/>
-              <w:bottom w:val="single" w:sz="4" w:space="0" w:color="C6CDD0"/>
-              <w:right w:val="single" w:sz="4" w:space="0" w:color="C6CDD0"/>
-            </w:tcBorders>
-            <w:noWrap/>
-            <w:vAlign w:val="bottom"/>
-            <w:hideMark/>
-          </w:tcPr>
-          <w:p>
-            <w:pPr>
-              <w:spacing w:before="0" w:after="0" w:line="240" w:lineRule="auto"/>
-              <w:rPr>
-                <w:rFonts w:ascii="Tw Cen MT" w:eastAsia="Times New Roman" w:hAnsi="Tw Cen MT" w:cs="Times New Roman"/>
-                <w:sz w:val="22"/>
-                <w:szCs w:val="22"/>
-                <w:lang w:eastAsia="it-IT"/>
-              </w:rPr>
-            </w:pPr>
-            <w:r>
-              <w:rPr>
-                <w:rFonts w:ascii="Tw Cen MT" w:eastAsia="Times New Roman" w:hAnsi="Tw Cen MT" w:cs="Times New Roman"/>
-                <w:sz w:val="22"/>
-                <w:szCs w:val="22"/>
-                <w:lang w:eastAsia="it-IT"/>
-              </w:rPr>
-              <w:t>NOT STARTED</w:t>
-            </w:r>
-          </w:p>
-        </w:tc>
-      </w:tr>
-      <w:tr>
-        <w:trPr>
-          <w:trHeight w:val="319"/>
-        </w:trPr>
-        <w:tc>
-          <w:tcPr>
-            <w:tcW w:w="1373" w:type="dxa"/>
-            <w:tcBorders>
-              <w:top w:val="nil"/>
-              <w:left w:val="single" w:sz="4" w:space="0" w:color="C6CDD0"/>
-              <w:bottom w:val="single" w:sz="4" w:space="0" w:color="C6CDD0"/>
-              <w:right w:val="single" w:sz="4" w:space="0" w:color="C6CDD0"/>
-            </w:tcBorders>
-            <w:shd w:val="clear" w:color="000000" w:fill="D8F1EA"/>
-            <w:noWrap/>
-            <w:vAlign w:val="bottom"/>
-            <w:hideMark/>
-          </w:tcPr>
-          <w:p>
-            <w:pPr>
-              <w:spacing w:before="0" w:after="0" w:line="240" w:lineRule="auto"/>
-              <w:rPr>
-                <w:rFonts w:ascii="Tw Cen MT" w:eastAsia="Times New Roman" w:hAnsi="Tw Cen MT" w:cs="Times New Roman"/>
-                <w:color w:val="000000"/>
-                <w:sz w:val="22"/>
-                <w:szCs w:val="22"/>
-                <w:lang w:eastAsia="it-IT"/>
-              </w:rPr>
-            </w:pPr>
-            <w:r>
-              <w:rPr>
-                <w:rFonts w:ascii="Tw Cen MT" w:eastAsia="Times New Roman" w:hAnsi="Tw Cen MT" w:cs="Times New Roman"/>
-                <w:color w:val="000000"/>
-                <w:sz w:val="22"/>
-                <w:szCs w:val="22"/>
-                <w:lang w:eastAsia="it-IT"/>
-              </w:rPr>
-              <w:t>IF-5.2</w:t>
-            </w:r>
-          </w:p>
-        </w:tc>
-        <w:tc>
-          <w:tcPr>
-            <w:tcW w:w="2384" w:type="dxa"/>
-            <w:tcBorders>
-              <w:top w:val="nil"/>
-              <w:left w:val="nil"/>
-              <w:bottom w:val="single" w:sz="4" w:space="0" w:color="C6CDD0"/>
-              <w:right w:val="single" w:sz="4" w:space="0" w:color="C6CDD0"/>
-            </w:tcBorders>
-            <w:shd w:val="clear" w:color="000000" w:fill="D8F1EA"/>
-            <w:noWrap/>
-            <w:vAlign w:val="bottom"/>
-            <w:hideMark/>
-          </w:tcPr>
-          <w:p>
-            <w:pPr>
-              <w:spacing w:before="0" w:after="0" w:line="240" w:lineRule="auto"/>
-              <w:rPr>
-                <w:rFonts w:ascii="Tw Cen MT" w:eastAsia="Times New Roman" w:hAnsi="Tw Cen MT" w:cs="Times New Roman"/>
-                <w:color w:val="000000"/>
-                <w:sz w:val="22"/>
-                <w:szCs w:val="22"/>
-                <w:lang w:eastAsia="it-IT"/>
-              </w:rPr>
-            </w:pPr>
-            <w:r>
-              <w:rPr>
-                <w:rFonts w:ascii="Tw Cen MT" w:eastAsia="Times New Roman" w:hAnsi="Tw Cen MT" w:cs="Times New Roman"/>
-                <w:color w:val="000000"/>
-                <w:sz w:val="22"/>
-                <w:szCs w:val="22"/>
-                <w:lang w:eastAsia="it-IT"/>
-              </w:rPr>
-              <w:t> </w:t>
-            </w:r>
-          </w:p>
-        </w:tc>
-        <w:tc>
-          <w:tcPr>
-            <w:tcW w:w="2255" w:type="dxa"/>
-            <w:tcBorders>
-              <w:top w:val="nil"/>
-              <w:left w:val="nil"/>
-              <w:bottom w:val="single" w:sz="4" w:space="0" w:color="C6CDD0"/>
-              <w:right w:val="single" w:sz="4" w:space="0" w:color="C6CDD0"/>
-            </w:tcBorders>
-            <w:shd w:val="clear" w:color="000000" w:fill="D8F1EA"/>
-            <w:noWrap/>
-            <w:vAlign w:val="bottom"/>
-            <w:hideMark/>
-          </w:tcPr>
-          <w:p>
-            <w:pPr>
-              <w:spacing w:before="0" w:after="0" w:line="240" w:lineRule="auto"/>
-              <w:rPr>
-                <w:rFonts w:ascii="Tw Cen MT" w:eastAsia="Times New Roman" w:hAnsi="Tw Cen MT" w:cs="Times New Roman"/>
-                <w:color w:val="000000"/>
-                <w:sz w:val="22"/>
-                <w:szCs w:val="22"/>
-                <w:lang w:eastAsia="it-IT"/>
-              </w:rPr>
-            </w:pPr>
-            <w:r>
-              <w:rPr>
-                <w:rFonts w:ascii="Tw Cen MT" w:eastAsia="Times New Roman" w:hAnsi="Tw Cen MT" w:cs="Times New Roman"/>
-                <w:color w:val="000000"/>
-                <w:sz w:val="22"/>
-                <w:szCs w:val="22"/>
-                <w:lang w:eastAsia="it-IT"/>
-              </w:rPr>
-              <w:t> </w:t>
-            </w:r>
-          </w:p>
-        </w:tc>
-        <w:tc>
-          <w:tcPr>
-            <w:tcW w:w="2177" w:type="dxa"/>
-            <w:tcBorders>
-              <w:top w:val="nil"/>
-              <w:left w:val="nil"/>
-              <w:bottom w:val="single" w:sz="4" w:space="0" w:color="C6CDD0"/>
-              <w:right w:val="single" w:sz="4" w:space="0" w:color="C6CDD0"/>
-            </w:tcBorders>
-            <w:shd w:val="clear" w:color="000000" w:fill="D8F1EA"/>
-            <w:noWrap/>
-            <w:vAlign w:val="bottom"/>
-            <w:hideMark/>
-          </w:tcPr>
-          <w:p>
-            <w:pPr>
-              <w:spacing w:before="0" w:after="0" w:line="240" w:lineRule="auto"/>
-              <w:rPr>
-                <w:rFonts w:ascii="Tw Cen MT" w:eastAsia="Times New Roman" w:hAnsi="Tw Cen MT" w:cs="Times New Roman"/>
-                <w:color w:val="000000"/>
-                <w:sz w:val="22"/>
-                <w:szCs w:val="22"/>
-                <w:lang w:eastAsia="it-IT"/>
-              </w:rPr>
-            </w:pPr>
-            <w:r>
-              <w:rPr>
-                <w:rFonts w:ascii="Tw Cen MT" w:eastAsia="Times New Roman" w:hAnsi="Tw Cen MT" w:cs="Times New Roman"/>
-                <w:color w:val="000000"/>
-                <w:sz w:val="22"/>
-                <w:szCs w:val="22"/>
-                <w:lang w:eastAsia="it-IT"/>
-              </w:rPr>
-              <w:t> </w:t>
-            </w:r>
-          </w:p>
-        </w:tc>
-        <w:tc>
-          <w:tcPr>
-            <w:tcW w:w="2306" w:type="dxa"/>
-            <w:tcBorders>
-              <w:top w:val="nil"/>
-              <w:left w:val="nil"/>
-              <w:bottom w:val="single" w:sz="4" w:space="0" w:color="C6CDD0"/>
-              <w:right w:val="single" w:sz="4" w:space="0" w:color="C6CDD0"/>
-            </w:tcBorders>
-            <w:shd w:val="clear" w:color="000000" w:fill="D8F1EA"/>
-            <w:noWrap/>
-            <w:vAlign w:val="bottom"/>
-            <w:hideMark/>
-          </w:tcPr>
-          <w:p>
-            <w:pPr>
-              <w:spacing w:before="0" w:after="0" w:line="240" w:lineRule="auto"/>
-              <w:rPr>
-                <w:rFonts w:ascii="Tw Cen MT" w:eastAsia="Times New Roman" w:hAnsi="Tw Cen MT" w:cs="Times New Roman"/>
-                <w:sz w:val="22"/>
-                <w:szCs w:val="22"/>
-                <w:lang w:eastAsia="it-IT"/>
-              </w:rPr>
-            </w:pPr>
-            <w:r>
-              <w:rPr>
-                <w:rFonts w:ascii="Tw Cen MT" w:eastAsia="Times New Roman" w:hAnsi="Tw Cen MT" w:cs="Times New Roman"/>
-                <w:sz w:val="22"/>
-                <w:szCs w:val="22"/>
-                <w:lang w:eastAsia="it-IT"/>
-              </w:rPr>
-              <w:t>NOT STARTED</w:t>
-            </w:r>
-          </w:p>
-        </w:tc>
-      </w:tr>
-      <w:tr>
-        <w:trPr>
-          <w:trHeight w:val="319"/>
-        </w:trPr>
-        <w:tc>
-          <w:tcPr>
-            <w:tcW w:w="1373" w:type="dxa"/>
-            <w:tcBorders>
-              <w:top w:val="nil"/>
-              <w:left w:val="single" w:sz="4" w:space="0" w:color="C6CDD0"/>
-              <w:bottom w:val="single" w:sz="4" w:space="0" w:color="C6CDD0"/>
-              <w:right w:val="single" w:sz="4" w:space="0" w:color="C6CDD0"/>
-            </w:tcBorders>
-            <w:noWrap/>
-            <w:vAlign w:val="bottom"/>
-            <w:hideMark/>
-          </w:tcPr>
-          <w:p>
-            <w:pPr>
-              <w:spacing w:before="0" w:after="0" w:line="240" w:lineRule="auto"/>
-              <w:rPr>
-                <w:rFonts w:ascii="Tw Cen MT" w:eastAsia="Times New Roman" w:hAnsi="Tw Cen MT" w:cs="Times New Roman"/>
-                <w:color w:val="000000"/>
-                <w:sz w:val="22"/>
-                <w:szCs w:val="22"/>
-                <w:lang w:eastAsia="it-IT"/>
-              </w:rPr>
-            </w:pPr>
-            <w:r>
-              <w:rPr>
-                <w:rFonts w:ascii="Tw Cen MT" w:eastAsia="Times New Roman" w:hAnsi="Tw Cen MT" w:cs="Times New Roman"/>
-                <w:color w:val="000000"/>
-                <w:sz w:val="22"/>
-                <w:szCs w:val="22"/>
-                <w:lang w:eastAsia="it-IT"/>
-              </w:rPr>
-              <w:t>IF-5.3</w:t>
-            </w:r>
-          </w:p>
-        </w:tc>
-        <w:tc>
-          <w:tcPr>
-            <w:tcW w:w="2384" w:type="dxa"/>
-            <w:tcBorders>
-              <w:top w:val="nil"/>
-              <w:left w:val="nil"/>
-              <w:bottom w:val="single" w:sz="4" w:space="0" w:color="C6CDD0"/>
-              <w:right w:val="single" w:sz="4" w:space="0" w:color="C6CDD0"/>
-            </w:tcBorders>
-            <w:noWrap/>
-            <w:vAlign w:val="bottom"/>
-            <w:hideMark/>
-          </w:tcPr>
-          <w:p>
-            <w:pPr>
-              <w:spacing w:before="0" w:after="0" w:line="240" w:lineRule="auto"/>
-              <w:rPr>
-                <w:rFonts w:ascii="Tw Cen MT" w:eastAsia="Times New Roman" w:hAnsi="Tw Cen MT" w:cs="Times New Roman"/>
-                <w:color w:val="000000"/>
-                <w:sz w:val="22"/>
-                <w:szCs w:val="22"/>
-                <w:lang w:eastAsia="it-IT"/>
-              </w:rPr>
-            </w:pPr>
-            <w:r>
-              <w:rPr>
-                <w:rFonts w:ascii="Tw Cen MT" w:eastAsia="Times New Roman" w:hAnsi="Tw Cen MT" w:cs="Times New Roman"/>
-                <w:color w:val="000000"/>
-                <w:sz w:val="22"/>
-                <w:szCs w:val="22"/>
-                <w:lang w:eastAsia="it-IT"/>
-              </w:rPr>
-              <w:t> </w:t>
-            </w:r>
-          </w:p>
-        </w:tc>
-        <w:tc>
-          <w:tcPr>
-            <w:tcW w:w="2255" w:type="dxa"/>
-            <w:tcBorders>
-              <w:top w:val="nil"/>
-              <w:left w:val="nil"/>
-              <w:bottom w:val="single" w:sz="4" w:space="0" w:color="C6CDD0"/>
-              <w:right w:val="single" w:sz="4" w:space="0" w:color="C6CDD0"/>
-            </w:tcBorders>
-            <w:noWrap/>
-            <w:vAlign w:val="bottom"/>
-            <w:hideMark/>
-          </w:tcPr>
-          <w:p>
-            <w:pPr>
-              <w:spacing w:before="0" w:after="0" w:line="240" w:lineRule="auto"/>
-              <w:rPr>
-                <w:rFonts w:ascii="Tw Cen MT" w:eastAsia="Times New Roman" w:hAnsi="Tw Cen MT" w:cs="Times New Roman"/>
-                <w:color w:val="000000"/>
-                <w:sz w:val="22"/>
-                <w:szCs w:val="22"/>
-                <w:lang w:eastAsia="it-IT"/>
-              </w:rPr>
-            </w:pPr>
-            <w:r>
-              <w:rPr>
-                <w:rFonts w:ascii="Tw Cen MT" w:eastAsia="Times New Roman" w:hAnsi="Tw Cen MT" w:cs="Times New Roman"/>
-                <w:color w:val="000000"/>
-                <w:sz w:val="22"/>
-                <w:szCs w:val="22"/>
-                <w:lang w:eastAsia="it-IT"/>
-              </w:rPr>
-              <w:t> </w:t>
-            </w:r>
-          </w:p>
-        </w:tc>
-        <w:tc>
-          <w:tcPr>
-            <w:tcW w:w="2177" w:type="dxa"/>
-            <w:tcBorders>
-              <w:top w:val="nil"/>
-              <w:left w:val="nil"/>
-              <w:bottom w:val="single" w:sz="4" w:space="0" w:color="C6CDD0"/>
-              <w:right w:val="single" w:sz="4" w:space="0" w:color="C6CDD0"/>
-            </w:tcBorders>
-            <w:noWrap/>
-            <w:vAlign w:val="bottom"/>
-            <w:hideMark/>
-          </w:tcPr>
-          <w:p>
-            <w:pPr>
-              <w:spacing w:before="0" w:after="0" w:line="240" w:lineRule="auto"/>
-              <w:rPr>
-                <w:rFonts w:ascii="Tw Cen MT" w:eastAsia="Times New Roman" w:hAnsi="Tw Cen MT" w:cs="Times New Roman"/>
-                <w:color w:val="000000"/>
-                <w:sz w:val="22"/>
-                <w:szCs w:val="22"/>
-                <w:lang w:eastAsia="it-IT"/>
-              </w:rPr>
-            </w:pPr>
-            <w:r>
-              <w:rPr>
-                <w:rFonts w:ascii="Tw Cen MT" w:eastAsia="Times New Roman" w:hAnsi="Tw Cen MT" w:cs="Times New Roman"/>
-                <w:color w:val="000000"/>
-                <w:sz w:val="22"/>
-                <w:szCs w:val="22"/>
-                <w:lang w:eastAsia="it-IT"/>
-              </w:rPr>
-              <w:t> </w:t>
-            </w:r>
-          </w:p>
-        </w:tc>
-        <w:tc>
-          <w:tcPr>
-            <w:tcW w:w="2306" w:type="dxa"/>
-            <w:tcBorders>
-              <w:top w:val="nil"/>
-              <w:left w:val="nil"/>
-              <w:bottom w:val="single" w:sz="4" w:space="0" w:color="C6CDD0"/>
-              <w:right w:val="single" w:sz="4" w:space="0" w:color="C6CDD0"/>
-            </w:tcBorders>
-            <w:noWrap/>
-            <w:vAlign w:val="bottom"/>
-            <w:hideMark/>
-          </w:tcPr>
-          <w:p>
-            <w:pPr>
-              <w:spacing w:before="0" w:after="0" w:line="240" w:lineRule="auto"/>
-              <w:rPr>
-                <w:rFonts w:ascii="Tw Cen MT" w:eastAsia="Times New Roman" w:hAnsi="Tw Cen MT" w:cs="Times New Roman"/>
-                <w:sz w:val="22"/>
-                <w:szCs w:val="22"/>
-                <w:lang w:eastAsia="it-IT"/>
-              </w:rPr>
-            </w:pPr>
-            <w:r>
-              <w:rPr>
-                <w:rFonts w:ascii="Tw Cen MT" w:eastAsia="Times New Roman" w:hAnsi="Tw Cen MT" w:cs="Times New Roman"/>
-                <w:sz w:val="22"/>
-                <w:szCs w:val="22"/>
-                <w:lang w:eastAsia="it-IT"/>
-              </w:rPr>
-              <w:t>NOT STARTED</w:t>
-            </w:r>
-          </w:p>
-        </w:tc>
-      </w:tr>
-      <w:tr>
-        <w:trPr>
-          <w:trHeight w:val="319"/>
-        </w:trPr>
-        <w:tc>
-          <w:tcPr>
-            <w:tcW w:w="1373" w:type="dxa"/>
-            <w:tcBorders>
-              <w:top w:val="nil"/>
-              <w:left w:val="single" w:sz="4" w:space="0" w:color="C6CDD0"/>
-              <w:bottom w:val="single" w:sz="4" w:space="0" w:color="C6CDD0"/>
-              <w:right w:val="single" w:sz="4" w:space="0" w:color="C6CDD0"/>
-            </w:tcBorders>
-            <w:shd w:val="clear" w:color="000000" w:fill="D8F1EA"/>
-            <w:noWrap/>
-            <w:vAlign w:val="bottom"/>
-            <w:hideMark/>
-          </w:tcPr>
-          <w:p>
-            <w:pPr>
-              <w:spacing w:before="0" w:after="0" w:line="240" w:lineRule="auto"/>
-              <w:rPr>
-                <w:rFonts w:ascii="Tw Cen MT" w:eastAsia="Times New Roman" w:hAnsi="Tw Cen MT" w:cs="Times New Roman"/>
-                <w:color w:val="000000"/>
-                <w:sz w:val="22"/>
-                <w:szCs w:val="22"/>
-                <w:lang w:eastAsia="it-IT"/>
-              </w:rPr>
-            </w:pPr>
-            <w:r>
-              <w:rPr>
-                <w:rFonts w:ascii="Tw Cen MT" w:eastAsia="Times New Roman" w:hAnsi="Tw Cen MT" w:cs="Times New Roman"/>
-                <w:color w:val="000000"/>
-                <w:sz w:val="22"/>
-                <w:szCs w:val="22"/>
-                <w:lang w:eastAsia="it-IT"/>
-              </w:rPr>
-              <w:t>DF-1</w:t>
-            </w:r>
-          </w:p>
-        </w:tc>
-        <w:tc>
-          <w:tcPr>
-            <w:tcW w:w="2384" w:type="dxa"/>
-            <w:tcBorders>
-              <w:top w:val="nil"/>
-              <w:left w:val="nil"/>
-              <w:bottom w:val="single" w:sz="4" w:space="0" w:color="C6CDD0"/>
-              <w:right w:val="single" w:sz="4" w:space="0" w:color="C6CDD0"/>
-            </w:tcBorders>
-            <w:shd w:val="clear" w:color="000000" w:fill="D8F1EA"/>
-            <w:noWrap/>
-            <w:vAlign w:val="bottom"/>
-            <w:hideMark/>
-          </w:tcPr>
-          <w:p>
-            <w:pPr>
-              <w:spacing w:before="0" w:after="0" w:line="240" w:lineRule="auto"/>
-              <w:rPr>
-                <w:rFonts w:ascii="Tw Cen MT" w:eastAsia="Times New Roman" w:hAnsi="Tw Cen MT" w:cs="Times New Roman"/>
-                <w:color w:val="000000"/>
-                <w:sz w:val="22"/>
-                <w:szCs w:val="22"/>
-                <w:lang w:eastAsia="it-IT"/>
-              </w:rPr>
-            </w:pPr>
-            <w:r>
-              <w:rPr>
-                <w:rFonts w:ascii="Tw Cen MT" w:eastAsia="Times New Roman" w:hAnsi="Tw Cen MT" w:cs="Times New Roman"/>
-                <w:color w:val="000000"/>
-                <w:sz w:val="22"/>
-                <w:szCs w:val="22"/>
-                <w:lang w:eastAsia="it-IT"/>
-              </w:rPr>
-              <w:t> </w:t>
-            </w:r>
-          </w:p>
-        </w:tc>
-        <w:tc>
-          <w:tcPr>
-            <w:tcW w:w="2255" w:type="dxa"/>
-            <w:tcBorders>
-              <w:top w:val="nil"/>
-              <w:left w:val="nil"/>
-              <w:bottom w:val="single" w:sz="4" w:space="0" w:color="C6CDD0"/>
-              <w:right w:val="single" w:sz="4" w:space="0" w:color="C6CDD0"/>
-            </w:tcBorders>
-            <w:shd w:val="clear" w:color="000000" w:fill="D8F1EA"/>
-            <w:noWrap/>
-            <w:vAlign w:val="bottom"/>
-            <w:hideMark/>
-          </w:tcPr>
-          <w:p>
-            <w:pPr>
-              <w:spacing w:before="0" w:after="0" w:line="240" w:lineRule="auto"/>
-              <w:rPr>
-                <w:rFonts w:ascii="Tw Cen MT" w:eastAsia="Times New Roman" w:hAnsi="Tw Cen MT" w:cs="Times New Roman"/>
-                <w:color w:val="000000"/>
-                <w:sz w:val="22"/>
-                <w:szCs w:val="22"/>
-                <w:lang w:eastAsia="it-IT"/>
-              </w:rPr>
-            </w:pPr>
-            <w:r>
-              <w:rPr>
-                <w:rFonts w:ascii="Tw Cen MT" w:eastAsia="Times New Roman" w:hAnsi="Tw Cen MT" w:cs="Times New Roman"/>
-                <w:color w:val="000000"/>
-                <w:sz w:val="22"/>
-                <w:szCs w:val="22"/>
-                <w:lang w:eastAsia="it-IT"/>
-              </w:rPr>
-              <w:t> </w:t>
-            </w:r>
-          </w:p>
-        </w:tc>
-        <w:tc>
-          <w:tcPr>
-            <w:tcW w:w="2177" w:type="dxa"/>
-            <w:tcBorders>
-              <w:top w:val="nil"/>
-              <w:left w:val="nil"/>
-              <w:bottom w:val="single" w:sz="4" w:space="0" w:color="C6CDD0"/>
-              <w:right w:val="single" w:sz="4" w:space="0" w:color="C6CDD0"/>
-            </w:tcBorders>
-            <w:shd w:val="clear" w:color="000000" w:fill="D8F1EA"/>
-            <w:noWrap/>
-            <w:vAlign w:val="bottom"/>
-            <w:hideMark/>
-          </w:tcPr>
-          <w:p>
-            <w:pPr>
-              <w:spacing w:before="0" w:after="0" w:line="240" w:lineRule="auto"/>
-              <w:rPr>
-                <w:rFonts w:ascii="Tw Cen MT" w:eastAsia="Times New Roman" w:hAnsi="Tw Cen MT" w:cs="Times New Roman"/>
-                <w:color w:val="000000"/>
-                <w:sz w:val="22"/>
-                <w:szCs w:val="22"/>
-                <w:lang w:eastAsia="it-IT"/>
-              </w:rPr>
-            </w:pPr>
-            <w:r>
-              <w:rPr>
-                <w:rFonts w:ascii="Tw Cen MT" w:eastAsia="Times New Roman" w:hAnsi="Tw Cen MT" w:cs="Times New Roman"/>
-                <w:color w:val="000000"/>
-                <w:sz w:val="22"/>
-                <w:szCs w:val="22"/>
-                <w:lang w:eastAsia="it-IT"/>
-              </w:rPr>
-              <w:t> </w:t>
-            </w:r>
-          </w:p>
-        </w:tc>
-        <w:tc>
-          <w:tcPr>
-            <w:tcW w:w="2306" w:type="dxa"/>
-            <w:tcBorders>
-              <w:top w:val="nil"/>
-              <w:left w:val="nil"/>
-              <w:bottom w:val="single" w:sz="4" w:space="0" w:color="C6CDD0"/>
-              <w:right w:val="single" w:sz="4" w:space="0" w:color="C6CDD0"/>
-            </w:tcBorders>
-            <w:shd w:val="clear" w:color="000000" w:fill="D8F1EA"/>
-            <w:noWrap/>
-            <w:vAlign w:val="bottom"/>
-            <w:hideMark/>
-          </w:tcPr>
-          <w:p>
-            <w:pPr>
-              <w:spacing w:before="0" w:after="0" w:line="240" w:lineRule="auto"/>
-              <w:rPr>
-                <w:rFonts w:ascii="Tw Cen MT" w:eastAsia="Times New Roman" w:hAnsi="Tw Cen MT" w:cs="Times New Roman"/>
-                <w:sz w:val="22"/>
-                <w:szCs w:val="22"/>
-                <w:lang w:eastAsia="it-IT"/>
-              </w:rPr>
-            </w:pPr>
-            <w:r>
-              <w:rPr>
-                <w:rFonts w:ascii="Tw Cen MT" w:eastAsia="Times New Roman" w:hAnsi="Tw Cen MT" w:cs="Times New Roman"/>
-                <w:sz w:val="22"/>
-                <w:szCs w:val="22"/>
-                <w:lang w:eastAsia="it-IT"/>
-              </w:rPr>
-              <w:t>NOT STARTED</w:t>
-            </w:r>
-          </w:p>
-        </w:tc>
-      </w:tr>
-      <w:tr>
-        <w:trPr>
-          <w:trHeight w:val="319"/>
-        </w:trPr>
-        <w:tc>
-          <w:tcPr>
-            <w:tcW w:w="1373" w:type="dxa"/>
-            <w:tcBorders>
-              <w:top w:val="nil"/>
-              <w:left w:val="single" w:sz="4" w:space="0" w:color="C6CDD0"/>
-              <w:bottom w:val="single" w:sz="4" w:space="0" w:color="C6CDD0"/>
-              <w:right w:val="single" w:sz="4" w:space="0" w:color="C6CDD0"/>
-            </w:tcBorders>
-            <w:noWrap/>
-            <w:vAlign w:val="bottom"/>
-            <w:hideMark/>
-          </w:tcPr>
-          <w:p>
-            <w:pPr>
-              <w:spacing w:before="0" w:after="0" w:line="240" w:lineRule="auto"/>
-              <w:rPr>
-                <w:rFonts w:ascii="Tw Cen MT" w:eastAsia="Times New Roman" w:hAnsi="Tw Cen MT" w:cs="Times New Roman"/>
-                <w:color w:val="000000"/>
-                <w:sz w:val="22"/>
-                <w:szCs w:val="22"/>
-                <w:lang w:eastAsia="it-IT"/>
-              </w:rPr>
-            </w:pPr>
-            <w:r>
-              <w:rPr>
-                <w:rFonts w:ascii="Tw Cen MT" w:eastAsia="Times New Roman" w:hAnsi="Tw Cen MT" w:cs="Times New Roman"/>
-                <w:color w:val="000000"/>
-                <w:sz w:val="22"/>
-                <w:szCs w:val="22"/>
-                <w:lang w:eastAsia="it-IT"/>
-              </w:rPr>
-              <w:t>IF-6.1</w:t>
-            </w:r>
-          </w:p>
-        </w:tc>
-        <w:tc>
-          <w:tcPr>
-            <w:tcW w:w="2384" w:type="dxa"/>
-            <w:tcBorders>
-              <w:top w:val="nil"/>
-              <w:left w:val="nil"/>
-              <w:bottom w:val="single" w:sz="4" w:space="0" w:color="C6CDD0"/>
-              <w:right w:val="single" w:sz="4" w:space="0" w:color="C6CDD0"/>
-            </w:tcBorders>
-            <w:noWrap/>
-            <w:vAlign w:val="bottom"/>
-            <w:hideMark/>
-          </w:tcPr>
-          <w:p>
-            <w:pPr>
-              <w:spacing w:before="0" w:after="0" w:line="240" w:lineRule="auto"/>
-              <w:rPr>
-                <w:rFonts w:ascii="Tw Cen MT" w:eastAsia="Times New Roman" w:hAnsi="Tw Cen MT" w:cs="Times New Roman"/>
-                <w:color w:val="000000"/>
-                <w:sz w:val="22"/>
-                <w:szCs w:val="22"/>
-                <w:lang w:eastAsia="it-IT"/>
-              </w:rPr>
-            </w:pPr>
-            <w:r>
-              <w:rPr>
-                <w:rFonts w:ascii="Tw Cen MT" w:eastAsia="Times New Roman" w:hAnsi="Tw Cen MT" w:cs="Times New Roman"/>
-                <w:color w:val="000000"/>
-                <w:sz w:val="22"/>
-                <w:szCs w:val="22"/>
-                <w:lang w:eastAsia="it-IT"/>
-              </w:rPr>
-              <w:t> </w:t>
-            </w:r>
-          </w:p>
-        </w:tc>
-        <w:tc>
-          <w:tcPr>
-            <w:tcW w:w="2255" w:type="dxa"/>
-            <w:tcBorders>
-              <w:top w:val="nil"/>
-              <w:left w:val="nil"/>
-              <w:bottom w:val="single" w:sz="4" w:space="0" w:color="C6CDD0"/>
-              <w:right w:val="single" w:sz="4" w:space="0" w:color="C6CDD0"/>
-            </w:tcBorders>
-            <w:noWrap/>
-            <w:vAlign w:val="bottom"/>
-            <w:hideMark/>
-          </w:tcPr>
-          <w:p>
-            <w:pPr>
-              <w:spacing w:before="0" w:after="0" w:line="240" w:lineRule="auto"/>
-              <w:rPr>
-                <w:rFonts w:ascii="Tw Cen MT" w:eastAsia="Times New Roman" w:hAnsi="Tw Cen MT" w:cs="Times New Roman"/>
-                <w:color w:val="000000"/>
-                <w:sz w:val="22"/>
-                <w:szCs w:val="22"/>
-                <w:lang w:eastAsia="it-IT"/>
-              </w:rPr>
-            </w:pPr>
-            <w:r>
-              <w:rPr>
-                <w:rFonts w:ascii="Tw Cen MT" w:eastAsia="Times New Roman" w:hAnsi="Tw Cen MT" w:cs="Times New Roman"/>
-                <w:color w:val="000000"/>
-                <w:sz w:val="22"/>
-                <w:szCs w:val="22"/>
-                <w:lang w:eastAsia="it-IT"/>
-              </w:rPr>
-              <w:t> </w:t>
-            </w:r>
-          </w:p>
-        </w:tc>
-        <w:tc>
-          <w:tcPr>
-            <w:tcW w:w="2177" w:type="dxa"/>
-            <w:tcBorders>
-              <w:top w:val="nil"/>
-              <w:left w:val="nil"/>
-              <w:bottom w:val="single" w:sz="4" w:space="0" w:color="C6CDD0"/>
-              <w:right w:val="single" w:sz="4" w:space="0" w:color="C6CDD0"/>
-            </w:tcBorders>
-            <w:noWrap/>
-            <w:vAlign w:val="bottom"/>
-            <w:hideMark/>
-          </w:tcPr>
-          <w:p>
-            <w:pPr>
-              <w:spacing w:before="0" w:after="0" w:line="240" w:lineRule="auto"/>
-              <w:rPr>
-                <w:rFonts w:ascii="Tw Cen MT" w:eastAsia="Times New Roman" w:hAnsi="Tw Cen MT" w:cs="Times New Roman"/>
-                <w:color w:val="000000"/>
-                <w:sz w:val="22"/>
-                <w:szCs w:val="22"/>
-                <w:lang w:eastAsia="it-IT"/>
-              </w:rPr>
-            </w:pPr>
-            <w:r>
-              <w:rPr>
-                <w:rFonts w:ascii="Tw Cen MT" w:eastAsia="Times New Roman" w:hAnsi="Tw Cen MT" w:cs="Times New Roman"/>
-                <w:color w:val="000000"/>
-                <w:sz w:val="22"/>
-                <w:szCs w:val="22"/>
-                <w:lang w:eastAsia="it-IT"/>
-              </w:rPr>
-              <w:t> </w:t>
-            </w:r>
-          </w:p>
-        </w:tc>
-        <w:tc>
-          <w:tcPr>
-            <w:tcW w:w="2306" w:type="dxa"/>
-            <w:tcBorders>
-              <w:top w:val="nil"/>
-              <w:left w:val="nil"/>
-              <w:bottom w:val="single" w:sz="4" w:space="0" w:color="C6CDD0"/>
-              <w:right w:val="single" w:sz="4" w:space="0" w:color="C6CDD0"/>
-            </w:tcBorders>
-            <w:noWrap/>
-            <w:vAlign w:val="bottom"/>
-            <w:hideMark/>
-          </w:tcPr>
-          <w:p>
-            <w:pPr>
-              <w:spacing w:before="0" w:after="0" w:line="240" w:lineRule="auto"/>
-              <w:rPr>
-                <w:rFonts w:ascii="Tw Cen MT" w:eastAsia="Times New Roman" w:hAnsi="Tw Cen MT" w:cs="Times New Roman"/>
-                <w:sz w:val="22"/>
-                <w:szCs w:val="22"/>
-                <w:lang w:eastAsia="it-IT"/>
-              </w:rPr>
-            </w:pPr>
-            <w:r>
-              <w:rPr>
-                <w:rFonts w:ascii="Tw Cen MT" w:eastAsia="Times New Roman" w:hAnsi="Tw Cen MT" w:cs="Times New Roman"/>
-                <w:sz w:val="22"/>
-                <w:szCs w:val="22"/>
-                <w:lang w:eastAsia="it-IT"/>
-              </w:rPr>
-              <w:t>NOT STARTED</w:t>
-            </w:r>
-          </w:p>
-        </w:tc>
-      </w:tr>
-      <w:tr>
-        <w:trPr>
-          <w:trHeight w:val="319"/>
-        </w:trPr>
-        <w:tc>
-          <w:tcPr>
-            <w:tcW w:w="1373" w:type="dxa"/>
-            <w:tcBorders>
-              <w:top w:val="nil"/>
-              <w:left w:val="single" w:sz="4" w:space="0" w:color="C6CDD0"/>
-              <w:bottom w:val="single" w:sz="4" w:space="0" w:color="C6CDD0"/>
-              <w:right w:val="single" w:sz="4" w:space="0" w:color="C6CDD0"/>
-            </w:tcBorders>
-            <w:shd w:val="clear" w:color="000000" w:fill="D8F1EA"/>
-            <w:noWrap/>
-            <w:vAlign w:val="bottom"/>
-            <w:hideMark/>
-          </w:tcPr>
-          <w:p>
-            <w:pPr>
-              <w:spacing w:before="0" w:after="0" w:line="240" w:lineRule="auto"/>
-              <w:rPr>
-                <w:rFonts w:ascii="Tw Cen MT" w:eastAsia="Times New Roman" w:hAnsi="Tw Cen MT" w:cs="Times New Roman"/>
-                <w:color w:val="000000"/>
-                <w:sz w:val="22"/>
-                <w:szCs w:val="22"/>
-                <w:lang w:eastAsia="it-IT"/>
-              </w:rPr>
-            </w:pPr>
-            <w:r>
-              <w:rPr>
-                <w:rFonts w:ascii="Tw Cen MT" w:eastAsia="Times New Roman" w:hAnsi="Tw Cen MT" w:cs="Times New Roman"/>
-                <w:color w:val="000000"/>
-                <w:sz w:val="22"/>
-                <w:szCs w:val="22"/>
-                <w:lang w:eastAsia="it-IT"/>
-              </w:rPr>
-              <w:t>IF-6.2</w:t>
-            </w:r>
-          </w:p>
-        </w:tc>
-        <w:tc>
-          <w:tcPr>
-            <w:tcW w:w="2384" w:type="dxa"/>
-            <w:tcBorders>
-              <w:top w:val="nil"/>
-              <w:left w:val="nil"/>
-              <w:bottom w:val="single" w:sz="4" w:space="0" w:color="C6CDD0"/>
-              <w:right w:val="single" w:sz="4" w:space="0" w:color="C6CDD0"/>
-            </w:tcBorders>
-            <w:shd w:val="clear" w:color="000000" w:fill="D8F1EA"/>
-            <w:noWrap/>
-            <w:vAlign w:val="bottom"/>
-            <w:hideMark/>
-          </w:tcPr>
-          <w:p>
-            <w:pPr>
-              <w:spacing w:before="0" w:after="0" w:line="240" w:lineRule="auto"/>
-              <w:rPr>
-                <w:rFonts w:ascii="Tw Cen MT" w:eastAsia="Times New Roman" w:hAnsi="Tw Cen MT" w:cs="Times New Roman"/>
-                <w:color w:val="000000"/>
-                <w:sz w:val="22"/>
-                <w:szCs w:val="22"/>
-                <w:lang w:eastAsia="it-IT"/>
-              </w:rPr>
-            </w:pPr>
-            <w:r>
-              <w:rPr>
-                <w:rFonts w:ascii="Tw Cen MT" w:eastAsia="Times New Roman" w:hAnsi="Tw Cen MT" w:cs="Times New Roman"/>
-                <w:color w:val="000000"/>
-                <w:sz w:val="22"/>
-                <w:szCs w:val="22"/>
-                <w:lang w:eastAsia="it-IT"/>
-              </w:rPr>
-              <w:t> </w:t>
-            </w:r>
-          </w:p>
-        </w:tc>
-        <w:tc>
-          <w:tcPr>
-            <w:tcW w:w="2255" w:type="dxa"/>
-            <w:tcBorders>
-              <w:top w:val="nil"/>
-              <w:left w:val="nil"/>
-              <w:bottom w:val="single" w:sz="4" w:space="0" w:color="C6CDD0"/>
-              <w:right w:val="single" w:sz="4" w:space="0" w:color="C6CDD0"/>
-            </w:tcBorders>
-            <w:shd w:val="clear" w:color="000000" w:fill="D8F1EA"/>
-            <w:noWrap/>
-            <w:vAlign w:val="bottom"/>
-            <w:hideMark/>
-          </w:tcPr>
-          <w:p>
-            <w:pPr>
-              <w:spacing w:before="0" w:after="0" w:line="240" w:lineRule="auto"/>
-              <w:rPr>
-                <w:rFonts w:ascii="Tw Cen MT" w:eastAsia="Times New Roman" w:hAnsi="Tw Cen MT" w:cs="Times New Roman"/>
-                <w:color w:val="000000"/>
-                <w:sz w:val="22"/>
-                <w:szCs w:val="22"/>
-                <w:lang w:eastAsia="it-IT"/>
-              </w:rPr>
-            </w:pPr>
-            <w:r>
-              <w:rPr>
-                <w:rFonts w:ascii="Tw Cen MT" w:eastAsia="Times New Roman" w:hAnsi="Tw Cen MT" w:cs="Times New Roman"/>
-                <w:color w:val="000000"/>
-                <w:sz w:val="22"/>
-                <w:szCs w:val="22"/>
-                <w:lang w:eastAsia="it-IT"/>
-              </w:rPr>
-              <w:t> </w:t>
-            </w:r>
-          </w:p>
-        </w:tc>
-        <w:tc>
-          <w:tcPr>
-            <w:tcW w:w="2177" w:type="dxa"/>
-            <w:tcBorders>
-              <w:top w:val="nil"/>
-              <w:left w:val="nil"/>
-              <w:bottom w:val="single" w:sz="4" w:space="0" w:color="C6CDD0"/>
-              <w:right w:val="single" w:sz="4" w:space="0" w:color="C6CDD0"/>
-            </w:tcBorders>
-            <w:shd w:val="clear" w:color="000000" w:fill="D8F1EA"/>
-            <w:noWrap/>
-            <w:vAlign w:val="bottom"/>
-            <w:hideMark/>
-          </w:tcPr>
-          <w:p>
-            <w:pPr>
-              <w:spacing w:before="0" w:after="0" w:line="240" w:lineRule="auto"/>
-              <w:rPr>
-                <w:rFonts w:ascii="Tw Cen MT" w:eastAsia="Times New Roman" w:hAnsi="Tw Cen MT" w:cs="Times New Roman"/>
-                <w:color w:val="000000"/>
-                <w:sz w:val="22"/>
-                <w:szCs w:val="22"/>
-                <w:lang w:eastAsia="it-IT"/>
-              </w:rPr>
-            </w:pPr>
-            <w:r>
-              <w:rPr>
-                <w:rFonts w:ascii="Tw Cen MT" w:eastAsia="Times New Roman" w:hAnsi="Tw Cen MT" w:cs="Times New Roman"/>
-                <w:color w:val="000000"/>
-                <w:sz w:val="22"/>
-                <w:szCs w:val="22"/>
-                <w:lang w:eastAsia="it-IT"/>
-              </w:rPr>
-              <w:t> </w:t>
-            </w:r>
-          </w:p>
-        </w:tc>
-        <w:tc>
-          <w:tcPr>
-            <w:tcW w:w="2306" w:type="dxa"/>
-            <w:tcBorders>
-              <w:top w:val="nil"/>
-              <w:left w:val="nil"/>
-              <w:bottom w:val="single" w:sz="4" w:space="0" w:color="C6CDD0"/>
-              <w:right w:val="single" w:sz="4" w:space="0" w:color="C6CDD0"/>
-            </w:tcBorders>
-            <w:shd w:val="clear" w:color="000000" w:fill="D8F1EA"/>
-            <w:noWrap/>
-            <w:vAlign w:val="bottom"/>
-            <w:hideMark/>
-          </w:tcPr>
-          <w:p>
-            <w:pPr>
-              <w:spacing w:before="0" w:after="0" w:line="240" w:lineRule="auto"/>
-              <w:rPr>
-                <w:rFonts w:ascii="Tw Cen MT" w:eastAsia="Times New Roman" w:hAnsi="Tw Cen MT" w:cs="Times New Roman"/>
-                <w:sz w:val="22"/>
-                <w:szCs w:val="22"/>
-                <w:lang w:eastAsia="it-IT"/>
-              </w:rPr>
-            </w:pPr>
-            <w:r>
-              <w:rPr>
-                <w:rFonts w:ascii="Tw Cen MT" w:eastAsia="Times New Roman" w:hAnsi="Tw Cen MT" w:cs="Times New Roman"/>
-                <w:sz w:val="22"/>
-                <w:szCs w:val="22"/>
-                <w:lang w:eastAsia="it-IT"/>
-              </w:rPr>
-              <w:t>NOT STARTED</w:t>
-            </w:r>
-          </w:p>
-        </w:tc>
-      </w:tr>
-      <w:tr>
-        <w:trPr>
-          <w:trHeight w:val="319"/>
-        </w:trPr>
-        <w:tc>
-          <w:tcPr>
-            <w:tcW w:w="1373" w:type="dxa"/>
-            <w:tcBorders>
-              <w:top w:val="nil"/>
-              <w:left w:val="single" w:sz="4" w:space="0" w:color="C6CDD0"/>
-              <w:bottom w:val="single" w:sz="4" w:space="0" w:color="C6CDD0"/>
-              <w:right w:val="single" w:sz="4" w:space="0" w:color="C6CDD0"/>
-            </w:tcBorders>
-            <w:noWrap/>
-            <w:vAlign w:val="bottom"/>
-            <w:hideMark/>
-          </w:tcPr>
-          <w:p>
-            <w:pPr>
-              <w:spacing w:before="0" w:after="0" w:line="240" w:lineRule="auto"/>
-              <w:rPr>
-                <w:rFonts w:ascii="Tw Cen MT" w:eastAsia="Times New Roman" w:hAnsi="Tw Cen MT" w:cs="Times New Roman"/>
-                <w:color w:val="000000"/>
-                <w:sz w:val="22"/>
-                <w:szCs w:val="22"/>
-                <w:lang w:eastAsia="it-IT"/>
-              </w:rPr>
-            </w:pPr>
-            <w:r>
-              <w:rPr>
-                <w:rFonts w:ascii="Tw Cen MT" w:eastAsia="Times New Roman" w:hAnsi="Tw Cen MT" w:cs="Times New Roman"/>
-                <w:color w:val="000000"/>
-                <w:sz w:val="22"/>
-                <w:szCs w:val="22"/>
-                <w:lang w:eastAsia="it-IT"/>
-              </w:rPr>
-              <w:t>IF-6.3</w:t>
-            </w:r>
-          </w:p>
-        </w:tc>
-        <w:tc>
-          <w:tcPr>
-            <w:tcW w:w="2384" w:type="dxa"/>
-            <w:tcBorders>
-              <w:top w:val="nil"/>
-              <w:left w:val="nil"/>
-              <w:bottom w:val="single" w:sz="4" w:space="0" w:color="C6CDD0"/>
-              <w:right w:val="single" w:sz="4" w:space="0" w:color="C6CDD0"/>
-            </w:tcBorders>
-            <w:noWrap/>
-            <w:vAlign w:val="bottom"/>
-            <w:hideMark/>
-          </w:tcPr>
-          <w:p>
-            <w:pPr>
-              <w:spacing w:before="0" w:after="0" w:line="240" w:lineRule="auto"/>
-              <w:rPr>
-                <w:rFonts w:ascii="Tw Cen MT" w:eastAsia="Times New Roman" w:hAnsi="Tw Cen MT" w:cs="Times New Roman"/>
-                <w:color w:val="000000"/>
-                <w:sz w:val="22"/>
-                <w:szCs w:val="22"/>
-                <w:lang w:eastAsia="it-IT"/>
-              </w:rPr>
-            </w:pPr>
-            <w:r>
-              <w:rPr>
-                <w:rFonts w:ascii="Tw Cen MT" w:eastAsia="Times New Roman" w:hAnsi="Tw Cen MT" w:cs="Times New Roman"/>
-                <w:color w:val="000000"/>
-                <w:sz w:val="22"/>
-                <w:szCs w:val="22"/>
-                <w:lang w:eastAsia="it-IT"/>
-              </w:rPr>
-              <w:t> </w:t>
-            </w:r>
-          </w:p>
-        </w:tc>
-        <w:tc>
-          <w:tcPr>
-            <w:tcW w:w="2255" w:type="dxa"/>
-            <w:tcBorders>
-              <w:top w:val="nil"/>
-              <w:left w:val="nil"/>
-              <w:bottom w:val="single" w:sz="4" w:space="0" w:color="C6CDD0"/>
-              <w:right w:val="single" w:sz="4" w:space="0" w:color="C6CDD0"/>
-            </w:tcBorders>
-            <w:noWrap/>
-            <w:vAlign w:val="bottom"/>
-            <w:hideMark/>
-          </w:tcPr>
-          <w:p>
-            <w:pPr>
-              <w:spacing w:before="0" w:after="0" w:line="240" w:lineRule="auto"/>
-              <w:rPr>
-                <w:rFonts w:ascii="Tw Cen MT" w:eastAsia="Times New Roman" w:hAnsi="Tw Cen MT" w:cs="Times New Roman"/>
-                <w:color w:val="000000"/>
-                <w:sz w:val="22"/>
-                <w:szCs w:val="22"/>
-                <w:lang w:eastAsia="it-IT"/>
-              </w:rPr>
-            </w:pPr>
-            <w:r>
-              <w:rPr>
-                <w:rFonts w:ascii="Tw Cen MT" w:eastAsia="Times New Roman" w:hAnsi="Tw Cen MT" w:cs="Times New Roman"/>
-                <w:color w:val="000000"/>
-                <w:sz w:val="22"/>
-                <w:szCs w:val="22"/>
-                <w:lang w:eastAsia="it-IT"/>
-              </w:rPr>
-              <w:t> </w:t>
-            </w:r>
-          </w:p>
-        </w:tc>
-        <w:tc>
-          <w:tcPr>
-            <w:tcW w:w="2177" w:type="dxa"/>
-            <w:tcBorders>
-              <w:top w:val="nil"/>
-              <w:left w:val="nil"/>
-              <w:bottom w:val="single" w:sz="4" w:space="0" w:color="C6CDD0"/>
-              <w:right w:val="single" w:sz="4" w:space="0" w:color="C6CDD0"/>
-            </w:tcBorders>
-            <w:noWrap/>
-            <w:vAlign w:val="bottom"/>
-            <w:hideMark/>
-          </w:tcPr>
-          <w:p>
-            <w:pPr>
-              <w:spacing w:before="0" w:after="0" w:line="240" w:lineRule="auto"/>
-              <w:rPr>
-                <w:rFonts w:ascii="Tw Cen MT" w:eastAsia="Times New Roman" w:hAnsi="Tw Cen MT" w:cs="Times New Roman"/>
-                <w:color w:val="000000"/>
-                <w:sz w:val="22"/>
-                <w:szCs w:val="22"/>
-                <w:lang w:eastAsia="it-IT"/>
-              </w:rPr>
-            </w:pPr>
-            <w:r>
-              <w:rPr>
-                <w:rFonts w:ascii="Tw Cen MT" w:eastAsia="Times New Roman" w:hAnsi="Tw Cen MT" w:cs="Times New Roman"/>
-                <w:color w:val="000000"/>
-                <w:sz w:val="22"/>
-                <w:szCs w:val="22"/>
-                <w:lang w:eastAsia="it-IT"/>
-              </w:rPr>
-              <w:t> </w:t>
-            </w:r>
-          </w:p>
-        </w:tc>
-        <w:tc>
-          <w:tcPr>
-            <w:tcW w:w="2306" w:type="dxa"/>
-            <w:tcBorders>
-              <w:top w:val="nil"/>
-              <w:left w:val="nil"/>
-              <w:bottom w:val="single" w:sz="4" w:space="0" w:color="C6CDD0"/>
-              <w:right w:val="single" w:sz="4" w:space="0" w:color="C6CDD0"/>
-            </w:tcBorders>
-            <w:noWrap/>
-            <w:vAlign w:val="bottom"/>
-            <w:hideMark/>
-          </w:tcPr>
-          <w:p>
-            <w:pPr>
-              <w:spacing w:before="0" w:after="0" w:line="240" w:lineRule="auto"/>
-              <w:rPr>
-                <w:rFonts w:ascii="Tw Cen MT" w:eastAsia="Times New Roman" w:hAnsi="Tw Cen MT" w:cs="Times New Roman"/>
-                <w:sz w:val="22"/>
-                <w:szCs w:val="22"/>
-                <w:lang w:eastAsia="it-IT"/>
-              </w:rPr>
-            </w:pPr>
-            <w:r>
-              <w:rPr>
-                <w:rFonts w:ascii="Tw Cen MT" w:eastAsia="Times New Roman" w:hAnsi="Tw Cen MT" w:cs="Times New Roman"/>
-                <w:sz w:val="22"/>
-                <w:szCs w:val="22"/>
-                <w:lang w:eastAsia="it-IT"/>
-              </w:rPr>
-              <w:t>NOT STARTED</w:t>
-            </w:r>
-          </w:p>
-        </w:tc>
-      </w:tr>
-      <w:tr>
-        <w:trPr>
-          <w:trHeight w:val="319"/>
-        </w:trPr>
-        <w:tc>
-          <w:tcPr>
-            <w:tcW w:w="1373" w:type="dxa"/>
-            <w:tcBorders>
-              <w:top w:val="nil"/>
-              <w:left w:val="single" w:sz="4" w:space="0" w:color="C6CDD0"/>
-              <w:bottom w:val="single" w:sz="4" w:space="0" w:color="C6CDD0"/>
-              <w:right w:val="single" w:sz="4" w:space="0" w:color="C6CDD0"/>
-            </w:tcBorders>
-            <w:shd w:val="clear" w:color="000000" w:fill="D8F1EA"/>
-            <w:noWrap/>
-            <w:vAlign w:val="bottom"/>
-            <w:hideMark/>
-          </w:tcPr>
-          <w:p>
-            <w:pPr>
-              <w:spacing w:before="0" w:after="0" w:line="240" w:lineRule="auto"/>
-              <w:rPr>
-                <w:rFonts w:ascii="Tw Cen MT" w:eastAsia="Times New Roman" w:hAnsi="Tw Cen MT" w:cs="Times New Roman"/>
-                <w:color w:val="000000"/>
-                <w:sz w:val="22"/>
-                <w:szCs w:val="22"/>
-                <w:lang w:eastAsia="it-IT"/>
-              </w:rPr>
-            </w:pPr>
-            <w:r>
-              <w:rPr>
-                <w:rFonts w:ascii="Tw Cen MT" w:eastAsia="Times New Roman" w:hAnsi="Tw Cen MT" w:cs="Times New Roman"/>
-                <w:color w:val="000000"/>
-                <w:sz w:val="22"/>
-                <w:szCs w:val="22"/>
-                <w:lang w:eastAsia="it-IT"/>
-              </w:rPr>
-              <w:t>IF-6.4</w:t>
-            </w:r>
-          </w:p>
-        </w:tc>
-        <w:tc>
-          <w:tcPr>
-            <w:tcW w:w="2384" w:type="dxa"/>
-            <w:tcBorders>
-              <w:top w:val="nil"/>
-              <w:left w:val="nil"/>
-              <w:bottom w:val="single" w:sz="4" w:space="0" w:color="C6CDD0"/>
-              <w:right w:val="single" w:sz="4" w:space="0" w:color="C6CDD0"/>
-            </w:tcBorders>
-            <w:shd w:val="clear" w:color="000000" w:fill="D8F1EA"/>
-            <w:noWrap/>
-            <w:vAlign w:val="bottom"/>
-            <w:hideMark/>
-          </w:tcPr>
-          <w:p>
-            <w:pPr>
-              <w:spacing w:before="0" w:after="0" w:line="240" w:lineRule="auto"/>
-              <w:rPr>
-                <w:rFonts w:ascii="Tw Cen MT" w:eastAsia="Times New Roman" w:hAnsi="Tw Cen MT" w:cs="Times New Roman"/>
-                <w:color w:val="000000"/>
-                <w:sz w:val="22"/>
-                <w:szCs w:val="22"/>
-                <w:lang w:eastAsia="it-IT"/>
-              </w:rPr>
-            </w:pPr>
-            <w:r>
-              <w:rPr>
-                <w:rFonts w:ascii="Tw Cen MT" w:eastAsia="Times New Roman" w:hAnsi="Tw Cen MT" w:cs="Times New Roman"/>
-                <w:color w:val="000000"/>
-                <w:sz w:val="22"/>
-                <w:szCs w:val="22"/>
-                <w:lang w:eastAsia="it-IT"/>
-              </w:rPr>
-              <w:t> </w:t>
-            </w:r>
-          </w:p>
-        </w:tc>
-        <w:tc>
-          <w:tcPr>
-            <w:tcW w:w="2255" w:type="dxa"/>
-            <w:tcBorders>
-              <w:top w:val="nil"/>
-              <w:left w:val="nil"/>
-              <w:bottom w:val="single" w:sz="4" w:space="0" w:color="C6CDD0"/>
-              <w:right w:val="single" w:sz="4" w:space="0" w:color="C6CDD0"/>
-            </w:tcBorders>
-            <w:shd w:val="clear" w:color="000000" w:fill="D8F1EA"/>
-            <w:noWrap/>
-            <w:vAlign w:val="bottom"/>
-            <w:hideMark/>
-          </w:tcPr>
-          <w:p>
-            <w:pPr>
-              <w:spacing w:before="0" w:after="0" w:line="240" w:lineRule="auto"/>
-              <w:rPr>
-                <w:rFonts w:ascii="Tw Cen MT" w:eastAsia="Times New Roman" w:hAnsi="Tw Cen MT" w:cs="Times New Roman"/>
-                <w:color w:val="000000"/>
-                <w:sz w:val="22"/>
-                <w:szCs w:val="22"/>
-                <w:lang w:eastAsia="it-IT"/>
-              </w:rPr>
-            </w:pPr>
-            <w:r>
-              <w:rPr>
-                <w:rFonts w:ascii="Tw Cen MT" w:eastAsia="Times New Roman" w:hAnsi="Tw Cen MT" w:cs="Times New Roman"/>
-                <w:color w:val="000000"/>
-                <w:sz w:val="22"/>
-                <w:szCs w:val="22"/>
-                <w:lang w:eastAsia="it-IT"/>
-              </w:rPr>
-              <w:t> </w:t>
-            </w:r>
-          </w:p>
-        </w:tc>
-        <w:tc>
-          <w:tcPr>
-            <w:tcW w:w="2177" w:type="dxa"/>
-            <w:tcBorders>
-              <w:top w:val="nil"/>
-              <w:left w:val="nil"/>
-              <w:bottom w:val="single" w:sz="4" w:space="0" w:color="C6CDD0"/>
-              <w:right w:val="single" w:sz="4" w:space="0" w:color="C6CDD0"/>
-            </w:tcBorders>
-            <w:shd w:val="clear" w:color="000000" w:fill="D8F1EA"/>
-            <w:noWrap/>
-            <w:vAlign w:val="bottom"/>
-            <w:hideMark/>
-          </w:tcPr>
-          <w:p>
-            <w:pPr>
-              <w:spacing w:before="0" w:after="0" w:line="240" w:lineRule="auto"/>
-              <w:rPr>
-                <w:rFonts w:ascii="Tw Cen MT" w:eastAsia="Times New Roman" w:hAnsi="Tw Cen MT" w:cs="Times New Roman"/>
-                <w:color w:val="000000"/>
-                <w:sz w:val="22"/>
-                <w:szCs w:val="22"/>
-                <w:lang w:eastAsia="it-IT"/>
-              </w:rPr>
-            </w:pPr>
-            <w:r>
-              <w:rPr>
-                <w:rFonts w:ascii="Tw Cen MT" w:eastAsia="Times New Roman" w:hAnsi="Tw Cen MT" w:cs="Times New Roman"/>
-                <w:color w:val="000000"/>
-                <w:sz w:val="22"/>
-                <w:szCs w:val="22"/>
-                <w:lang w:eastAsia="it-IT"/>
-              </w:rPr>
-              <w:t> </w:t>
-            </w:r>
-          </w:p>
-        </w:tc>
-        <w:tc>
-          <w:tcPr>
-            <w:tcW w:w="2306" w:type="dxa"/>
-            <w:tcBorders>
-              <w:top w:val="nil"/>
-              <w:left w:val="nil"/>
-              <w:bottom w:val="single" w:sz="4" w:space="0" w:color="C6CDD0"/>
-              <w:right w:val="single" w:sz="4" w:space="0" w:color="C6CDD0"/>
-            </w:tcBorders>
-            <w:shd w:val="clear" w:color="000000" w:fill="D8F1EA"/>
-            <w:noWrap/>
-            <w:vAlign w:val="bottom"/>
-            <w:hideMark/>
-          </w:tcPr>
-          <w:p>
-            <w:pPr>
-              <w:spacing w:before="0" w:after="0" w:line="240" w:lineRule="auto"/>
-              <w:rPr>
-                <w:rFonts w:ascii="Tw Cen MT" w:eastAsia="Times New Roman" w:hAnsi="Tw Cen MT" w:cs="Times New Roman"/>
-                <w:sz w:val="22"/>
-                <w:szCs w:val="22"/>
-                <w:lang w:eastAsia="it-IT"/>
-              </w:rPr>
-            </w:pPr>
-            <w:r>
-              <w:rPr>
-                <w:rFonts w:ascii="Tw Cen MT" w:eastAsia="Times New Roman" w:hAnsi="Tw Cen MT" w:cs="Times New Roman"/>
-                <w:sz w:val="22"/>
-                <w:szCs w:val="22"/>
-                <w:lang w:eastAsia="it-IT"/>
-              </w:rPr>
-              <w:t>NOT STARTED</w:t>
-            </w:r>
-          </w:p>
-        </w:tc>
-      </w:tr>
-      <w:tr>
-        <w:trPr>
-          <w:trHeight w:val="319"/>
-        </w:trPr>
-        <w:tc>
-          <w:tcPr>
-            <w:tcW w:w="1373" w:type="dxa"/>
-            <w:tcBorders>
-              <w:top w:val="nil"/>
-              <w:left w:val="single" w:sz="4" w:space="0" w:color="C6CDD0"/>
-              <w:bottom w:val="single" w:sz="4" w:space="0" w:color="C6CDD0"/>
-              <w:right w:val="single" w:sz="4" w:space="0" w:color="C6CDD0"/>
-            </w:tcBorders>
-            <w:noWrap/>
-            <w:vAlign w:val="bottom"/>
-            <w:hideMark/>
-          </w:tcPr>
-          <w:p>
-            <w:pPr>
-              <w:spacing w:before="0" w:after="0" w:line="240" w:lineRule="auto"/>
-              <w:rPr>
-                <w:rFonts w:ascii="Tw Cen MT" w:eastAsia="Times New Roman" w:hAnsi="Tw Cen MT" w:cs="Times New Roman"/>
-                <w:color w:val="000000"/>
-                <w:sz w:val="22"/>
-                <w:szCs w:val="22"/>
-                <w:lang w:eastAsia="it-IT"/>
-              </w:rPr>
-            </w:pPr>
-            <w:r>
-              <w:rPr>
-                <w:rFonts w:ascii="Tw Cen MT" w:eastAsia="Times New Roman" w:hAnsi="Tw Cen MT" w:cs="Times New Roman"/>
-                <w:color w:val="000000"/>
-                <w:sz w:val="22"/>
-                <w:szCs w:val="22"/>
-                <w:lang w:eastAsia="it-IT"/>
-              </w:rPr>
-              <w:t>IF-6.5</w:t>
-            </w:r>
-          </w:p>
-        </w:tc>
-        <w:tc>
-          <w:tcPr>
-            <w:tcW w:w="2384" w:type="dxa"/>
-            <w:tcBorders>
-              <w:top w:val="nil"/>
-              <w:left w:val="nil"/>
-              <w:bottom w:val="single" w:sz="4" w:space="0" w:color="C6CDD0"/>
-              <w:right w:val="single" w:sz="4" w:space="0" w:color="C6CDD0"/>
-            </w:tcBorders>
-            <w:noWrap/>
-            <w:vAlign w:val="bottom"/>
-            <w:hideMark/>
-          </w:tcPr>
-          <w:p>
-            <w:pPr>
-              <w:spacing w:before="0" w:after="0" w:line="240" w:lineRule="auto"/>
-              <w:rPr>
-                <w:rFonts w:ascii="Tw Cen MT" w:eastAsia="Times New Roman" w:hAnsi="Tw Cen MT" w:cs="Times New Roman"/>
-                <w:color w:val="000000"/>
-                <w:sz w:val="22"/>
-                <w:szCs w:val="22"/>
-                <w:lang w:eastAsia="it-IT"/>
-              </w:rPr>
-            </w:pPr>
-            <w:r>
-              <w:rPr>
-                <w:rFonts w:ascii="Tw Cen MT" w:eastAsia="Times New Roman" w:hAnsi="Tw Cen MT" w:cs="Times New Roman"/>
-                <w:color w:val="000000"/>
-                <w:sz w:val="22"/>
-                <w:szCs w:val="22"/>
-                <w:lang w:eastAsia="it-IT"/>
-              </w:rPr>
-              <w:t> </w:t>
-            </w:r>
-          </w:p>
-        </w:tc>
-        <w:tc>
-          <w:tcPr>
-            <w:tcW w:w="2255" w:type="dxa"/>
-            <w:tcBorders>
-              <w:top w:val="nil"/>
-              <w:left w:val="nil"/>
-              <w:bottom w:val="single" w:sz="4" w:space="0" w:color="C6CDD0"/>
-              <w:right w:val="single" w:sz="4" w:space="0" w:color="C6CDD0"/>
-            </w:tcBorders>
-            <w:noWrap/>
-            <w:vAlign w:val="bottom"/>
-            <w:hideMark/>
-          </w:tcPr>
-          <w:p>
-            <w:pPr>
-              <w:spacing w:before="0" w:after="0" w:line="240" w:lineRule="auto"/>
-              <w:rPr>
-                <w:rFonts w:ascii="Tw Cen MT" w:eastAsia="Times New Roman" w:hAnsi="Tw Cen MT" w:cs="Times New Roman"/>
-                <w:color w:val="000000"/>
-                <w:sz w:val="22"/>
-                <w:szCs w:val="22"/>
-                <w:lang w:eastAsia="it-IT"/>
-              </w:rPr>
-            </w:pPr>
-            <w:r>
-              <w:rPr>
-                <w:rFonts w:ascii="Tw Cen MT" w:eastAsia="Times New Roman" w:hAnsi="Tw Cen MT" w:cs="Times New Roman"/>
-                <w:color w:val="000000"/>
-                <w:sz w:val="22"/>
-                <w:szCs w:val="22"/>
-                <w:lang w:eastAsia="it-IT"/>
-              </w:rPr>
-              <w:t> </w:t>
-            </w:r>
-          </w:p>
-        </w:tc>
-        <w:tc>
-          <w:tcPr>
-            <w:tcW w:w="2177" w:type="dxa"/>
-            <w:tcBorders>
-              <w:top w:val="nil"/>
-              <w:left w:val="nil"/>
-              <w:bottom w:val="single" w:sz="4" w:space="0" w:color="C6CDD0"/>
-              <w:right w:val="single" w:sz="4" w:space="0" w:color="C6CDD0"/>
-            </w:tcBorders>
-            <w:noWrap/>
-            <w:vAlign w:val="bottom"/>
-            <w:hideMark/>
-          </w:tcPr>
-          <w:p>
-            <w:pPr>
-              <w:spacing w:before="0" w:after="0" w:line="240" w:lineRule="auto"/>
-              <w:rPr>
-                <w:rFonts w:ascii="Tw Cen MT" w:eastAsia="Times New Roman" w:hAnsi="Tw Cen MT" w:cs="Times New Roman"/>
-                <w:color w:val="000000"/>
-                <w:sz w:val="22"/>
-                <w:szCs w:val="22"/>
-                <w:lang w:eastAsia="it-IT"/>
-              </w:rPr>
-            </w:pPr>
-            <w:r>
-              <w:rPr>
-                <w:rFonts w:ascii="Tw Cen MT" w:eastAsia="Times New Roman" w:hAnsi="Tw Cen MT" w:cs="Times New Roman"/>
-                <w:color w:val="000000"/>
-                <w:sz w:val="22"/>
-                <w:szCs w:val="22"/>
-                <w:lang w:eastAsia="it-IT"/>
-              </w:rPr>
-              <w:t> </w:t>
-            </w:r>
-          </w:p>
-        </w:tc>
-        <w:tc>
-          <w:tcPr>
-            <w:tcW w:w="2306" w:type="dxa"/>
-            <w:tcBorders>
-              <w:top w:val="nil"/>
-              <w:left w:val="nil"/>
-              <w:bottom w:val="single" w:sz="4" w:space="0" w:color="C6CDD0"/>
-              <w:right w:val="single" w:sz="4" w:space="0" w:color="C6CDD0"/>
-            </w:tcBorders>
-            <w:noWrap/>
-            <w:vAlign w:val="bottom"/>
-            <w:hideMark/>
-          </w:tcPr>
-          <w:p>
-            <w:pPr>
-              <w:spacing w:before="0" w:after="0" w:line="240" w:lineRule="auto"/>
-              <w:rPr>
-                <w:rFonts w:ascii="Tw Cen MT" w:eastAsia="Times New Roman" w:hAnsi="Tw Cen MT" w:cs="Times New Roman"/>
-                <w:sz w:val="22"/>
-                <w:szCs w:val="22"/>
-                <w:lang w:eastAsia="it-IT"/>
-              </w:rPr>
-            </w:pPr>
-            <w:r>
-              <w:rPr>
-                <w:rFonts w:ascii="Tw Cen MT" w:eastAsia="Times New Roman" w:hAnsi="Tw Cen MT" w:cs="Times New Roman"/>
-                <w:sz w:val="22"/>
-                <w:szCs w:val="22"/>
-                <w:lang w:eastAsia="it-IT"/>
-              </w:rPr>
-              <w:t>NOT STARTED</w:t>
-            </w:r>
-          </w:p>
-        </w:tc>
-      </w:tr>
-      <w:tr>
-        <w:trPr>
-          <w:trHeight w:val="319"/>
-        </w:trPr>
-        <w:tc>
-          <w:tcPr>
-            <w:tcW w:w="1373" w:type="dxa"/>
-            <w:tcBorders>
-              <w:top w:val="nil"/>
-              <w:left w:val="single" w:sz="4" w:space="0" w:color="C6CDD0"/>
-              <w:bottom w:val="single" w:sz="4" w:space="0" w:color="C6CDD0"/>
-              <w:right w:val="single" w:sz="4" w:space="0" w:color="C6CDD0"/>
-            </w:tcBorders>
-            <w:shd w:val="clear" w:color="000000" w:fill="D8F1EA"/>
-            <w:noWrap/>
-            <w:vAlign w:val="bottom"/>
-            <w:hideMark/>
-          </w:tcPr>
-          <w:p>
-            <w:pPr>
-              <w:spacing w:before="0" w:after="0" w:line="240" w:lineRule="auto"/>
-              <w:rPr>
-                <w:rFonts w:ascii="Tw Cen MT" w:eastAsia="Times New Roman" w:hAnsi="Tw Cen MT" w:cs="Times New Roman"/>
-                <w:color w:val="000000"/>
-                <w:sz w:val="22"/>
-                <w:szCs w:val="22"/>
-                <w:lang w:eastAsia="it-IT"/>
-              </w:rPr>
-            </w:pPr>
-            <w:r>
-              <w:rPr>
-                <w:rFonts w:ascii="Tw Cen MT" w:eastAsia="Times New Roman" w:hAnsi="Tw Cen MT" w:cs="Times New Roman"/>
-                <w:color w:val="000000"/>
-                <w:sz w:val="22"/>
-                <w:szCs w:val="22"/>
-                <w:lang w:eastAsia="it-IT"/>
-              </w:rPr>
-              <w:t>IF-6.6</w:t>
-            </w:r>
-          </w:p>
-        </w:tc>
-        <w:tc>
-          <w:tcPr>
-            <w:tcW w:w="2384" w:type="dxa"/>
-            <w:tcBorders>
-              <w:top w:val="nil"/>
-              <w:left w:val="nil"/>
-              <w:bottom w:val="single" w:sz="4" w:space="0" w:color="C6CDD0"/>
-              <w:right w:val="single" w:sz="4" w:space="0" w:color="C6CDD0"/>
-            </w:tcBorders>
-            <w:shd w:val="clear" w:color="000000" w:fill="D8F1EA"/>
-            <w:noWrap/>
-            <w:vAlign w:val="bottom"/>
-            <w:hideMark/>
-          </w:tcPr>
-          <w:p>
-            <w:pPr>
-              <w:spacing w:before="0" w:after="0" w:line="240" w:lineRule="auto"/>
-              <w:rPr>
-                <w:rFonts w:ascii="Tw Cen MT" w:eastAsia="Times New Roman" w:hAnsi="Tw Cen MT" w:cs="Times New Roman"/>
-                <w:color w:val="000000"/>
-                <w:sz w:val="22"/>
-                <w:szCs w:val="22"/>
-                <w:lang w:eastAsia="it-IT"/>
-              </w:rPr>
-            </w:pPr>
-            <w:r>
-              <w:rPr>
-                <w:rFonts w:ascii="Tw Cen MT" w:eastAsia="Times New Roman" w:hAnsi="Tw Cen MT" w:cs="Times New Roman"/>
-                <w:color w:val="000000"/>
-                <w:sz w:val="22"/>
-                <w:szCs w:val="22"/>
-                <w:lang w:eastAsia="it-IT"/>
-              </w:rPr>
-              <w:t> </w:t>
-            </w:r>
-          </w:p>
-        </w:tc>
-        <w:tc>
-          <w:tcPr>
-            <w:tcW w:w="2255" w:type="dxa"/>
-            <w:tcBorders>
-              <w:top w:val="nil"/>
-              <w:left w:val="nil"/>
-              <w:bottom w:val="single" w:sz="4" w:space="0" w:color="C6CDD0"/>
-              <w:right w:val="single" w:sz="4" w:space="0" w:color="C6CDD0"/>
-            </w:tcBorders>
-            <w:shd w:val="clear" w:color="000000" w:fill="D8F1EA"/>
-            <w:noWrap/>
-            <w:vAlign w:val="bottom"/>
-            <w:hideMark/>
-          </w:tcPr>
-          <w:p>
-            <w:pPr>
-              <w:spacing w:before="0" w:after="0" w:line="240" w:lineRule="auto"/>
-              <w:rPr>
-                <w:rFonts w:ascii="Tw Cen MT" w:eastAsia="Times New Roman" w:hAnsi="Tw Cen MT" w:cs="Times New Roman"/>
-                <w:color w:val="000000"/>
-                <w:sz w:val="22"/>
-                <w:szCs w:val="22"/>
-                <w:lang w:eastAsia="it-IT"/>
-              </w:rPr>
-            </w:pPr>
-            <w:r>
-              <w:rPr>
-                <w:rFonts w:ascii="Tw Cen MT" w:eastAsia="Times New Roman" w:hAnsi="Tw Cen MT" w:cs="Times New Roman"/>
-                <w:color w:val="000000"/>
-                <w:sz w:val="22"/>
-                <w:szCs w:val="22"/>
-                <w:lang w:eastAsia="it-IT"/>
-              </w:rPr>
-              <w:t> </w:t>
-            </w:r>
-          </w:p>
-        </w:tc>
-        <w:tc>
-          <w:tcPr>
-            <w:tcW w:w="2177" w:type="dxa"/>
-            <w:tcBorders>
-              <w:top w:val="nil"/>
-              <w:left w:val="nil"/>
-              <w:bottom w:val="single" w:sz="4" w:space="0" w:color="C6CDD0"/>
-              <w:right w:val="single" w:sz="4" w:space="0" w:color="C6CDD0"/>
-            </w:tcBorders>
-            <w:shd w:val="clear" w:color="000000" w:fill="D8F1EA"/>
-            <w:noWrap/>
-            <w:vAlign w:val="bottom"/>
-            <w:hideMark/>
-          </w:tcPr>
-          <w:p>
-            <w:pPr>
-              <w:spacing w:before="0" w:after="0" w:line="240" w:lineRule="auto"/>
-              <w:rPr>
-                <w:rFonts w:ascii="Tw Cen MT" w:eastAsia="Times New Roman" w:hAnsi="Tw Cen MT" w:cs="Times New Roman"/>
-                <w:color w:val="000000"/>
-                <w:sz w:val="22"/>
-                <w:szCs w:val="22"/>
-                <w:lang w:eastAsia="it-IT"/>
-              </w:rPr>
-            </w:pPr>
-            <w:r>
-              <w:rPr>
-                <w:rFonts w:ascii="Tw Cen MT" w:eastAsia="Times New Roman" w:hAnsi="Tw Cen MT" w:cs="Times New Roman"/>
-                <w:color w:val="000000"/>
-                <w:sz w:val="22"/>
-                <w:szCs w:val="22"/>
-                <w:lang w:eastAsia="it-IT"/>
-              </w:rPr>
-              <w:t> </w:t>
-            </w:r>
-          </w:p>
-        </w:tc>
-        <w:tc>
-          <w:tcPr>
-            <w:tcW w:w="2306" w:type="dxa"/>
-            <w:tcBorders>
-              <w:top w:val="nil"/>
-              <w:left w:val="nil"/>
-              <w:bottom w:val="single" w:sz="4" w:space="0" w:color="C6CDD0"/>
-              <w:right w:val="single" w:sz="4" w:space="0" w:color="C6CDD0"/>
-            </w:tcBorders>
-            <w:shd w:val="clear" w:color="000000" w:fill="D8F1EA"/>
-            <w:noWrap/>
-            <w:vAlign w:val="bottom"/>
-            <w:hideMark/>
-          </w:tcPr>
-          <w:p>
-            <w:pPr>
-              <w:spacing w:before="0" w:after="0" w:line="240" w:lineRule="auto"/>
-              <w:rPr>
-                <w:rFonts w:ascii="Tw Cen MT" w:eastAsia="Times New Roman" w:hAnsi="Tw Cen MT" w:cs="Times New Roman"/>
-                <w:sz w:val="22"/>
-                <w:szCs w:val="22"/>
-                <w:lang w:eastAsia="it-IT"/>
-              </w:rPr>
-            </w:pPr>
-            <w:r>
-              <w:rPr>
-                <w:rFonts w:ascii="Tw Cen MT" w:eastAsia="Times New Roman" w:hAnsi="Tw Cen MT" w:cs="Times New Roman"/>
-                <w:sz w:val="22"/>
-                <w:szCs w:val="22"/>
-                <w:lang w:eastAsia="it-IT"/>
-              </w:rPr>
-              <w:t>NOT STARTED</w:t>
-            </w:r>
-          </w:p>
-        </w:tc>
-      </w:tr>
-      <w:tr>
-        <w:trPr>
-          <w:trHeight w:val="319"/>
-        </w:trPr>
-        <w:tc>
-          <w:tcPr>
-            <w:tcW w:w="1373" w:type="dxa"/>
-            <w:tcBorders>
-              <w:top w:val="nil"/>
-              <w:left w:val="single" w:sz="4" w:space="0" w:color="C6CDD0"/>
-              <w:bottom w:val="single" w:sz="4" w:space="0" w:color="C6CDD0"/>
-              <w:right w:val="single" w:sz="4" w:space="0" w:color="C6CDD0"/>
-            </w:tcBorders>
-            <w:noWrap/>
-            <w:vAlign w:val="bottom"/>
-            <w:hideMark/>
-          </w:tcPr>
-          <w:p>
-            <w:pPr>
-              <w:spacing w:before="0" w:after="0" w:line="240" w:lineRule="auto"/>
-              <w:rPr>
-                <w:rFonts w:ascii="Tw Cen MT" w:eastAsia="Times New Roman" w:hAnsi="Tw Cen MT" w:cs="Times New Roman"/>
-                <w:color w:val="000000"/>
-                <w:sz w:val="22"/>
-                <w:szCs w:val="22"/>
-                <w:lang w:eastAsia="it-IT"/>
-              </w:rPr>
-            </w:pPr>
-            <w:r>
-              <w:rPr>
-                <w:rFonts w:ascii="Tw Cen MT" w:eastAsia="Times New Roman" w:hAnsi="Tw Cen MT" w:cs="Times New Roman"/>
-                <w:color w:val="000000"/>
-                <w:sz w:val="22"/>
-                <w:szCs w:val="22"/>
-                <w:lang w:eastAsia="it-IT"/>
-              </w:rPr>
-              <w:t>IF-6.7</w:t>
-            </w:r>
-          </w:p>
-        </w:tc>
-        <w:tc>
-          <w:tcPr>
-            <w:tcW w:w="2384" w:type="dxa"/>
-            <w:tcBorders>
-              <w:top w:val="nil"/>
-              <w:left w:val="nil"/>
-              <w:bottom w:val="single" w:sz="4" w:space="0" w:color="C6CDD0"/>
-              <w:right w:val="single" w:sz="4" w:space="0" w:color="C6CDD0"/>
-            </w:tcBorders>
-            <w:noWrap/>
-            <w:vAlign w:val="bottom"/>
-            <w:hideMark/>
-          </w:tcPr>
-          <w:p>
-            <w:pPr>
-              <w:spacing w:before="0" w:after="0" w:line="240" w:lineRule="auto"/>
-              <w:rPr>
-                <w:rFonts w:ascii="Tw Cen MT" w:eastAsia="Times New Roman" w:hAnsi="Tw Cen MT" w:cs="Times New Roman"/>
-                <w:color w:val="000000"/>
-                <w:sz w:val="22"/>
-                <w:szCs w:val="22"/>
-                <w:lang w:eastAsia="it-IT"/>
-              </w:rPr>
-            </w:pPr>
-            <w:r>
-              <w:rPr>
-                <w:rFonts w:ascii="Tw Cen MT" w:eastAsia="Times New Roman" w:hAnsi="Tw Cen MT" w:cs="Times New Roman"/>
-                <w:color w:val="000000"/>
-                <w:sz w:val="22"/>
-                <w:szCs w:val="22"/>
-                <w:lang w:eastAsia="it-IT"/>
-              </w:rPr>
-              <w:t> </w:t>
-            </w:r>
-          </w:p>
-        </w:tc>
-        <w:tc>
-          <w:tcPr>
-            <w:tcW w:w="2255" w:type="dxa"/>
-            <w:tcBorders>
-              <w:top w:val="nil"/>
-              <w:left w:val="nil"/>
-              <w:bottom w:val="single" w:sz="4" w:space="0" w:color="C6CDD0"/>
-              <w:right w:val="single" w:sz="4" w:space="0" w:color="C6CDD0"/>
-            </w:tcBorders>
-            <w:noWrap/>
-            <w:vAlign w:val="bottom"/>
-            <w:hideMark/>
-          </w:tcPr>
-          <w:p>
-            <w:pPr>
-              <w:spacing w:before="0" w:after="0" w:line="240" w:lineRule="auto"/>
-              <w:rPr>
-                <w:rFonts w:ascii="Tw Cen MT" w:eastAsia="Times New Roman" w:hAnsi="Tw Cen MT" w:cs="Times New Roman"/>
-                <w:color w:val="000000"/>
-                <w:sz w:val="22"/>
-                <w:szCs w:val="22"/>
-                <w:lang w:eastAsia="it-IT"/>
-              </w:rPr>
-            </w:pPr>
-            <w:r>
-              <w:rPr>
-                <w:rFonts w:ascii="Tw Cen MT" w:eastAsia="Times New Roman" w:hAnsi="Tw Cen MT" w:cs="Times New Roman"/>
-                <w:color w:val="000000"/>
-                <w:sz w:val="22"/>
-                <w:szCs w:val="22"/>
-                <w:lang w:eastAsia="it-IT"/>
-              </w:rPr>
-              <w:t> </w:t>
-            </w:r>
-          </w:p>
-        </w:tc>
-        <w:tc>
-          <w:tcPr>
-            <w:tcW w:w="2177" w:type="dxa"/>
-            <w:tcBorders>
-              <w:top w:val="nil"/>
-              <w:left w:val="nil"/>
-              <w:bottom w:val="single" w:sz="4" w:space="0" w:color="C6CDD0"/>
-              <w:right w:val="single" w:sz="4" w:space="0" w:color="C6CDD0"/>
-            </w:tcBorders>
-            <w:noWrap/>
-            <w:vAlign w:val="bottom"/>
-            <w:hideMark/>
-          </w:tcPr>
-          <w:p>
-            <w:pPr>
-              <w:spacing w:before="0" w:after="0" w:line="240" w:lineRule="auto"/>
-              <w:rPr>
-                <w:rFonts w:ascii="Tw Cen MT" w:eastAsia="Times New Roman" w:hAnsi="Tw Cen MT" w:cs="Times New Roman"/>
-                <w:color w:val="000000"/>
-                <w:sz w:val="22"/>
-                <w:szCs w:val="22"/>
-                <w:lang w:eastAsia="it-IT"/>
-              </w:rPr>
-            </w:pPr>
-            <w:r>
-              <w:rPr>
-                <w:rFonts w:ascii="Tw Cen MT" w:eastAsia="Times New Roman" w:hAnsi="Tw Cen MT" w:cs="Times New Roman"/>
-                <w:color w:val="000000"/>
-                <w:sz w:val="22"/>
-                <w:szCs w:val="22"/>
-                <w:lang w:eastAsia="it-IT"/>
-              </w:rPr>
-              <w:t> </w:t>
-            </w:r>
-          </w:p>
-        </w:tc>
-        <w:tc>
-          <w:tcPr>
-            <w:tcW w:w="2306" w:type="dxa"/>
-            <w:tcBorders>
-              <w:top w:val="nil"/>
-              <w:left w:val="nil"/>
-              <w:bottom w:val="single" w:sz="4" w:space="0" w:color="C6CDD0"/>
-              <w:right w:val="single" w:sz="4" w:space="0" w:color="C6CDD0"/>
-            </w:tcBorders>
-            <w:noWrap/>
-            <w:vAlign w:val="bottom"/>
-            <w:hideMark/>
-          </w:tcPr>
-          <w:p>
-            <w:pPr>
-              <w:spacing w:before="0" w:after="0" w:line="240" w:lineRule="auto"/>
-              <w:rPr>
-                <w:rFonts w:ascii="Tw Cen MT" w:eastAsia="Times New Roman" w:hAnsi="Tw Cen MT" w:cs="Times New Roman"/>
-                <w:sz w:val="22"/>
-                <w:szCs w:val="22"/>
-                <w:lang w:eastAsia="it-IT"/>
-              </w:rPr>
-            </w:pPr>
-            <w:r>
-              <w:rPr>
-                <w:rFonts w:ascii="Tw Cen MT" w:eastAsia="Times New Roman" w:hAnsi="Tw Cen MT" w:cs="Times New Roman"/>
-                <w:sz w:val="22"/>
-                <w:szCs w:val="22"/>
-                <w:lang w:eastAsia="it-IT"/>
-              </w:rPr>
-              <w:t>NOT STARTED</w:t>
-            </w:r>
-          </w:p>
-        </w:tc>
-      </w:tr>
-      <w:tr>
-        <w:trPr>
-          <w:trHeight w:val="319"/>
-        </w:trPr>
-        <w:tc>
-          <w:tcPr>
-            <w:tcW w:w="1373" w:type="dxa"/>
-            <w:tcBorders>
-              <w:top w:val="nil"/>
-              <w:left w:val="single" w:sz="4" w:space="0" w:color="C6CDD0"/>
-              <w:bottom w:val="single" w:sz="4" w:space="0" w:color="C6CDD0"/>
-              <w:right w:val="single" w:sz="4" w:space="0" w:color="C6CDD0"/>
-            </w:tcBorders>
-            <w:shd w:val="clear" w:color="000000" w:fill="D8F1EA"/>
-            <w:noWrap/>
-            <w:vAlign w:val="bottom"/>
-            <w:hideMark/>
-          </w:tcPr>
-          <w:p>
-            <w:pPr>
-              <w:spacing w:before="0" w:after="0" w:line="240" w:lineRule="auto"/>
-              <w:rPr>
-                <w:rFonts w:ascii="Tw Cen MT" w:eastAsia="Times New Roman" w:hAnsi="Tw Cen MT" w:cs="Times New Roman"/>
-                <w:color w:val="000000"/>
-                <w:sz w:val="22"/>
-                <w:szCs w:val="22"/>
-                <w:lang w:eastAsia="it-IT"/>
-              </w:rPr>
-            </w:pPr>
-            <w:r>
-              <w:rPr>
-                <w:rFonts w:ascii="Tw Cen MT" w:eastAsia="Times New Roman" w:hAnsi="Tw Cen MT" w:cs="Times New Roman"/>
-                <w:color w:val="000000"/>
-                <w:sz w:val="22"/>
-                <w:szCs w:val="22"/>
-                <w:lang w:eastAsia="it-IT"/>
-              </w:rPr>
-              <w:t>IF-7.1</w:t>
-            </w:r>
-          </w:p>
-        </w:tc>
-        <w:tc>
-          <w:tcPr>
-            <w:tcW w:w="2384" w:type="dxa"/>
-            <w:tcBorders>
-              <w:top w:val="nil"/>
-              <w:left w:val="nil"/>
-              <w:bottom w:val="single" w:sz="4" w:space="0" w:color="C6CDD0"/>
-              <w:right w:val="single" w:sz="4" w:space="0" w:color="C6CDD0"/>
-            </w:tcBorders>
-            <w:shd w:val="clear" w:color="000000" w:fill="D8F1EA"/>
-            <w:noWrap/>
-            <w:vAlign w:val="bottom"/>
-            <w:hideMark/>
-          </w:tcPr>
-          <w:p>
-            <w:pPr>
-              <w:spacing w:before="0" w:after="0" w:line="240" w:lineRule="auto"/>
-              <w:rPr>
-                <w:rFonts w:ascii="Tw Cen MT" w:eastAsia="Times New Roman" w:hAnsi="Tw Cen MT" w:cs="Times New Roman"/>
-                <w:color w:val="000000"/>
-                <w:sz w:val="22"/>
-                <w:szCs w:val="22"/>
-                <w:lang w:eastAsia="it-IT"/>
-              </w:rPr>
-            </w:pPr>
-            <w:r>
-              <w:rPr>
-                <w:rFonts w:ascii="Tw Cen MT" w:eastAsia="Times New Roman" w:hAnsi="Tw Cen MT" w:cs="Times New Roman"/>
-                <w:color w:val="000000"/>
-                <w:sz w:val="22"/>
-                <w:szCs w:val="22"/>
-                <w:lang w:eastAsia="it-IT"/>
-              </w:rPr>
-              <w:t> </w:t>
-            </w:r>
-          </w:p>
-        </w:tc>
-        <w:tc>
-          <w:tcPr>
-            <w:tcW w:w="2255" w:type="dxa"/>
-            <w:tcBorders>
-              <w:top w:val="nil"/>
-              <w:left w:val="nil"/>
-              <w:bottom w:val="single" w:sz="4" w:space="0" w:color="C6CDD0"/>
-              <w:right w:val="single" w:sz="4" w:space="0" w:color="C6CDD0"/>
-            </w:tcBorders>
-            <w:shd w:val="clear" w:color="000000" w:fill="D8F1EA"/>
-            <w:noWrap/>
-            <w:vAlign w:val="bottom"/>
-            <w:hideMark/>
-          </w:tcPr>
-          <w:p>
-            <w:pPr>
-              <w:spacing w:before="0" w:after="0" w:line="240" w:lineRule="auto"/>
-              <w:rPr>
-                <w:rFonts w:ascii="Tw Cen MT" w:eastAsia="Times New Roman" w:hAnsi="Tw Cen MT" w:cs="Times New Roman"/>
-                <w:color w:val="000000"/>
-                <w:sz w:val="22"/>
-                <w:szCs w:val="22"/>
-                <w:lang w:eastAsia="it-IT"/>
-              </w:rPr>
-            </w:pPr>
-            <w:r>
-              <w:rPr>
-                <w:rFonts w:ascii="Tw Cen MT" w:eastAsia="Times New Roman" w:hAnsi="Tw Cen MT" w:cs="Times New Roman"/>
-                <w:color w:val="000000"/>
-                <w:sz w:val="22"/>
-                <w:szCs w:val="22"/>
-                <w:lang w:eastAsia="it-IT"/>
-              </w:rPr>
-              <w:t> </w:t>
-            </w:r>
-          </w:p>
-        </w:tc>
-        <w:tc>
-          <w:tcPr>
-            <w:tcW w:w="2177" w:type="dxa"/>
-            <w:tcBorders>
-              <w:top w:val="nil"/>
-              <w:left w:val="nil"/>
-              <w:bottom w:val="single" w:sz="4" w:space="0" w:color="C6CDD0"/>
-              <w:right w:val="single" w:sz="4" w:space="0" w:color="C6CDD0"/>
-            </w:tcBorders>
-            <w:shd w:val="clear" w:color="000000" w:fill="D8F1EA"/>
-            <w:noWrap/>
-            <w:vAlign w:val="bottom"/>
-            <w:hideMark/>
-          </w:tcPr>
-          <w:p>
-            <w:pPr>
-              <w:spacing w:before="0" w:after="0" w:line="240" w:lineRule="auto"/>
-              <w:rPr>
-                <w:rFonts w:ascii="Tw Cen MT" w:eastAsia="Times New Roman" w:hAnsi="Tw Cen MT" w:cs="Times New Roman"/>
-                <w:color w:val="000000"/>
-                <w:sz w:val="22"/>
-                <w:szCs w:val="22"/>
-                <w:lang w:eastAsia="it-IT"/>
-              </w:rPr>
-            </w:pPr>
-            <w:r>
-              <w:rPr>
-                <w:rFonts w:ascii="Tw Cen MT" w:eastAsia="Times New Roman" w:hAnsi="Tw Cen MT" w:cs="Times New Roman"/>
-                <w:color w:val="000000"/>
-                <w:sz w:val="22"/>
-                <w:szCs w:val="22"/>
-                <w:lang w:eastAsia="it-IT"/>
-              </w:rPr>
-              <w:t> </w:t>
-            </w:r>
-          </w:p>
-        </w:tc>
-        <w:tc>
-          <w:tcPr>
-            <w:tcW w:w="2306" w:type="dxa"/>
-            <w:tcBorders>
-              <w:top w:val="nil"/>
-              <w:left w:val="nil"/>
-              <w:bottom w:val="single" w:sz="4" w:space="0" w:color="C6CDD0"/>
-              <w:right w:val="single" w:sz="4" w:space="0" w:color="C6CDD0"/>
-            </w:tcBorders>
-            <w:shd w:val="clear" w:color="000000" w:fill="D8F1EA"/>
-            <w:noWrap/>
-            <w:vAlign w:val="bottom"/>
-            <w:hideMark/>
-          </w:tcPr>
-          <w:p>
-            <w:pPr>
-              <w:spacing w:before="0" w:after="0" w:line="240" w:lineRule="auto"/>
-              <w:rPr>
-                <w:rFonts w:ascii="Tw Cen MT" w:eastAsia="Times New Roman" w:hAnsi="Tw Cen MT" w:cs="Times New Roman"/>
-                <w:sz w:val="22"/>
-                <w:szCs w:val="22"/>
-                <w:lang w:eastAsia="it-IT"/>
-              </w:rPr>
-            </w:pPr>
-            <w:r>
-              <w:rPr>
-                <w:rFonts w:ascii="Tw Cen MT" w:eastAsia="Times New Roman" w:hAnsi="Tw Cen MT" w:cs="Times New Roman"/>
-                <w:sz w:val="22"/>
-                <w:szCs w:val="22"/>
-                <w:lang w:eastAsia="it-IT"/>
-              </w:rPr>
-              <w:t>NOT STARTED</w:t>
-            </w:r>
-          </w:p>
-        </w:tc>
-      </w:tr>
-      <w:tr>
-        <w:trPr>
-          <w:trHeight w:val="319"/>
-        </w:trPr>
-        <w:tc>
-          <w:tcPr>
-            <w:tcW w:w="1373" w:type="dxa"/>
-            <w:tcBorders>
-              <w:top w:val="nil"/>
-              <w:left w:val="single" w:sz="4" w:space="0" w:color="C6CDD0"/>
-              <w:bottom w:val="single" w:sz="4" w:space="0" w:color="C6CDD0"/>
-              <w:right w:val="single" w:sz="4" w:space="0" w:color="C6CDD0"/>
-            </w:tcBorders>
-            <w:noWrap/>
-            <w:vAlign w:val="bottom"/>
-            <w:hideMark/>
-          </w:tcPr>
-          <w:p>
-            <w:pPr>
-              <w:spacing w:before="0" w:after="0" w:line="240" w:lineRule="auto"/>
-              <w:rPr>
-                <w:rFonts w:ascii="Tw Cen MT" w:eastAsia="Times New Roman" w:hAnsi="Tw Cen MT" w:cs="Times New Roman"/>
-                <w:color w:val="000000"/>
-                <w:sz w:val="22"/>
-                <w:szCs w:val="22"/>
-                <w:lang w:eastAsia="it-IT"/>
-              </w:rPr>
-            </w:pPr>
-            <w:r>
-              <w:rPr>
-                <w:rFonts w:ascii="Tw Cen MT" w:eastAsia="Times New Roman" w:hAnsi="Tw Cen MT" w:cs="Times New Roman"/>
-                <w:color w:val="000000"/>
-                <w:sz w:val="22"/>
-                <w:szCs w:val="22"/>
-                <w:lang w:eastAsia="it-IT"/>
-              </w:rPr>
-              <w:t>IF-7.2</w:t>
-            </w:r>
-          </w:p>
-        </w:tc>
-        <w:tc>
-          <w:tcPr>
-            <w:tcW w:w="2384" w:type="dxa"/>
-            <w:tcBorders>
-              <w:top w:val="nil"/>
-              <w:left w:val="nil"/>
-              <w:bottom w:val="single" w:sz="4" w:space="0" w:color="C6CDD0"/>
-              <w:right w:val="single" w:sz="4" w:space="0" w:color="C6CDD0"/>
-            </w:tcBorders>
-            <w:noWrap/>
-            <w:vAlign w:val="bottom"/>
-            <w:hideMark/>
-          </w:tcPr>
-          <w:p>
-            <w:pPr>
-              <w:spacing w:before="0" w:after="0" w:line="240" w:lineRule="auto"/>
-              <w:rPr>
-                <w:rFonts w:ascii="Tw Cen MT" w:eastAsia="Times New Roman" w:hAnsi="Tw Cen MT" w:cs="Times New Roman"/>
-                <w:color w:val="000000"/>
-                <w:sz w:val="22"/>
-                <w:szCs w:val="22"/>
-                <w:lang w:eastAsia="it-IT"/>
-              </w:rPr>
-            </w:pPr>
-            <w:r>
-              <w:rPr>
-                <w:rFonts w:ascii="Tw Cen MT" w:eastAsia="Times New Roman" w:hAnsi="Tw Cen MT" w:cs="Times New Roman"/>
-                <w:color w:val="000000"/>
-                <w:sz w:val="22"/>
-                <w:szCs w:val="22"/>
-                <w:lang w:eastAsia="it-IT"/>
-              </w:rPr>
-              <w:t> </w:t>
-            </w:r>
-          </w:p>
-        </w:tc>
-        <w:tc>
-          <w:tcPr>
-            <w:tcW w:w="2255" w:type="dxa"/>
-            <w:tcBorders>
-              <w:top w:val="nil"/>
-              <w:left w:val="nil"/>
-              <w:bottom w:val="single" w:sz="4" w:space="0" w:color="C6CDD0"/>
-              <w:right w:val="single" w:sz="4" w:space="0" w:color="C6CDD0"/>
-            </w:tcBorders>
-            <w:noWrap/>
-            <w:vAlign w:val="bottom"/>
-            <w:hideMark/>
-          </w:tcPr>
-          <w:p>
-            <w:pPr>
-              <w:spacing w:before="0" w:after="0" w:line="240" w:lineRule="auto"/>
-              <w:rPr>
-                <w:rFonts w:ascii="Tw Cen MT" w:eastAsia="Times New Roman" w:hAnsi="Tw Cen MT" w:cs="Times New Roman"/>
-                <w:color w:val="000000"/>
-                <w:sz w:val="22"/>
-                <w:szCs w:val="22"/>
-                <w:lang w:eastAsia="it-IT"/>
-              </w:rPr>
-            </w:pPr>
-            <w:r>
-              <w:rPr>
-                <w:rFonts w:ascii="Tw Cen MT" w:eastAsia="Times New Roman" w:hAnsi="Tw Cen MT" w:cs="Times New Roman"/>
-                <w:color w:val="000000"/>
-                <w:sz w:val="22"/>
-                <w:szCs w:val="22"/>
-                <w:lang w:eastAsia="it-IT"/>
-              </w:rPr>
-              <w:t> </w:t>
-            </w:r>
-          </w:p>
-        </w:tc>
-        <w:tc>
-          <w:tcPr>
-            <w:tcW w:w="2177" w:type="dxa"/>
-            <w:tcBorders>
-              <w:top w:val="nil"/>
-              <w:left w:val="nil"/>
-              <w:bottom w:val="single" w:sz="4" w:space="0" w:color="C6CDD0"/>
-              <w:right w:val="single" w:sz="4" w:space="0" w:color="C6CDD0"/>
-            </w:tcBorders>
-            <w:noWrap/>
-            <w:vAlign w:val="bottom"/>
-            <w:hideMark/>
-          </w:tcPr>
-          <w:p>
-            <w:pPr>
-              <w:spacing w:before="0" w:after="0" w:line="240" w:lineRule="auto"/>
-              <w:rPr>
-                <w:rFonts w:ascii="Tw Cen MT" w:eastAsia="Times New Roman" w:hAnsi="Tw Cen MT" w:cs="Times New Roman"/>
-                <w:color w:val="000000"/>
-                <w:sz w:val="22"/>
-                <w:szCs w:val="22"/>
-                <w:lang w:eastAsia="it-IT"/>
-              </w:rPr>
-            </w:pPr>
-            <w:r>
-              <w:rPr>
-                <w:rFonts w:ascii="Tw Cen MT" w:eastAsia="Times New Roman" w:hAnsi="Tw Cen MT" w:cs="Times New Roman"/>
-                <w:color w:val="000000"/>
-                <w:sz w:val="22"/>
-                <w:szCs w:val="22"/>
-                <w:lang w:eastAsia="it-IT"/>
-              </w:rPr>
-              <w:t> </w:t>
-            </w:r>
-          </w:p>
-        </w:tc>
-        <w:tc>
-          <w:tcPr>
-            <w:tcW w:w="2306" w:type="dxa"/>
-            <w:tcBorders>
-              <w:top w:val="nil"/>
-              <w:left w:val="nil"/>
-              <w:bottom w:val="single" w:sz="4" w:space="0" w:color="C6CDD0"/>
-              <w:right w:val="single" w:sz="4" w:space="0" w:color="C6CDD0"/>
-            </w:tcBorders>
-            <w:noWrap/>
-            <w:vAlign w:val="bottom"/>
-            <w:hideMark/>
-          </w:tcPr>
-          <w:p>
-            <w:pPr>
-              <w:spacing w:before="0" w:after="0" w:line="240" w:lineRule="auto"/>
-              <w:rPr>
-                <w:rFonts w:ascii="Tw Cen MT" w:eastAsia="Times New Roman" w:hAnsi="Tw Cen MT" w:cs="Times New Roman"/>
-                <w:sz w:val="22"/>
-                <w:szCs w:val="22"/>
-                <w:lang w:eastAsia="it-IT"/>
-              </w:rPr>
-            </w:pPr>
-            <w:r>
-              <w:rPr>
-                <w:rFonts w:ascii="Tw Cen MT" w:eastAsia="Times New Roman" w:hAnsi="Tw Cen MT" w:cs="Times New Roman"/>
-                <w:sz w:val="22"/>
-                <w:szCs w:val="22"/>
-                <w:lang w:eastAsia="it-IT"/>
-              </w:rPr>
-              <w:t>NOT STARTED</w:t>
-            </w:r>
-          </w:p>
-        </w:tc>
-      </w:tr>
-      <w:tr>
-        <w:trPr>
-          <w:trHeight w:val="319"/>
-        </w:trPr>
-        <w:tc>
-          <w:tcPr>
-            <w:tcW w:w="1373" w:type="dxa"/>
-            <w:tcBorders>
-              <w:top w:val="nil"/>
-              <w:left w:val="single" w:sz="4" w:space="0" w:color="C6CDD0"/>
-              <w:bottom w:val="single" w:sz="4" w:space="0" w:color="C6CDD0"/>
-              <w:right w:val="single" w:sz="4" w:space="0" w:color="C6CDD0"/>
-            </w:tcBorders>
-            <w:shd w:val="clear" w:color="000000" w:fill="D8F1EA"/>
-            <w:noWrap/>
-            <w:vAlign w:val="bottom"/>
-            <w:hideMark/>
-          </w:tcPr>
-          <w:p>
-            <w:pPr>
-              <w:spacing w:before="0" w:after="0" w:line="240" w:lineRule="auto"/>
-              <w:rPr>
-                <w:rFonts w:ascii="Tw Cen MT" w:eastAsia="Times New Roman" w:hAnsi="Tw Cen MT" w:cs="Times New Roman"/>
-                <w:color w:val="000000"/>
-                <w:sz w:val="22"/>
-                <w:szCs w:val="22"/>
-                <w:lang w:eastAsia="it-IT"/>
-              </w:rPr>
-            </w:pPr>
-            <w:r>
-              <w:rPr>
-                <w:rFonts w:ascii="Tw Cen MT" w:eastAsia="Times New Roman" w:hAnsi="Tw Cen MT" w:cs="Times New Roman"/>
-                <w:color w:val="000000"/>
-                <w:sz w:val="22"/>
-                <w:szCs w:val="22"/>
-                <w:lang w:eastAsia="it-IT"/>
-              </w:rPr>
-              <w:t>IF-7.3</w:t>
-            </w:r>
-          </w:p>
-        </w:tc>
-        <w:tc>
-          <w:tcPr>
-            <w:tcW w:w="2384" w:type="dxa"/>
-            <w:tcBorders>
-              <w:top w:val="nil"/>
-              <w:left w:val="nil"/>
-              <w:bottom w:val="single" w:sz="4" w:space="0" w:color="C6CDD0"/>
-              <w:right w:val="single" w:sz="4" w:space="0" w:color="C6CDD0"/>
-            </w:tcBorders>
-            <w:shd w:val="clear" w:color="000000" w:fill="D8F1EA"/>
-            <w:noWrap/>
-            <w:vAlign w:val="bottom"/>
-            <w:hideMark/>
-          </w:tcPr>
-          <w:p>
-            <w:pPr>
-              <w:spacing w:before="0" w:after="0" w:line="240" w:lineRule="auto"/>
-              <w:rPr>
-                <w:rFonts w:ascii="Tw Cen MT" w:eastAsia="Times New Roman" w:hAnsi="Tw Cen MT" w:cs="Times New Roman"/>
-                <w:color w:val="000000"/>
-                <w:sz w:val="22"/>
-                <w:szCs w:val="22"/>
-                <w:lang w:eastAsia="it-IT"/>
-              </w:rPr>
-            </w:pPr>
-            <w:r>
-              <w:rPr>
-                <w:rFonts w:ascii="Tw Cen MT" w:eastAsia="Times New Roman" w:hAnsi="Tw Cen MT" w:cs="Times New Roman"/>
-                <w:color w:val="000000"/>
-                <w:sz w:val="22"/>
-                <w:szCs w:val="22"/>
-                <w:lang w:eastAsia="it-IT"/>
-              </w:rPr>
-              <w:t> </w:t>
-            </w:r>
-          </w:p>
-        </w:tc>
-        <w:tc>
-          <w:tcPr>
-            <w:tcW w:w="2255" w:type="dxa"/>
-            <w:tcBorders>
-              <w:top w:val="nil"/>
-              <w:left w:val="nil"/>
-              <w:bottom w:val="single" w:sz="4" w:space="0" w:color="C6CDD0"/>
-              <w:right w:val="single" w:sz="4" w:space="0" w:color="C6CDD0"/>
-            </w:tcBorders>
-            <w:shd w:val="clear" w:color="000000" w:fill="D8F1EA"/>
-            <w:noWrap/>
-            <w:vAlign w:val="bottom"/>
-            <w:hideMark/>
-          </w:tcPr>
-          <w:p>
-            <w:pPr>
-              <w:spacing w:before="0" w:after="0" w:line="240" w:lineRule="auto"/>
-              <w:rPr>
-                <w:rFonts w:ascii="Tw Cen MT" w:eastAsia="Times New Roman" w:hAnsi="Tw Cen MT" w:cs="Times New Roman"/>
-                <w:color w:val="000000"/>
-                <w:sz w:val="22"/>
-                <w:szCs w:val="22"/>
-                <w:lang w:eastAsia="it-IT"/>
-              </w:rPr>
-            </w:pPr>
-            <w:r>
-              <w:rPr>
-                <w:rFonts w:ascii="Tw Cen MT" w:eastAsia="Times New Roman" w:hAnsi="Tw Cen MT" w:cs="Times New Roman"/>
-                <w:color w:val="000000"/>
-                <w:sz w:val="22"/>
-                <w:szCs w:val="22"/>
-                <w:lang w:eastAsia="it-IT"/>
-              </w:rPr>
-              <w:t> </w:t>
-            </w:r>
-          </w:p>
-        </w:tc>
-        <w:tc>
-          <w:tcPr>
-            <w:tcW w:w="2177" w:type="dxa"/>
-            <w:tcBorders>
-              <w:top w:val="nil"/>
-              <w:left w:val="nil"/>
-              <w:bottom w:val="single" w:sz="4" w:space="0" w:color="C6CDD0"/>
-              <w:right w:val="single" w:sz="4" w:space="0" w:color="C6CDD0"/>
-            </w:tcBorders>
-            <w:shd w:val="clear" w:color="000000" w:fill="D8F1EA"/>
-            <w:noWrap/>
-            <w:vAlign w:val="bottom"/>
-            <w:hideMark/>
-          </w:tcPr>
-          <w:p>
-            <w:pPr>
-              <w:spacing w:before="0" w:after="0" w:line="240" w:lineRule="auto"/>
-              <w:rPr>
-                <w:rFonts w:ascii="Tw Cen MT" w:eastAsia="Times New Roman" w:hAnsi="Tw Cen MT" w:cs="Times New Roman"/>
-                <w:color w:val="000000"/>
-                <w:sz w:val="22"/>
-                <w:szCs w:val="22"/>
-                <w:lang w:eastAsia="it-IT"/>
-              </w:rPr>
-            </w:pPr>
-            <w:r>
-              <w:rPr>
-                <w:rFonts w:ascii="Tw Cen MT" w:eastAsia="Times New Roman" w:hAnsi="Tw Cen MT" w:cs="Times New Roman"/>
-                <w:color w:val="000000"/>
-                <w:sz w:val="22"/>
-                <w:szCs w:val="22"/>
-                <w:lang w:eastAsia="it-IT"/>
-              </w:rPr>
-              <w:t> </w:t>
-            </w:r>
-          </w:p>
-        </w:tc>
-        <w:tc>
-          <w:tcPr>
-            <w:tcW w:w="2306" w:type="dxa"/>
-            <w:tcBorders>
-              <w:top w:val="nil"/>
-              <w:left w:val="nil"/>
-              <w:bottom w:val="single" w:sz="4" w:space="0" w:color="C6CDD0"/>
-              <w:right w:val="single" w:sz="4" w:space="0" w:color="C6CDD0"/>
-            </w:tcBorders>
-            <w:shd w:val="clear" w:color="000000" w:fill="D8F1EA"/>
-            <w:noWrap/>
-            <w:vAlign w:val="bottom"/>
-            <w:hideMark/>
-          </w:tcPr>
-          <w:p>
-            <w:pPr>
-              <w:spacing w:before="0" w:after="0" w:line="240" w:lineRule="auto"/>
-              <w:rPr>
-                <w:rFonts w:ascii="Tw Cen MT" w:eastAsia="Times New Roman" w:hAnsi="Tw Cen MT" w:cs="Times New Roman"/>
-                <w:sz w:val="22"/>
-                <w:szCs w:val="22"/>
-                <w:lang w:eastAsia="it-IT"/>
-              </w:rPr>
-            </w:pPr>
-            <w:r>
-              <w:rPr>
-                <w:rFonts w:ascii="Tw Cen MT" w:eastAsia="Times New Roman" w:hAnsi="Tw Cen MT" w:cs="Times New Roman"/>
-                <w:sz w:val="22"/>
-                <w:szCs w:val="22"/>
-                <w:lang w:eastAsia="it-IT"/>
-              </w:rPr>
-              <w:t>NOT STARTED</w:t>
-            </w:r>
-          </w:p>
-        </w:tc>
-      </w:tr>
-      <w:tr>
-        <w:trPr>
-          <w:trHeight w:val="319"/>
-        </w:trPr>
-        <w:tc>
-          <w:tcPr>
-            <w:tcW w:w="1373" w:type="dxa"/>
-            <w:tcBorders>
-              <w:top w:val="nil"/>
-              <w:left w:val="single" w:sz="4" w:space="0" w:color="C6CDD0"/>
-              <w:bottom w:val="single" w:sz="4" w:space="0" w:color="C6CDD0"/>
-              <w:right w:val="single" w:sz="4" w:space="0" w:color="C6CDD0"/>
-            </w:tcBorders>
-            <w:noWrap/>
-            <w:vAlign w:val="bottom"/>
-            <w:hideMark/>
-          </w:tcPr>
-          <w:p>
-            <w:pPr>
-              <w:spacing w:before="0" w:after="0" w:line="240" w:lineRule="auto"/>
-              <w:rPr>
-                <w:rFonts w:ascii="Tw Cen MT" w:eastAsia="Times New Roman" w:hAnsi="Tw Cen MT" w:cs="Times New Roman"/>
-                <w:color w:val="000000"/>
-                <w:sz w:val="22"/>
-                <w:szCs w:val="22"/>
-                <w:lang w:eastAsia="it-IT"/>
-              </w:rPr>
-            </w:pPr>
-            <w:r>
-              <w:rPr>
-                <w:rFonts w:ascii="Tw Cen MT" w:eastAsia="Times New Roman" w:hAnsi="Tw Cen MT" w:cs="Times New Roman"/>
-                <w:color w:val="000000"/>
-                <w:sz w:val="22"/>
-                <w:szCs w:val="22"/>
-                <w:lang w:eastAsia="it-IT"/>
-              </w:rPr>
-              <w:t>IF-8.1</w:t>
-            </w:r>
-          </w:p>
-        </w:tc>
-        <w:tc>
-          <w:tcPr>
-            <w:tcW w:w="2384" w:type="dxa"/>
-            <w:tcBorders>
-              <w:top w:val="nil"/>
-              <w:left w:val="nil"/>
-              <w:bottom w:val="single" w:sz="4" w:space="0" w:color="C6CDD0"/>
-              <w:right w:val="single" w:sz="4" w:space="0" w:color="C6CDD0"/>
-            </w:tcBorders>
-            <w:noWrap/>
-            <w:vAlign w:val="bottom"/>
-            <w:hideMark/>
-          </w:tcPr>
-          <w:p>
-            <w:pPr>
-              <w:spacing w:before="0" w:after="0" w:line="240" w:lineRule="auto"/>
-              <w:rPr>
-                <w:rFonts w:ascii="Tw Cen MT" w:eastAsia="Times New Roman" w:hAnsi="Tw Cen MT" w:cs="Times New Roman"/>
-                <w:color w:val="000000"/>
-                <w:sz w:val="22"/>
-                <w:szCs w:val="22"/>
-                <w:lang w:eastAsia="it-IT"/>
-              </w:rPr>
-            </w:pPr>
-            <w:r>
-              <w:rPr>
-                <w:rFonts w:ascii="Tw Cen MT" w:eastAsia="Times New Roman" w:hAnsi="Tw Cen MT" w:cs="Times New Roman"/>
-                <w:color w:val="000000"/>
-                <w:sz w:val="22"/>
-                <w:szCs w:val="22"/>
-                <w:lang w:eastAsia="it-IT"/>
-              </w:rPr>
-              <w:t> </w:t>
-            </w:r>
-          </w:p>
-        </w:tc>
-        <w:tc>
-          <w:tcPr>
-            <w:tcW w:w="2255" w:type="dxa"/>
-            <w:tcBorders>
-              <w:top w:val="nil"/>
-              <w:left w:val="nil"/>
-              <w:bottom w:val="single" w:sz="4" w:space="0" w:color="C6CDD0"/>
-              <w:right w:val="single" w:sz="4" w:space="0" w:color="C6CDD0"/>
-            </w:tcBorders>
-            <w:noWrap/>
-            <w:vAlign w:val="bottom"/>
-            <w:hideMark/>
-          </w:tcPr>
-          <w:p>
-            <w:pPr>
-              <w:spacing w:before="0" w:after="0" w:line="240" w:lineRule="auto"/>
-              <w:rPr>
-                <w:rFonts w:ascii="Tw Cen MT" w:eastAsia="Times New Roman" w:hAnsi="Tw Cen MT" w:cs="Times New Roman"/>
-                <w:color w:val="000000"/>
-                <w:sz w:val="22"/>
-                <w:szCs w:val="22"/>
-                <w:lang w:eastAsia="it-IT"/>
-              </w:rPr>
-            </w:pPr>
-            <w:r>
-              <w:rPr>
-                <w:rFonts w:ascii="Tw Cen MT" w:eastAsia="Times New Roman" w:hAnsi="Tw Cen MT" w:cs="Times New Roman"/>
-                <w:color w:val="000000"/>
-                <w:sz w:val="22"/>
-                <w:szCs w:val="22"/>
-                <w:lang w:eastAsia="it-IT"/>
-              </w:rPr>
-              <w:t> </w:t>
-            </w:r>
-          </w:p>
-        </w:tc>
-        <w:tc>
-          <w:tcPr>
-            <w:tcW w:w="2177" w:type="dxa"/>
-            <w:tcBorders>
-              <w:top w:val="nil"/>
-              <w:left w:val="nil"/>
-              <w:bottom w:val="single" w:sz="4" w:space="0" w:color="C6CDD0"/>
-              <w:right w:val="single" w:sz="4" w:space="0" w:color="C6CDD0"/>
-            </w:tcBorders>
-            <w:noWrap/>
-            <w:vAlign w:val="bottom"/>
-            <w:hideMark/>
-          </w:tcPr>
-          <w:p>
-            <w:pPr>
-              <w:spacing w:before="0" w:after="0" w:line="240" w:lineRule="auto"/>
-              <w:rPr>
-                <w:rFonts w:ascii="Tw Cen MT" w:eastAsia="Times New Roman" w:hAnsi="Tw Cen MT" w:cs="Times New Roman"/>
-                <w:color w:val="000000"/>
-                <w:sz w:val="22"/>
-                <w:szCs w:val="22"/>
-                <w:lang w:eastAsia="it-IT"/>
-              </w:rPr>
-            </w:pPr>
-            <w:r>
-              <w:rPr>
-                <w:rFonts w:ascii="Tw Cen MT" w:eastAsia="Times New Roman" w:hAnsi="Tw Cen MT" w:cs="Times New Roman"/>
-                <w:color w:val="000000"/>
-                <w:sz w:val="22"/>
-                <w:szCs w:val="22"/>
-                <w:lang w:eastAsia="it-IT"/>
-              </w:rPr>
-              <w:t> </w:t>
-            </w:r>
-          </w:p>
-        </w:tc>
-        <w:tc>
-          <w:tcPr>
-            <w:tcW w:w="2306" w:type="dxa"/>
-            <w:tcBorders>
-              <w:top w:val="nil"/>
-              <w:left w:val="nil"/>
-              <w:bottom w:val="single" w:sz="4" w:space="0" w:color="C6CDD0"/>
-              <w:right w:val="single" w:sz="4" w:space="0" w:color="C6CDD0"/>
-            </w:tcBorders>
-            <w:noWrap/>
-            <w:vAlign w:val="bottom"/>
-            <w:hideMark/>
-          </w:tcPr>
-          <w:p>
-            <w:pPr>
-              <w:spacing w:before="0" w:after="0" w:line="240" w:lineRule="auto"/>
-              <w:rPr>
-                <w:rFonts w:ascii="Tw Cen MT" w:eastAsia="Times New Roman" w:hAnsi="Tw Cen MT" w:cs="Times New Roman"/>
-                <w:sz w:val="22"/>
-                <w:szCs w:val="22"/>
-                <w:lang w:eastAsia="it-IT"/>
-              </w:rPr>
-            </w:pPr>
-            <w:r>
-              <w:rPr>
-                <w:rFonts w:ascii="Tw Cen MT" w:eastAsia="Times New Roman" w:hAnsi="Tw Cen MT" w:cs="Times New Roman"/>
-                <w:sz w:val="22"/>
-                <w:szCs w:val="22"/>
-                <w:lang w:eastAsia="it-IT"/>
-              </w:rPr>
-              <w:t>NOT STARTED</w:t>
-            </w:r>
-          </w:p>
-        </w:tc>
-      </w:tr>
-      <w:tr>
-        <w:trPr>
-          <w:trHeight w:val="319"/>
-        </w:trPr>
-        <w:tc>
-          <w:tcPr>
-            <w:tcW w:w="1373" w:type="dxa"/>
-            <w:tcBorders>
-              <w:top w:val="nil"/>
-              <w:left w:val="single" w:sz="4" w:space="0" w:color="C6CDD0"/>
-              <w:bottom w:val="single" w:sz="4" w:space="0" w:color="C6CDD0"/>
-              <w:right w:val="single" w:sz="4" w:space="0" w:color="C6CDD0"/>
-            </w:tcBorders>
-            <w:shd w:val="clear" w:color="000000" w:fill="D8F1EA"/>
-            <w:noWrap/>
-            <w:vAlign w:val="bottom"/>
-            <w:hideMark/>
-          </w:tcPr>
-          <w:p>
-            <w:pPr>
-              <w:spacing w:before="0" w:after="0" w:line="240" w:lineRule="auto"/>
-              <w:rPr>
-                <w:rFonts w:ascii="Tw Cen MT" w:eastAsia="Times New Roman" w:hAnsi="Tw Cen MT" w:cs="Times New Roman"/>
-                <w:color w:val="000000"/>
-                <w:sz w:val="22"/>
-                <w:szCs w:val="22"/>
-                <w:lang w:eastAsia="it-IT"/>
-              </w:rPr>
-            </w:pPr>
-            <w:r>
-              <w:rPr>
-                <w:rFonts w:ascii="Tw Cen MT" w:eastAsia="Times New Roman" w:hAnsi="Tw Cen MT" w:cs="Times New Roman"/>
-                <w:color w:val="000000"/>
-                <w:sz w:val="22"/>
-                <w:szCs w:val="22"/>
-                <w:lang w:eastAsia="it-IT"/>
-              </w:rPr>
-              <w:t>IF-8.2</w:t>
-            </w:r>
-          </w:p>
-        </w:tc>
-        <w:tc>
-          <w:tcPr>
-            <w:tcW w:w="2384" w:type="dxa"/>
-            <w:tcBorders>
-              <w:top w:val="nil"/>
-              <w:left w:val="nil"/>
-              <w:bottom w:val="single" w:sz="4" w:space="0" w:color="C6CDD0"/>
-              <w:right w:val="single" w:sz="4" w:space="0" w:color="C6CDD0"/>
-            </w:tcBorders>
-            <w:shd w:val="clear" w:color="000000" w:fill="D8F1EA"/>
-            <w:noWrap/>
-            <w:vAlign w:val="bottom"/>
-            <w:hideMark/>
-          </w:tcPr>
-          <w:p>
-            <w:pPr>
-              <w:spacing w:before="0" w:after="0" w:line="240" w:lineRule="auto"/>
-              <w:rPr>
-                <w:rFonts w:ascii="Tw Cen MT" w:eastAsia="Times New Roman" w:hAnsi="Tw Cen MT" w:cs="Times New Roman"/>
-                <w:color w:val="000000"/>
-                <w:sz w:val="22"/>
-                <w:szCs w:val="22"/>
-                <w:lang w:eastAsia="it-IT"/>
-              </w:rPr>
-            </w:pPr>
-            <w:r>
-              <w:rPr>
-                <w:rFonts w:ascii="Tw Cen MT" w:eastAsia="Times New Roman" w:hAnsi="Tw Cen MT" w:cs="Times New Roman"/>
-                <w:color w:val="000000"/>
-                <w:sz w:val="22"/>
-                <w:szCs w:val="22"/>
-                <w:lang w:eastAsia="it-IT"/>
-              </w:rPr>
-              <w:t> </w:t>
-            </w:r>
-          </w:p>
-        </w:tc>
-        <w:tc>
-          <w:tcPr>
-            <w:tcW w:w="2255" w:type="dxa"/>
-            <w:tcBorders>
-              <w:top w:val="nil"/>
-              <w:left w:val="nil"/>
-              <w:bottom w:val="single" w:sz="4" w:space="0" w:color="C6CDD0"/>
-              <w:right w:val="single" w:sz="4" w:space="0" w:color="C6CDD0"/>
-            </w:tcBorders>
-            <w:shd w:val="clear" w:color="000000" w:fill="D8F1EA"/>
-            <w:noWrap/>
-            <w:vAlign w:val="bottom"/>
-            <w:hideMark/>
-          </w:tcPr>
-          <w:p>
-            <w:pPr>
-              <w:spacing w:before="0" w:after="0" w:line="240" w:lineRule="auto"/>
-              <w:rPr>
-                <w:rFonts w:ascii="Tw Cen MT" w:eastAsia="Times New Roman" w:hAnsi="Tw Cen MT" w:cs="Times New Roman"/>
-                <w:color w:val="000000"/>
-                <w:sz w:val="22"/>
-                <w:szCs w:val="22"/>
-                <w:lang w:eastAsia="it-IT"/>
-              </w:rPr>
-            </w:pPr>
-            <w:r>
-              <w:rPr>
-                <w:rFonts w:ascii="Tw Cen MT" w:eastAsia="Times New Roman" w:hAnsi="Tw Cen MT" w:cs="Times New Roman"/>
-                <w:color w:val="000000"/>
-                <w:sz w:val="22"/>
-                <w:szCs w:val="22"/>
-                <w:lang w:eastAsia="it-IT"/>
-              </w:rPr>
-              <w:t> </w:t>
-            </w:r>
-          </w:p>
-        </w:tc>
-        <w:tc>
-          <w:tcPr>
-            <w:tcW w:w="2177" w:type="dxa"/>
-            <w:tcBorders>
-              <w:top w:val="nil"/>
-              <w:left w:val="nil"/>
-              <w:bottom w:val="single" w:sz="4" w:space="0" w:color="C6CDD0"/>
-              <w:right w:val="single" w:sz="4" w:space="0" w:color="C6CDD0"/>
-            </w:tcBorders>
-            <w:shd w:val="clear" w:color="000000" w:fill="D8F1EA"/>
-            <w:noWrap/>
-            <w:vAlign w:val="bottom"/>
-            <w:hideMark/>
-          </w:tcPr>
-          <w:p>
-            <w:pPr>
-              <w:spacing w:before="0" w:after="0" w:line="240" w:lineRule="auto"/>
-              <w:rPr>
-                <w:rFonts w:ascii="Tw Cen MT" w:eastAsia="Times New Roman" w:hAnsi="Tw Cen MT" w:cs="Times New Roman"/>
-                <w:color w:val="000000"/>
-                <w:sz w:val="22"/>
-                <w:szCs w:val="22"/>
-                <w:lang w:eastAsia="it-IT"/>
-              </w:rPr>
-            </w:pPr>
-            <w:r>
-              <w:rPr>
-                <w:rFonts w:ascii="Tw Cen MT" w:eastAsia="Times New Roman" w:hAnsi="Tw Cen MT" w:cs="Times New Roman"/>
-                <w:color w:val="000000"/>
-                <w:sz w:val="22"/>
-                <w:szCs w:val="22"/>
-                <w:lang w:eastAsia="it-IT"/>
-              </w:rPr>
-              <w:t> </w:t>
-            </w:r>
-          </w:p>
-        </w:tc>
-        <w:tc>
-          <w:tcPr>
-            <w:tcW w:w="2306" w:type="dxa"/>
-            <w:tcBorders>
-              <w:top w:val="nil"/>
-              <w:left w:val="nil"/>
-              <w:bottom w:val="single" w:sz="4" w:space="0" w:color="C6CDD0"/>
-              <w:right w:val="single" w:sz="4" w:space="0" w:color="C6CDD0"/>
-            </w:tcBorders>
-            <w:shd w:val="clear" w:color="000000" w:fill="D8F1EA"/>
-            <w:noWrap/>
-            <w:vAlign w:val="bottom"/>
-            <w:hideMark/>
-          </w:tcPr>
-          <w:p>
-            <w:pPr>
-              <w:spacing w:before="0" w:after="0" w:line="240" w:lineRule="auto"/>
-              <w:rPr>
-                <w:rFonts w:ascii="Tw Cen MT" w:eastAsia="Times New Roman" w:hAnsi="Tw Cen MT" w:cs="Times New Roman"/>
-                <w:sz w:val="22"/>
-                <w:szCs w:val="22"/>
-                <w:lang w:eastAsia="it-IT"/>
-              </w:rPr>
-            </w:pPr>
-            <w:r>
-              <w:rPr>
-                <w:rFonts w:ascii="Tw Cen MT" w:eastAsia="Times New Roman" w:hAnsi="Tw Cen MT" w:cs="Times New Roman"/>
-                <w:sz w:val="22"/>
-                <w:szCs w:val="22"/>
-                <w:lang w:eastAsia="it-IT"/>
-              </w:rPr>
-              <w:t>NOT STARTED</w:t>
-            </w:r>
-          </w:p>
-        </w:tc>
-      </w:tr>
-      <w:tr>
-        <w:trPr>
-          <w:trHeight w:val="319"/>
-        </w:trPr>
-        <w:tc>
-          <w:tcPr>
-            <w:tcW w:w="1373" w:type="dxa"/>
-            <w:tcBorders>
-              <w:top w:val="nil"/>
-              <w:left w:val="single" w:sz="4" w:space="0" w:color="C6CDD0"/>
-              <w:bottom w:val="single" w:sz="4" w:space="0" w:color="C6CDD0"/>
-              <w:right w:val="single" w:sz="4" w:space="0" w:color="C6CDD0"/>
-            </w:tcBorders>
-            <w:noWrap/>
-            <w:vAlign w:val="bottom"/>
-            <w:hideMark/>
-          </w:tcPr>
-          <w:p>
-            <w:pPr>
-              <w:spacing w:before="0" w:after="0" w:line="240" w:lineRule="auto"/>
-              <w:rPr>
-                <w:rFonts w:ascii="Tw Cen MT" w:eastAsia="Times New Roman" w:hAnsi="Tw Cen MT" w:cs="Times New Roman"/>
-                <w:color w:val="000000"/>
-                <w:sz w:val="22"/>
-                <w:szCs w:val="22"/>
-                <w:lang w:eastAsia="it-IT"/>
-              </w:rPr>
-            </w:pPr>
-            <w:r>
-              <w:rPr>
-                <w:rFonts w:ascii="Tw Cen MT" w:eastAsia="Times New Roman" w:hAnsi="Tw Cen MT" w:cs="Times New Roman"/>
-                <w:color w:val="000000"/>
-                <w:sz w:val="22"/>
-                <w:szCs w:val="22"/>
-                <w:lang w:eastAsia="it-IT"/>
-              </w:rPr>
-              <w:t>IF-8.3</w:t>
-            </w:r>
-          </w:p>
-        </w:tc>
-        <w:tc>
-          <w:tcPr>
-            <w:tcW w:w="2384" w:type="dxa"/>
-            <w:tcBorders>
-              <w:top w:val="nil"/>
-              <w:left w:val="nil"/>
-              <w:bottom w:val="single" w:sz="4" w:space="0" w:color="C6CDD0"/>
-              <w:right w:val="single" w:sz="4" w:space="0" w:color="C6CDD0"/>
-            </w:tcBorders>
-            <w:noWrap/>
-            <w:vAlign w:val="bottom"/>
-            <w:hideMark/>
-          </w:tcPr>
-          <w:p>
-            <w:pPr>
-              <w:spacing w:before="0" w:after="0" w:line="240" w:lineRule="auto"/>
-              <w:rPr>
-                <w:rFonts w:ascii="Tw Cen MT" w:eastAsia="Times New Roman" w:hAnsi="Tw Cen MT" w:cs="Times New Roman"/>
-                <w:color w:val="000000"/>
-                <w:sz w:val="22"/>
-                <w:szCs w:val="22"/>
-                <w:lang w:eastAsia="it-IT"/>
-              </w:rPr>
-            </w:pPr>
-            <w:r>
-              <w:rPr>
-                <w:rFonts w:ascii="Tw Cen MT" w:eastAsia="Times New Roman" w:hAnsi="Tw Cen MT" w:cs="Times New Roman"/>
-                <w:color w:val="000000"/>
-                <w:sz w:val="22"/>
-                <w:szCs w:val="22"/>
-                <w:lang w:eastAsia="it-IT"/>
-              </w:rPr>
-              <w:t> </w:t>
-            </w:r>
-          </w:p>
-        </w:tc>
-        <w:tc>
-          <w:tcPr>
-            <w:tcW w:w="2255" w:type="dxa"/>
-            <w:tcBorders>
-              <w:top w:val="nil"/>
-              <w:left w:val="nil"/>
-              <w:bottom w:val="single" w:sz="4" w:space="0" w:color="C6CDD0"/>
-              <w:right w:val="single" w:sz="4" w:space="0" w:color="C6CDD0"/>
-            </w:tcBorders>
-            <w:noWrap/>
-            <w:vAlign w:val="bottom"/>
-            <w:hideMark/>
-          </w:tcPr>
-          <w:p>
-            <w:pPr>
-              <w:spacing w:before="0" w:after="0" w:line="240" w:lineRule="auto"/>
-              <w:rPr>
-                <w:rFonts w:ascii="Tw Cen MT" w:eastAsia="Times New Roman" w:hAnsi="Tw Cen MT" w:cs="Times New Roman"/>
-                <w:color w:val="000000"/>
-                <w:sz w:val="22"/>
-                <w:szCs w:val="22"/>
-                <w:lang w:eastAsia="it-IT"/>
-              </w:rPr>
-            </w:pPr>
-            <w:r>
-              <w:rPr>
-                <w:rFonts w:ascii="Tw Cen MT" w:eastAsia="Times New Roman" w:hAnsi="Tw Cen MT" w:cs="Times New Roman"/>
-                <w:color w:val="000000"/>
-                <w:sz w:val="22"/>
-                <w:szCs w:val="22"/>
-                <w:lang w:eastAsia="it-IT"/>
-              </w:rPr>
-              <w:t> </w:t>
-            </w:r>
-          </w:p>
-        </w:tc>
-        <w:tc>
-          <w:tcPr>
-            <w:tcW w:w="2177" w:type="dxa"/>
-            <w:tcBorders>
-              <w:top w:val="nil"/>
-              <w:left w:val="nil"/>
-              <w:bottom w:val="single" w:sz="4" w:space="0" w:color="C6CDD0"/>
-              <w:right w:val="single" w:sz="4" w:space="0" w:color="C6CDD0"/>
-            </w:tcBorders>
-            <w:noWrap/>
-            <w:vAlign w:val="bottom"/>
-            <w:hideMark/>
-          </w:tcPr>
-          <w:p>
-            <w:pPr>
-              <w:spacing w:before="0" w:after="0" w:line="240" w:lineRule="auto"/>
-              <w:rPr>
-                <w:rFonts w:ascii="Tw Cen MT" w:eastAsia="Times New Roman" w:hAnsi="Tw Cen MT" w:cs="Times New Roman"/>
-                <w:color w:val="000000"/>
-                <w:sz w:val="22"/>
-                <w:szCs w:val="22"/>
-                <w:lang w:eastAsia="it-IT"/>
-              </w:rPr>
-            </w:pPr>
-            <w:r>
-              <w:rPr>
-                <w:rFonts w:ascii="Tw Cen MT" w:eastAsia="Times New Roman" w:hAnsi="Tw Cen MT" w:cs="Times New Roman"/>
-                <w:color w:val="000000"/>
-                <w:sz w:val="22"/>
-                <w:szCs w:val="22"/>
-                <w:lang w:eastAsia="it-IT"/>
-              </w:rPr>
-              <w:t> </w:t>
-            </w:r>
-          </w:p>
-        </w:tc>
-        <w:tc>
-          <w:tcPr>
-            <w:tcW w:w="2306" w:type="dxa"/>
-            <w:tcBorders>
-              <w:top w:val="nil"/>
-              <w:left w:val="nil"/>
-              <w:bottom w:val="single" w:sz="4" w:space="0" w:color="C6CDD0"/>
-              <w:right w:val="single" w:sz="4" w:space="0" w:color="C6CDD0"/>
-            </w:tcBorders>
-            <w:noWrap/>
-            <w:vAlign w:val="bottom"/>
-            <w:hideMark/>
-          </w:tcPr>
-          <w:p>
-            <w:pPr>
-              <w:spacing w:before="0" w:after="0" w:line="240" w:lineRule="auto"/>
-              <w:rPr>
-                <w:rFonts w:ascii="Tw Cen MT" w:eastAsia="Times New Roman" w:hAnsi="Tw Cen MT" w:cs="Times New Roman"/>
-                <w:sz w:val="22"/>
-                <w:szCs w:val="22"/>
-                <w:lang w:eastAsia="it-IT"/>
-              </w:rPr>
-            </w:pPr>
-            <w:r>
-              <w:rPr>
-                <w:rFonts w:ascii="Tw Cen MT" w:eastAsia="Times New Roman" w:hAnsi="Tw Cen MT" w:cs="Times New Roman"/>
-                <w:sz w:val="22"/>
-                <w:szCs w:val="22"/>
-                <w:lang w:eastAsia="it-IT"/>
-              </w:rPr>
-              <w:t>NOT STARTED</w:t>
-            </w:r>
-          </w:p>
-        </w:tc>
-      </w:tr>
-      <w:tr>
-        <w:trPr>
-          <w:trHeight w:val="319"/>
-        </w:trPr>
-        <w:tc>
-          <w:tcPr>
-            <w:tcW w:w="1373" w:type="dxa"/>
-            <w:tcBorders>
-              <w:top w:val="nil"/>
-              <w:left w:val="single" w:sz="4" w:space="0" w:color="C6CDD0"/>
-              <w:bottom w:val="single" w:sz="4" w:space="0" w:color="C6CDD0"/>
-              <w:right w:val="single" w:sz="4" w:space="0" w:color="C6CDD0"/>
-            </w:tcBorders>
-            <w:shd w:val="clear" w:color="000000" w:fill="D8F1EA"/>
-            <w:noWrap/>
-            <w:vAlign w:val="bottom"/>
-            <w:hideMark/>
-          </w:tcPr>
-          <w:p>
-            <w:pPr>
-              <w:spacing w:before="0" w:after="0" w:line="240" w:lineRule="auto"/>
-              <w:rPr>
-                <w:rFonts w:ascii="Tw Cen MT" w:eastAsia="Times New Roman" w:hAnsi="Tw Cen MT" w:cs="Times New Roman"/>
-                <w:color w:val="000000"/>
-                <w:sz w:val="22"/>
-                <w:szCs w:val="22"/>
-                <w:lang w:eastAsia="it-IT"/>
-              </w:rPr>
-            </w:pPr>
-            <w:r>
-              <w:rPr>
-                <w:rFonts w:ascii="Tw Cen MT" w:eastAsia="Times New Roman" w:hAnsi="Tw Cen MT" w:cs="Times New Roman"/>
-                <w:color w:val="000000"/>
-                <w:sz w:val="22"/>
-                <w:szCs w:val="22"/>
-                <w:lang w:eastAsia="it-IT"/>
-              </w:rPr>
-              <w:t>IF-9.1</w:t>
-            </w:r>
-          </w:p>
-        </w:tc>
-        <w:tc>
-          <w:tcPr>
-            <w:tcW w:w="2384" w:type="dxa"/>
-            <w:tcBorders>
-              <w:top w:val="nil"/>
-              <w:left w:val="nil"/>
-              <w:bottom w:val="single" w:sz="4" w:space="0" w:color="C6CDD0"/>
-              <w:right w:val="single" w:sz="4" w:space="0" w:color="C6CDD0"/>
-            </w:tcBorders>
-            <w:shd w:val="clear" w:color="000000" w:fill="D8F1EA"/>
-            <w:noWrap/>
-            <w:vAlign w:val="bottom"/>
-            <w:hideMark/>
-          </w:tcPr>
-          <w:p>
-            <w:pPr>
-              <w:spacing w:before="0" w:after="0" w:line="240" w:lineRule="auto"/>
-              <w:rPr>
-                <w:rFonts w:ascii="Tw Cen MT" w:eastAsia="Times New Roman" w:hAnsi="Tw Cen MT" w:cs="Times New Roman"/>
-                <w:color w:val="000000"/>
-                <w:sz w:val="22"/>
-                <w:szCs w:val="22"/>
-                <w:lang w:eastAsia="it-IT"/>
-              </w:rPr>
-            </w:pPr>
-            <w:r>
-              <w:rPr>
-                <w:rFonts w:ascii="Tw Cen MT" w:eastAsia="Times New Roman" w:hAnsi="Tw Cen MT" w:cs="Times New Roman"/>
-                <w:color w:val="000000"/>
-                <w:sz w:val="22"/>
-                <w:szCs w:val="22"/>
-                <w:lang w:eastAsia="it-IT"/>
-              </w:rPr>
-              <w:t> </w:t>
-            </w:r>
-          </w:p>
-        </w:tc>
-        <w:tc>
-          <w:tcPr>
-            <w:tcW w:w="2255" w:type="dxa"/>
-            <w:tcBorders>
-              <w:top w:val="nil"/>
-              <w:left w:val="nil"/>
-              <w:bottom w:val="single" w:sz="4" w:space="0" w:color="C6CDD0"/>
-              <w:right w:val="single" w:sz="4" w:space="0" w:color="C6CDD0"/>
-            </w:tcBorders>
-            <w:shd w:val="clear" w:color="000000" w:fill="D8F1EA"/>
-            <w:noWrap/>
-            <w:vAlign w:val="bottom"/>
-            <w:hideMark/>
-          </w:tcPr>
-          <w:p>
-            <w:pPr>
-              <w:spacing w:before="0" w:after="0" w:line="240" w:lineRule="auto"/>
-              <w:rPr>
-                <w:rFonts w:ascii="Tw Cen MT" w:eastAsia="Times New Roman" w:hAnsi="Tw Cen MT" w:cs="Times New Roman"/>
-                <w:color w:val="000000"/>
-                <w:sz w:val="22"/>
-                <w:szCs w:val="22"/>
-                <w:lang w:eastAsia="it-IT"/>
-              </w:rPr>
-            </w:pPr>
-            <w:r>
-              <w:rPr>
-                <w:rFonts w:ascii="Tw Cen MT" w:eastAsia="Times New Roman" w:hAnsi="Tw Cen MT" w:cs="Times New Roman"/>
-                <w:color w:val="000000"/>
-                <w:sz w:val="22"/>
-                <w:szCs w:val="22"/>
-                <w:lang w:eastAsia="it-IT"/>
-              </w:rPr>
-              <w:t> </w:t>
-            </w:r>
-          </w:p>
-        </w:tc>
-        <w:tc>
-          <w:tcPr>
-            <w:tcW w:w="2177" w:type="dxa"/>
-            <w:tcBorders>
-              <w:top w:val="nil"/>
-              <w:left w:val="nil"/>
-              <w:bottom w:val="single" w:sz="4" w:space="0" w:color="C6CDD0"/>
-              <w:right w:val="single" w:sz="4" w:space="0" w:color="C6CDD0"/>
-            </w:tcBorders>
-            <w:shd w:val="clear" w:color="000000" w:fill="D8F1EA"/>
-            <w:noWrap/>
-            <w:vAlign w:val="bottom"/>
-            <w:hideMark/>
-          </w:tcPr>
-          <w:p>
-            <w:pPr>
-              <w:spacing w:before="0" w:after="0" w:line="240" w:lineRule="auto"/>
-              <w:rPr>
-                <w:rFonts w:ascii="Tw Cen MT" w:eastAsia="Times New Roman" w:hAnsi="Tw Cen MT" w:cs="Times New Roman"/>
-                <w:color w:val="000000"/>
-                <w:sz w:val="22"/>
-                <w:szCs w:val="22"/>
-                <w:lang w:eastAsia="it-IT"/>
-              </w:rPr>
-            </w:pPr>
-            <w:r>
-              <w:rPr>
-                <w:rFonts w:ascii="Tw Cen MT" w:eastAsia="Times New Roman" w:hAnsi="Tw Cen MT" w:cs="Times New Roman"/>
-                <w:color w:val="000000"/>
-                <w:sz w:val="22"/>
-                <w:szCs w:val="22"/>
-                <w:lang w:eastAsia="it-IT"/>
-              </w:rPr>
-              <w:t> </w:t>
-            </w:r>
-          </w:p>
-        </w:tc>
-        <w:tc>
-          <w:tcPr>
-            <w:tcW w:w="2306" w:type="dxa"/>
-            <w:tcBorders>
-              <w:top w:val="nil"/>
-              <w:left w:val="nil"/>
-              <w:bottom w:val="single" w:sz="4" w:space="0" w:color="C6CDD0"/>
-              <w:right w:val="single" w:sz="4" w:space="0" w:color="C6CDD0"/>
-            </w:tcBorders>
-            <w:shd w:val="clear" w:color="000000" w:fill="D8F1EA"/>
-            <w:noWrap/>
-            <w:vAlign w:val="bottom"/>
-            <w:hideMark/>
-          </w:tcPr>
-          <w:p>
-            <w:pPr>
-              <w:spacing w:before="0" w:after="0" w:line="240" w:lineRule="auto"/>
-              <w:rPr>
-                <w:rFonts w:ascii="Tw Cen MT" w:eastAsia="Times New Roman" w:hAnsi="Tw Cen MT" w:cs="Times New Roman"/>
-                <w:sz w:val="22"/>
-                <w:szCs w:val="22"/>
-                <w:lang w:eastAsia="it-IT"/>
-              </w:rPr>
-            </w:pPr>
-            <w:r>
-              <w:rPr>
-                <w:rFonts w:ascii="Tw Cen MT" w:eastAsia="Times New Roman" w:hAnsi="Tw Cen MT" w:cs="Times New Roman"/>
-                <w:sz w:val="22"/>
-                <w:szCs w:val="22"/>
-                <w:lang w:eastAsia="it-IT"/>
-              </w:rPr>
-              <w:t>NOT STARTED</w:t>
-            </w:r>
-          </w:p>
-        </w:tc>
-      </w:tr>
-      <w:tr>
-        <w:trPr>
-          <w:trHeight w:val="319"/>
-        </w:trPr>
-        <w:tc>
-          <w:tcPr>
-            <w:tcW w:w="1373" w:type="dxa"/>
-            <w:tcBorders>
-              <w:top w:val="nil"/>
-              <w:left w:val="single" w:sz="4" w:space="0" w:color="C6CDD0"/>
-              <w:bottom w:val="single" w:sz="4" w:space="0" w:color="C6CDD0"/>
-              <w:right w:val="single" w:sz="4" w:space="0" w:color="C6CDD0"/>
-            </w:tcBorders>
-            <w:noWrap/>
-            <w:vAlign w:val="bottom"/>
-            <w:hideMark/>
-          </w:tcPr>
-          <w:p>
-            <w:pPr>
-              <w:spacing w:before="0" w:after="0" w:line="240" w:lineRule="auto"/>
-              <w:rPr>
-                <w:rFonts w:ascii="Tw Cen MT" w:eastAsia="Times New Roman" w:hAnsi="Tw Cen MT" w:cs="Times New Roman"/>
-                <w:color w:val="000000"/>
-                <w:sz w:val="22"/>
-                <w:szCs w:val="22"/>
-                <w:lang w:eastAsia="it-IT"/>
-              </w:rPr>
-            </w:pPr>
-            <w:r>
-              <w:rPr>
-                <w:rFonts w:ascii="Tw Cen MT" w:eastAsia="Times New Roman" w:hAnsi="Tw Cen MT" w:cs="Times New Roman"/>
-                <w:color w:val="000000"/>
-                <w:sz w:val="22"/>
-                <w:szCs w:val="22"/>
-                <w:lang w:eastAsia="it-IT"/>
-              </w:rPr>
-              <w:t>IF-9.2</w:t>
-            </w:r>
-          </w:p>
-        </w:tc>
-        <w:tc>
-          <w:tcPr>
-            <w:tcW w:w="2384" w:type="dxa"/>
-            <w:tcBorders>
-              <w:top w:val="nil"/>
-              <w:left w:val="nil"/>
-              <w:bottom w:val="single" w:sz="4" w:space="0" w:color="C6CDD0"/>
-              <w:right w:val="single" w:sz="4" w:space="0" w:color="C6CDD0"/>
-            </w:tcBorders>
-            <w:noWrap/>
-            <w:vAlign w:val="bottom"/>
-            <w:hideMark/>
-          </w:tcPr>
-          <w:p>
-            <w:pPr>
-              <w:spacing w:before="0" w:after="0" w:line="240" w:lineRule="auto"/>
-              <w:rPr>
-                <w:rFonts w:ascii="Tw Cen MT" w:eastAsia="Times New Roman" w:hAnsi="Tw Cen MT" w:cs="Times New Roman"/>
-                <w:color w:val="000000"/>
-                <w:sz w:val="22"/>
-                <w:szCs w:val="22"/>
-                <w:lang w:eastAsia="it-IT"/>
-              </w:rPr>
-            </w:pPr>
-            <w:r>
-              <w:rPr>
-                <w:rFonts w:ascii="Tw Cen MT" w:eastAsia="Times New Roman" w:hAnsi="Tw Cen MT" w:cs="Times New Roman"/>
-                <w:color w:val="000000"/>
-                <w:sz w:val="22"/>
-                <w:szCs w:val="22"/>
-                <w:lang w:eastAsia="it-IT"/>
-              </w:rPr>
-              <w:t> </w:t>
-            </w:r>
-          </w:p>
-        </w:tc>
-        <w:tc>
-          <w:tcPr>
-            <w:tcW w:w="2255" w:type="dxa"/>
-            <w:tcBorders>
-              <w:top w:val="nil"/>
-              <w:left w:val="nil"/>
-              <w:bottom w:val="single" w:sz="4" w:space="0" w:color="C6CDD0"/>
-              <w:right w:val="single" w:sz="4" w:space="0" w:color="C6CDD0"/>
-            </w:tcBorders>
-            <w:noWrap/>
-            <w:vAlign w:val="bottom"/>
-            <w:hideMark/>
-          </w:tcPr>
-          <w:p>
-            <w:pPr>
-              <w:spacing w:before="0" w:after="0" w:line="240" w:lineRule="auto"/>
-              <w:rPr>
-                <w:rFonts w:ascii="Tw Cen MT" w:eastAsia="Times New Roman" w:hAnsi="Tw Cen MT" w:cs="Times New Roman"/>
-                <w:color w:val="000000"/>
-                <w:sz w:val="22"/>
-                <w:szCs w:val="22"/>
-                <w:lang w:eastAsia="it-IT"/>
-              </w:rPr>
-            </w:pPr>
-            <w:r>
-              <w:rPr>
-                <w:rFonts w:ascii="Tw Cen MT" w:eastAsia="Times New Roman" w:hAnsi="Tw Cen MT" w:cs="Times New Roman"/>
-                <w:color w:val="000000"/>
-                <w:sz w:val="22"/>
-                <w:szCs w:val="22"/>
-                <w:lang w:eastAsia="it-IT"/>
-              </w:rPr>
-              <w:t> </w:t>
-            </w:r>
-          </w:p>
-        </w:tc>
-        <w:tc>
-          <w:tcPr>
-            <w:tcW w:w="2177" w:type="dxa"/>
-            <w:tcBorders>
-              <w:top w:val="nil"/>
-              <w:left w:val="nil"/>
-              <w:bottom w:val="single" w:sz="4" w:space="0" w:color="C6CDD0"/>
-              <w:right w:val="single" w:sz="4" w:space="0" w:color="C6CDD0"/>
-            </w:tcBorders>
-            <w:noWrap/>
-            <w:vAlign w:val="bottom"/>
-            <w:hideMark/>
-          </w:tcPr>
-          <w:p>
-            <w:pPr>
-              <w:spacing w:before="0" w:after="0" w:line="240" w:lineRule="auto"/>
-              <w:rPr>
-                <w:rFonts w:ascii="Tw Cen MT" w:eastAsia="Times New Roman" w:hAnsi="Tw Cen MT" w:cs="Times New Roman"/>
-                <w:color w:val="000000"/>
-                <w:sz w:val="22"/>
-                <w:szCs w:val="22"/>
-                <w:lang w:eastAsia="it-IT"/>
-              </w:rPr>
-            </w:pPr>
-            <w:r>
-              <w:rPr>
-                <w:rFonts w:ascii="Tw Cen MT" w:eastAsia="Times New Roman" w:hAnsi="Tw Cen MT" w:cs="Times New Roman"/>
-                <w:color w:val="000000"/>
-                <w:sz w:val="22"/>
-                <w:szCs w:val="22"/>
-                <w:lang w:eastAsia="it-IT"/>
-              </w:rPr>
-              <w:t> </w:t>
-            </w:r>
-          </w:p>
-        </w:tc>
-        <w:tc>
-          <w:tcPr>
-            <w:tcW w:w="2306" w:type="dxa"/>
-            <w:tcBorders>
-              <w:top w:val="nil"/>
-              <w:left w:val="nil"/>
-              <w:bottom w:val="single" w:sz="4" w:space="0" w:color="C6CDD0"/>
-              <w:right w:val="single" w:sz="4" w:space="0" w:color="C6CDD0"/>
-            </w:tcBorders>
-            <w:noWrap/>
-            <w:vAlign w:val="bottom"/>
-            <w:hideMark/>
-          </w:tcPr>
-          <w:p>
-            <w:pPr>
-              <w:spacing w:before="0" w:after="0" w:line="240" w:lineRule="auto"/>
-              <w:rPr>
-                <w:rFonts w:ascii="Tw Cen MT" w:eastAsia="Times New Roman" w:hAnsi="Tw Cen MT" w:cs="Times New Roman"/>
-                <w:sz w:val="22"/>
-                <w:szCs w:val="22"/>
-                <w:lang w:eastAsia="it-IT"/>
-              </w:rPr>
-            </w:pPr>
-            <w:r>
-              <w:rPr>
-                <w:rFonts w:ascii="Tw Cen MT" w:eastAsia="Times New Roman" w:hAnsi="Tw Cen MT" w:cs="Times New Roman"/>
-                <w:sz w:val="22"/>
-                <w:szCs w:val="22"/>
-                <w:lang w:eastAsia="it-IT"/>
-              </w:rPr>
-              <w:t>NOT STARTED</w:t>
-            </w:r>
-          </w:p>
-        </w:tc>
-      </w:tr>
-      <w:tr>
-        <w:trPr>
-          <w:trHeight w:val="319"/>
-        </w:trPr>
-        <w:tc>
-          <w:tcPr>
-            <w:tcW w:w="1373" w:type="dxa"/>
-            <w:tcBorders>
-              <w:top w:val="nil"/>
-              <w:left w:val="single" w:sz="4" w:space="0" w:color="C6CDD0"/>
-              <w:bottom w:val="single" w:sz="4" w:space="0" w:color="C6CDD0"/>
-              <w:right w:val="single" w:sz="4" w:space="0" w:color="C6CDD0"/>
-            </w:tcBorders>
-            <w:shd w:val="clear" w:color="000000" w:fill="D8F1EA"/>
-            <w:noWrap/>
-            <w:vAlign w:val="bottom"/>
-            <w:hideMark/>
-          </w:tcPr>
-          <w:p>
-            <w:pPr>
-              <w:spacing w:before="0" w:after="0" w:line="240" w:lineRule="auto"/>
-              <w:rPr>
-                <w:rFonts w:ascii="Tw Cen MT" w:eastAsia="Times New Roman" w:hAnsi="Tw Cen MT" w:cs="Times New Roman"/>
-                <w:color w:val="000000"/>
-                <w:sz w:val="22"/>
-                <w:szCs w:val="22"/>
-                <w:lang w:eastAsia="it-IT"/>
-              </w:rPr>
-            </w:pPr>
-            <w:r>
-              <w:rPr>
-                <w:rFonts w:ascii="Tw Cen MT" w:eastAsia="Times New Roman" w:hAnsi="Tw Cen MT" w:cs="Times New Roman"/>
-                <w:color w:val="000000"/>
-                <w:sz w:val="22"/>
-                <w:szCs w:val="22"/>
-                <w:lang w:eastAsia="it-IT"/>
-              </w:rPr>
-              <w:t>IF-9.3</w:t>
-            </w:r>
-          </w:p>
-        </w:tc>
-        <w:tc>
-          <w:tcPr>
-            <w:tcW w:w="2384" w:type="dxa"/>
-            <w:tcBorders>
-              <w:top w:val="nil"/>
-              <w:left w:val="nil"/>
-              <w:bottom w:val="single" w:sz="4" w:space="0" w:color="C6CDD0"/>
-              <w:right w:val="single" w:sz="4" w:space="0" w:color="C6CDD0"/>
-            </w:tcBorders>
-            <w:shd w:val="clear" w:color="000000" w:fill="D8F1EA"/>
-            <w:noWrap/>
-            <w:vAlign w:val="bottom"/>
-            <w:hideMark/>
-          </w:tcPr>
-          <w:p>
-            <w:pPr>
-              <w:spacing w:before="0" w:after="0" w:line="240" w:lineRule="auto"/>
-              <w:rPr>
-                <w:rFonts w:ascii="Tw Cen MT" w:eastAsia="Times New Roman" w:hAnsi="Tw Cen MT" w:cs="Times New Roman"/>
-                <w:color w:val="000000"/>
-                <w:sz w:val="22"/>
-                <w:szCs w:val="22"/>
-                <w:lang w:eastAsia="it-IT"/>
-              </w:rPr>
-            </w:pPr>
-            <w:r>
-              <w:rPr>
-                <w:rFonts w:ascii="Tw Cen MT" w:eastAsia="Times New Roman" w:hAnsi="Tw Cen MT" w:cs="Times New Roman"/>
-                <w:color w:val="000000"/>
-                <w:sz w:val="22"/>
-                <w:szCs w:val="22"/>
-                <w:lang w:eastAsia="it-IT"/>
-              </w:rPr>
-              <w:t> </w:t>
-            </w:r>
-          </w:p>
-        </w:tc>
-        <w:tc>
-          <w:tcPr>
-            <w:tcW w:w="2255" w:type="dxa"/>
-            <w:tcBorders>
-              <w:top w:val="nil"/>
-              <w:left w:val="nil"/>
-              <w:bottom w:val="single" w:sz="4" w:space="0" w:color="C6CDD0"/>
-              <w:right w:val="single" w:sz="4" w:space="0" w:color="C6CDD0"/>
-            </w:tcBorders>
-            <w:shd w:val="clear" w:color="000000" w:fill="D8F1EA"/>
-            <w:noWrap/>
-            <w:vAlign w:val="bottom"/>
-            <w:hideMark/>
-          </w:tcPr>
-          <w:p>
-            <w:pPr>
-              <w:spacing w:before="0" w:after="0" w:line="240" w:lineRule="auto"/>
-              <w:rPr>
-                <w:rFonts w:ascii="Tw Cen MT" w:eastAsia="Times New Roman" w:hAnsi="Tw Cen MT" w:cs="Times New Roman"/>
-                <w:color w:val="000000"/>
-                <w:sz w:val="22"/>
-                <w:szCs w:val="22"/>
-                <w:lang w:eastAsia="it-IT"/>
-              </w:rPr>
-            </w:pPr>
-            <w:r>
-              <w:rPr>
-                <w:rFonts w:ascii="Tw Cen MT" w:eastAsia="Times New Roman" w:hAnsi="Tw Cen MT" w:cs="Times New Roman"/>
-                <w:color w:val="000000"/>
-                <w:sz w:val="22"/>
-                <w:szCs w:val="22"/>
-                <w:lang w:eastAsia="it-IT"/>
-              </w:rPr>
-              <w:t> </w:t>
-            </w:r>
-          </w:p>
-        </w:tc>
-        <w:tc>
-          <w:tcPr>
-            <w:tcW w:w="2177" w:type="dxa"/>
-            <w:tcBorders>
-              <w:top w:val="nil"/>
-              <w:left w:val="nil"/>
-              <w:bottom w:val="single" w:sz="4" w:space="0" w:color="C6CDD0"/>
-              <w:right w:val="single" w:sz="4" w:space="0" w:color="C6CDD0"/>
-            </w:tcBorders>
-            <w:shd w:val="clear" w:color="000000" w:fill="D8F1EA"/>
-            <w:noWrap/>
-            <w:vAlign w:val="bottom"/>
-            <w:hideMark/>
-          </w:tcPr>
-          <w:p>
-            <w:pPr>
-              <w:spacing w:before="0" w:after="0" w:line="240" w:lineRule="auto"/>
-              <w:rPr>
-                <w:rFonts w:ascii="Tw Cen MT" w:eastAsia="Times New Roman" w:hAnsi="Tw Cen MT" w:cs="Times New Roman"/>
-                <w:color w:val="000000"/>
-                <w:sz w:val="22"/>
-                <w:szCs w:val="22"/>
-                <w:lang w:eastAsia="it-IT"/>
-              </w:rPr>
-            </w:pPr>
-            <w:r>
-              <w:rPr>
-                <w:rFonts w:ascii="Tw Cen MT" w:eastAsia="Times New Roman" w:hAnsi="Tw Cen MT" w:cs="Times New Roman"/>
-                <w:color w:val="000000"/>
-                <w:sz w:val="22"/>
-                <w:szCs w:val="22"/>
-                <w:lang w:eastAsia="it-IT"/>
-              </w:rPr>
-              <w:t> </w:t>
-            </w:r>
-          </w:p>
-        </w:tc>
-        <w:tc>
-          <w:tcPr>
-            <w:tcW w:w="2306" w:type="dxa"/>
-            <w:tcBorders>
-              <w:top w:val="nil"/>
-              <w:left w:val="nil"/>
-              <w:bottom w:val="single" w:sz="4" w:space="0" w:color="C6CDD0"/>
-              <w:right w:val="single" w:sz="4" w:space="0" w:color="C6CDD0"/>
-            </w:tcBorders>
-            <w:shd w:val="clear" w:color="000000" w:fill="D8F1EA"/>
-            <w:noWrap/>
-            <w:vAlign w:val="bottom"/>
-            <w:hideMark/>
-          </w:tcPr>
-          <w:p>
-            <w:pPr>
-              <w:spacing w:before="0" w:after="0" w:line="240" w:lineRule="auto"/>
-              <w:rPr>
-                <w:rFonts w:ascii="Tw Cen MT" w:eastAsia="Times New Roman" w:hAnsi="Tw Cen MT" w:cs="Times New Roman"/>
-                <w:sz w:val="22"/>
-                <w:szCs w:val="22"/>
-                <w:lang w:eastAsia="it-IT"/>
-              </w:rPr>
-            </w:pPr>
-            <w:r>
-              <w:rPr>
-                <w:rFonts w:ascii="Tw Cen MT" w:eastAsia="Times New Roman" w:hAnsi="Tw Cen MT" w:cs="Times New Roman"/>
-                <w:sz w:val="22"/>
-                <w:szCs w:val="22"/>
-                <w:lang w:eastAsia="it-IT"/>
-              </w:rPr>
-              <w:t>NOT STARTED</w:t>
-            </w:r>
-          </w:p>
-        </w:tc>
-      </w:tr>
-      <w:tr>
-        <w:trPr>
-          <w:trHeight w:val="319"/>
-        </w:trPr>
-        <w:tc>
-          <w:tcPr>
-            <w:tcW w:w="1373" w:type="dxa"/>
-            <w:tcBorders>
-              <w:top w:val="nil"/>
-              <w:left w:val="single" w:sz="4" w:space="0" w:color="C6CDD0"/>
-              <w:bottom w:val="single" w:sz="4" w:space="0" w:color="C6CDD0"/>
-              <w:right w:val="single" w:sz="4" w:space="0" w:color="C6CDD0"/>
-            </w:tcBorders>
-            <w:noWrap/>
-            <w:vAlign w:val="bottom"/>
-            <w:hideMark/>
-          </w:tcPr>
-          <w:p>
-            <w:pPr>
-              <w:spacing w:before="0" w:after="0" w:line="240" w:lineRule="auto"/>
-              <w:rPr>
-                <w:rFonts w:ascii="Tw Cen MT" w:eastAsia="Times New Roman" w:hAnsi="Tw Cen MT" w:cs="Times New Roman"/>
-                <w:color w:val="000000"/>
-                <w:sz w:val="22"/>
-                <w:szCs w:val="22"/>
-                <w:lang w:eastAsia="it-IT"/>
-              </w:rPr>
-            </w:pPr>
-            <w:r>
-              <w:rPr>
-                <w:rFonts w:ascii="Tw Cen MT" w:eastAsia="Times New Roman" w:hAnsi="Tw Cen MT" w:cs="Times New Roman"/>
-                <w:color w:val="000000"/>
-                <w:sz w:val="22"/>
-                <w:szCs w:val="22"/>
-                <w:lang w:eastAsia="it-IT"/>
-              </w:rPr>
-              <w:t>IF-9.4</w:t>
-            </w:r>
-          </w:p>
-        </w:tc>
-        <w:tc>
-          <w:tcPr>
-            <w:tcW w:w="2384" w:type="dxa"/>
-            <w:tcBorders>
-              <w:top w:val="nil"/>
-              <w:left w:val="nil"/>
-              <w:bottom w:val="single" w:sz="4" w:space="0" w:color="C6CDD0"/>
-              <w:right w:val="single" w:sz="4" w:space="0" w:color="C6CDD0"/>
-            </w:tcBorders>
-            <w:noWrap/>
-            <w:vAlign w:val="bottom"/>
-            <w:hideMark/>
-          </w:tcPr>
-          <w:p>
-            <w:pPr>
-              <w:spacing w:before="0" w:after="0" w:line="240" w:lineRule="auto"/>
-              <w:rPr>
-                <w:rFonts w:ascii="Tw Cen MT" w:eastAsia="Times New Roman" w:hAnsi="Tw Cen MT" w:cs="Times New Roman"/>
-                <w:color w:val="000000"/>
-                <w:sz w:val="22"/>
-                <w:szCs w:val="22"/>
-                <w:lang w:eastAsia="it-IT"/>
-              </w:rPr>
-            </w:pPr>
-            <w:r>
-              <w:rPr>
-                <w:rFonts w:ascii="Tw Cen MT" w:eastAsia="Times New Roman" w:hAnsi="Tw Cen MT" w:cs="Times New Roman"/>
-                <w:color w:val="000000"/>
-                <w:sz w:val="22"/>
-                <w:szCs w:val="22"/>
-                <w:lang w:eastAsia="it-IT"/>
-              </w:rPr>
-              <w:t> </w:t>
-            </w:r>
-          </w:p>
-        </w:tc>
-        <w:tc>
-          <w:tcPr>
-            <w:tcW w:w="2255" w:type="dxa"/>
-            <w:tcBorders>
-              <w:top w:val="nil"/>
-              <w:left w:val="nil"/>
-              <w:bottom w:val="single" w:sz="4" w:space="0" w:color="C6CDD0"/>
-              <w:right w:val="single" w:sz="4" w:space="0" w:color="C6CDD0"/>
-            </w:tcBorders>
-            <w:noWrap/>
-            <w:vAlign w:val="bottom"/>
-            <w:hideMark/>
-          </w:tcPr>
-          <w:p>
-            <w:pPr>
-              <w:spacing w:before="0" w:after="0" w:line="240" w:lineRule="auto"/>
-              <w:rPr>
-                <w:rFonts w:ascii="Tw Cen MT" w:eastAsia="Times New Roman" w:hAnsi="Tw Cen MT" w:cs="Times New Roman"/>
-                <w:color w:val="000000"/>
-                <w:sz w:val="22"/>
-                <w:szCs w:val="22"/>
-                <w:lang w:eastAsia="it-IT"/>
-              </w:rPr>
-            </w:pPr>
-            <w:r>
-              <w:rPr>
-                <w:rFonts w:ascii="Tw Cen MT" w:eastAsia="Times New Roman" w:hAnsi="Tw Cen MT" w:cs="Times New Roman"/>
-                <w:color w:val="000000"/>
-                <w:sz w:val="22"/>
-                <w:szCs w:val="22"/>
-                <w:lang w:eastAsia="it-IT"/>
-              </w:rPr>
-              <w:t> </w:t>
-            </w:r>
-          </w:p>
-        </w:tc>
-        <w:tc>
-          <w:tcPr>
-            <w:tcW w:w="2177" w:type="dxa"/>
-            <w:tcBorders>
-              <w:top w:val="nil"/>
-              <w:left w:val="nil"/>
-              <w:bottom w:val="single" w:sz="4" w:space="0" w:color="C6CDD0"/>
-              <w:right w:val="single" w:sz="4" w:space="0" w:color="C6CDD0"/>
-            </w:tcBorders>
-            <w:noWrap/>
-            <w:vAlign w:val="bottom"/>
-            <w:hideMark/>
-          </w:tcPr>
-          <w:p>
-            <w:pPr>
-              <w:spacing w:before="0" w:after="0" w:line="240" w:lineRule="auto"/>
-              <w:rPr>
-                <w:rFonts w:ascii="Tw Cen MT" w:eastAsia="Times New Roman" w:hAnsi="Tw Cen MT" w:cs="Times New Roman"/>
-                <w:color w:val="000000"/>
-                <w:sz w:val="22"/>
-                <w:szCs w:val="22"/>
-                <w:lang w:eastAsia="it-IT"/>
-              </w:rPr>
-            </w:pPr>
-            <w:r>
-              <w:rPr>
-                <w:rFonts w:ascii="Tw Cen MT" w:eastAsia="Times New Roman" w:hAnsi="Tw Cen MT" w:cs="Times New Roman"/>
-                <w:color w:val="000000"/>
-                <w:sz w:val="22"/>
-                <w:szCs w:val="22"/>
-                <w:lang w:eastAsia="it-IT"/>
-              </w:rPr>
-              <w:t> </w:t>
-            </w:r>
-          </w:p>
-        </w:tc>
-        <w:tc>
-          <w:tcPr>
-            <w:tcW w:w="2306" w:type="dxa"/>
-            <w:tcBorders>
-              <w:top w:val="nil"/>
-              <w:left w:val="nil"/>
-              <w:bottom w:val="single" w:sz="4" w:space="0" w:color="C6CDD0"/>
-              <w:right w:val="single" w:sz="4" w:space="0" w:color="C6CDD0"/>
-            </w:tcBorders>
-            <w:noWrap/>
-            <w:vAlign w:val="bottom"/>
-            <w:hideMark/>
-          </w:tcPr>
-          <w:p>
-            <w:pPr>
-              <w:spacing w:before="0" w:after="0" w:line="240" w:lineRule="auto"/>
-              <w:rPr>
-                <w:rFonts w:ascii="Tw Cen MT" w:eastAsia="Times New Roman" w:hAnsi="Tw Cen MT" w:cs="Times New Roman"/>
-                <w:sz w:val="22"/>
-                <w:szCs w:val="22"/>
-                <w:lang w:eastAsia="it-IT"/>
-              </w:rPr>
-            </w:pPr>
-            <w:r>
-              <w:rPr>
-                <w:rFonts w:ascii="Tw Cen MT" w:eastAsia="Times New Roman" w:hAnsi="Tw Cen MT" w:cs="Times New Roman"/>
-                <w:sz w:val="22"/>
-                <w:szCs w:val="22"/>
-                <w:lang w:eastAsia="it-IT"/>
-              </w:rPr>
-              <w:t>NOT STARTED</w:t>
-            </w:r>
-          </w:p>
-        </w:tc>
-      </w:tr>
-      <w:tr>
-        <w:trPr>
-          <w:trHeight w:val="319"/>
-        </w:trPr>
-        <w:tc>
-          <w:tcPr>
-            <w:tcW w:w="1373" w:type="dxa"/>
-            <w:tcBorders>
-              <w:top w:val="nil"/>
-              <w:left w:val="single" w:sz="4" w:space="0" w:color="C6CDD0"/>
-              <w:bottom w:val="single" w:sz="4" w:space="0" w:color="C6CDD0"/>
-              <w:right w:val="single" w:sz="4" w:space="0" w:color="C6CDD0"/>
-            </w:tcBorders>
-            <w:shd w:val="clear" w:color="000000" w:fill="D8F1EA"/>
-            <w:noWrap/>
-            <w:vAlign w:val="bottom"/>
-            <w:hideMark/>
-          </w:tcPr>
-          <w:p>
-            <w:pPr>
-              <w:spacing w:before="0" w:after="0" w:line="240" w:lineRule="auto"/>
-              <w:rPr>
-                <w:rFonts w:ascii="Tw Cen MT" w:eastAsia="Times New Roman" w:hAnsi="Tw Cen MT" w:cs="Times New Roman"/>
-                <w:color w:val="000000"/>
-                <w:sz w:val="22"/>
-                <w:szCs w:val="22"/>
-                <w:lang w:eastAsia="it-IT"/>
-              </w:rPr>
-            </w:pPr>
-            <w:r>
-              <w:rPr>
-                <w:rFonts w:ascii="Tw Cen MT" w:eastAsia="Times New Roman" w:hAnsi="Tw Cen MT" w:cs="Times New Roman"/>
-                <w:color w:val="000000"/>
-                <w:sz w:val="22"/>
-                <w:szCs w:val="22"/>
-                <w:lang w:eastAsia="it-IT"/>
-              </w:rPr>
-              <w:t>IF-10.1</w:t>
-            </w:r>
-          </w:p>
-        </w:tc>
-        <w:tc>
-          <w:tcPr>
-            <w:tcW w:w="2384" w:type="dxa"/>
-            <w:tcBorders>
-              <w:top w:val="nil"/>
-              <w:left w:val="nil"/>
-              <w:bottom w:val="single" w:sz="4" w:space="0" w:color="C6CDD0"/>
-              <w:right w:val="single" w:sz="4" w:space="0" w:color="C6CDD0"/>
-            </w:tcBorders>
-            <w:shd w:val="clear" w:color="000000" w:fill="D8F1EA"/>
-            <w:noWrap/>
-            <w:vAlign w:val="bottom"/>
-            <w:hideMark/>
-          </w:tcPr>
-          <w:p>
-            <w:pPr>
-              <w:spacing w:before="0" w:after="0" w:line="240" w:lineRule="auto"/>
-              <w:rPr>
-                <w:rFonts w:ascii="Tw Cen MT" w:eastAsia="Times New Roman" w:hAnsi="Tw Cen MT" w:cs="Times New Roman"/>
-                <w:color w:val="000000"/>
-                <w:sz w:val="22"/>
-                <w:szCs w:val="22"/>
-                <w:lang w:eastAsia="it-IT"/>
-              </w:rPr>
-            </w:pPr>
-            <w:r>
-              <w:rPr>
-                <w:rFonts w:ascii="Tw Cen MT" w:eastAsia="Times New Roman" w:hAnsi="Tw Cen MT" w:cs="Times New Roman"/>
-                <w:color w:val="000000"/>
-                <w:sz w:val="22"/>
-                <w:szCs w:val="22"/>
-                <w:lang w:eastAsia="it-IT"/>
-              </w:rPr>
-              <w:t> </w:t>
-            </w:r>
-          </w:p>
-        </w:tc>
-        <w:tc>
-          <w:tcPr>
-            <w:tcW w:w="2255" w:type="dxa"/>
-            <w:tcBorders>
-              <w:top w:val="nil"/>
-              <w:left w:val="nil"/>
-              <w:bottom w:val="single" w:sz="4" w:space="0" w:color="C6CDD0"/>
-              <w:right w:val="single" w:sz="4" w:space="0" w:color="C6CDD0"/>
-            </w:tcBorders>
-            <w:shd w:val="clear" w:color="000000" w:fill="D8F1EA"/>
-            <w:noWrap/>
-            <w:vAlign w:val="bottom"/>
-            <w:hideMark/>
-          </w:tcPr>
-          <w:p>
-            <w:pPr>
-              <w:spacing w:before="0" w:after="0" w:line="240" w:lineRule="auto"/>
-              <w:rPr>
-                <w:rFonts w:ascii="Tw Cen MT" w:eastAsia="Times New Roman" w:hAnsi="Tw Cen MT" w:cs="Times New Roman"/>
-                <w:color w:val="000000"/>
-                <w:sz w:val="22"/>
-                <w:szCs w:val="22"/>
-                <w:lang w:eastAsia="it-IT"/>
-              </w:rPr>
-            </w:pPr>
-            <w:r>
-              <w:rPr>
-                <w:rFonts w:ascii="Tw Cen MT" w:eastAsia="Times New Roman" w:hAnsi="Tw Cen MT" w:cs="Times New Roman"/>
-                <w:color w:val="000000"/>
-                <w:sz w:val="22"/>
-                <w:szCs w:val="22"/>
-                <w:lang w:eastAsia="it-IT"/>
-              </w:rPr>
-              <w:t> </w:t>
-            </w:r>
-          </w:p>
-        </w:tc>
-        <w:tc>
-          <w:tcPr>
-            <w:tcW w:w="2177" w:type="dxa"/>
-            <w:tcBorders>
-              <w:top w:val="nil"/>
-              <w:left w:val="nil"/>
-              <w:bottom w:val="single" w:sz="4" w:space="0" w:color="C6CDD0"/>
-              <w:right w:val="single" w:sz="4" w:space="0" w:color="C6CDD0"/>
-            </w:tcBorders>
-            <w:shd w:val="clear" w:color="000000" w:fill="D8F1EA"/>
-            <w:noWrap/>
-            <w:vAlign w:val="bottom"/>
-            <w:hideMark/>
-          </w:tcPr>
-          <w:p>
-            <w:pPr>
-              <w:spacing w:before="0" w:after="0" w:line="240" w:lineRule="auto"/>
-              <w:rPr>
-                <w:rFonts w:ascii="Tw Cen MT" w:eastAsia="Times New Roman" w:hAnsi="Tw Cen MT" w:cs="Times New Roman"/>
-                <w:color w:val="000000"/>
-                <w:sz w:val="22"/>
-                <w:szCs w:val="22"/>
-                <w:lang w:eastAsia="it-IT"/>
-              </w:rPr>
-            </w:pPr>
-            <w:r>
-              <w:rPr>
-                <w:rFonts w:ascii="Tw Cen MT" w:eastAsia="Times New Roman" w:hAnsi="Tw Cen MT" w:cs="Times New Roman"/>
-                <w:color w:val="000000"/>
-                <w:sz w:val="22"/>
-                <w:szCs w:val="22"/>
-                <w:lang w:eastAsia="it-IT"/>
-              </w:rPr>
-              <w:t> </w:t>
-            </w:r>
-          </w:p>
-        </w:tc>
-        <w:tc>
-          <w:tcPr>
-            <w:tcW w:w="2306" w:type="dxa"/>
-            <w:tcBorders>
-              <w:top w:val="nil"/>
-              <w:left w:val="nil"/>
-              <w:bottom w:val="single" w:sz="4" w:space="0" w:color="C6CDD0"/>
-              <w:right w:val="single" w:sz="4" w:space="0" w:color="C6CDD0"/>
-            </w:tcBorders>
-            <w:shd w:val="clear" w:color="000000" w:fill="D8F1EA"/>
-            <w:noWrap/>
-            <w:vAlign w:val="bottom"/>
-            <w:hideMark/>
-          </w:tcPr>
-          <w:p>
-            <w:pPr>
-              <w:spacing w:before="0" w:after="0" w:line="240" w:lineRule="auto"/>
-              <w:rPr>
-                <w:rFonts w:ascii="Tw Cen MT" w:eastAsia="Times New Roman" w:hAnsi="Tw Cen MT" w:cs="Times New Roman"/>
-                <w:sz w:val="22"/>
-                <w:szCs w:val="22"/>
-                <w:lang w:eastAsia="it-IT"/>
-              </w:rPr>
-            </w:pPr>
-            <w:r>
-              <w:rPr>
-                <w:rFonts w:ascii="Tw Cen MT" w:eastAsia="Times New Roman" w:hAnsi="Tw Cen MT" w:cs="Times New Roman"/>
-                <w:sz w:val="22"/>
-                <w:szCs w:val="22"/>
-                <w:lang w:eastAsia="it-IT"/>
-              </w:rPr>
-              <w:t>NOT STARTED</w:t>
-            </w:r>
-          </w:p>
-        </w:tc>
-      </w:tr>
-      <w:tr>
-        <w:trPr>
-          <w:trHeight w:val="319"/>
-        </w:trPr>
-        <w:tc>
-          <w:tcPr>
-            <w:tcW w:w="1373" w:type="dxa"/>
-            <w:tcBorders>
-              <w:top w:val="nil"/>
-              <w:left w:val="single" w:sz="4" w:space="0" w:color="C6CDD0"/>
-              <w:bottom w:val="single" w:sz="4" w:space="0" w:color="C6CDD0"/>
-              <w:right w:val="single" w:sz="4" w:space="0" w:color="C6CDD0"/>
-            </w:tcBorders>
-            <w:noWrap/>
-            <w:vAlign w:val="bottom"/>
-            <w:hideMark/>
-          </w:tcPr>
-          <w:p>
-            <w:pPr>
-              <w:spacing w:before="0" w:after="0" w:line="240" w:lineRule="auto"/>
-              <w:rPr>
-                <w:rFonts w:ascii="Tw Cen MT" w:eastAsia="Times New Roman" w:hAnsi="Tw Cen MT" w:cs="Times New Roman"/>
-                <w:sz w:val="22"/>
-                <w:szCs w:val="22"/>
-                <w:lang w:eastAsia="it-IT"/>
-              </w:rPr>
-            </w:pPr>
-            <w:r>
-              <w:rPr>
-                <w:rFonts w:ascii="Tw Cen MT" w:eastAsia="Times New Roman" w:hAnsi="Tw Cen MT" w:cs="Times New Roman"/>
-                <w:sz w:val="22"/>
-                <w:szCs w:val="22"/>
-                <w:lang w:eastAsia="it-IT"/>
-              </w:rPr>
-              <w:t>IF-10.2</w:t>
-            </w:r>
-          </w:p>
-        </w:tc>
-        <w:tc>
-          <w:tcPr>
-            <w:tcW w:w="2384" w:type="dxa"/>
-            <w:tcBorders>
-              <w:top w:val="nil"/>
-              <w:left w:val="nil"/>
-              <w:bottom w:val="single" w:sz="4" w:space="0" w:color="C6CDD0"/>
-              <w:right w:val="single" w:sz="4" w:space="0" w:color="C6CDD0"/>
-            </w:tcBorders>
-            <w:noWrap/>
-            <w:vAlign w:val="bottom"/>
-            <w:hideMark/>
-          </w:tcPr>
-          <w:p>
-            <w:pPr>
-              <w:spacing w:before="0" w:after="0" w:line="240" w:lineRule="auto"/>
-              <w:rPr>
-                <w:rFonts w:ascii="Tw Cen MT" w:eastAsia="Times New Roman" w:hAnsi="Tw Cen MT" w:cs="Times New Roman"/>
-                <w:color w:val="000000"/>
-                <w:sz w:val="22"/>
-                <w:szCs w:val="22"/>
-                <w:lang w:eastAsia="it-IT"/>
-              </w:rPr>
-            </w:pPr>
-            <w:r>
-              <w:rPr>
-                <w:rFonts w:ascii="Tw Cen MT" w:eastAsia="Times New Roman" w:hAnsi="Tw Cen MT" w:cs="Times New Roman"/>
-                <w:color w:val="000000"/>
-                <w:sz w:val="22"/>
-                <w:szCs w:val="22"/>
-                <w:lang w:eastAsia="it-IT"/>
-              </w:rPr>
-              <w:t> </w:t>
-            </w:r>
-          </w:p>
-        </w:tc>
-        <w:tc>
-          <w:tcPr>
-            <w:tcW w:w="2255" w:type="dxa"/>
-            <w:tcBorders>
-              <w:top w:val="nil"/>
-              <w:left w:val="nil"/>
-              <w:bottom w:val="single" w:sz="4" w:space="0" w:color="C6CDD0"/>
-              <w:right w:val="single" w:sz="4" w:space="0" w:color="C6CDD0"/>
-            </w:tcBorders>
-            <w:noWrap/>
-            <w:vAlign w:val="bottom"/>
-            <w:hideMark/>
-          </w:tcPr>
-          <w:p>
-            <w:pPr>
-              <w:spacing w:before="0" w:after="0" w:line="240" w:lineRule="auto"/>
-              <w:rPr>
-                <w:rFonts w:ascii="Tw Cen MT" w:eastAsia="Times New Roman" w:hAnsi="Tw Cen MT" w:cs="Times New Roman"/>
-                <w:color w:val="000000"/>
-                <w:sz w:val="22"/>
-                <w:szCs w:val="22"/>
-                <w:lang w:eastAsia="it-IT"/>
-              </w:rPr>
-            </w:pPr>
-            <w:r>
-              <w:rPr>
-                <w:rFonts w:ascii="Tw Cen MT" w:eastAsia="Times New Roman" w:hAnsi="Tw Cen MT" w:cs="Times New Roman"/>
-                <w:color w:val="000000"/>
-                <w:sz w:val="22"/>
-                <w:szCs w:val="22"/>
-                <w:lang w:eastAsia="it-IT"/>
-              </w:rPr>
-              <w:t> </w:t>
-            </w:r>
-          </w:p>
-        </w:tc>
-        <w:tc>
-          <w:tcPr>
-            <w:tcW w:w="2177" w:type="dxa"/>
-            <w:tcBorders>
-              <w:top w:val="nil"/>
-              <w:left w:val="nil"/>
-              <w:bottom w:val="single" w:sz="4" w:space="0" w:color="C6CDD0"/>
-              <w:right w:val="single" w:sz="4" w:space="0" w:color="C6CDD0"/>
-            </w:tcBorders>
-            <w:noWrap/>
-            <w:vAlign w:val="bottom"/>
-            <w:hideMark/>
-          </w:tcPr>
-          <w:p>
-            <w:pPr>
-              <w:spacing w:before="0" w:after="0" w:line="240" w:lineRule="auto"/>
-              <w:rPr>
-                <w:rFonts w:ascii="Tw Cen MT" w:eastAsia="Times New Roman" w:hAnsi="Tw Cen MT" w:cs="Times New Roman"/>
-                <w:color w:val="000000"/>
-                <w:sz w:val="22"/>
-                <w:szCs w:val="22"/>
-                <w:lang w:eastAsia="it-IT"/>
-              </w:rPr>
-            </w:pPr>
-            <w:r>
-              <w:rPr>
-                <w:rFonts w:ascii="Tw Cen MT" w:eastAsia="Times New Roman" w:hAnsi="Tw Cen MT" w:cs="Times New Roman"/>
-                <w:color w:val="000000"/>
-                <w:sz w:val="22"/>
-                <w:szCs w:val="22"/>
-                <w:lang w:eastAsia="it-IT"/>
-              </w:rPr>
-              <w:t> </w:t>
-            </w:r>
-          </w:p>
-        </w:tc>
-        <w:tc>
-          <w:tcPr>
-            <w:tcW w:w="2306" w:type="dxa"/>
-            <w:tcBorders>
-              <w:top w:val="nil"/>
-              <w:left w:val="nil"/>
-              <w:bottom w:val="single" w:sz="4" w:space="0" w:color="C6CDD0"/>
-              <w:right w:val="single" w:sz="4" w:space="0" w:color="C6CDD0"/>
-            </w:tcBorders>
-            <w:noWrap/>
-            <w:vAlign w:val="bottom"/>
-            <w:hideMark/>
-          </w:tcPr>
-          <w:p>
-            <w:pPr>
-              <w:spacing w:before="0" w:after="0" w:line="240" w:lineRule="auto"/>
-              <w:rPr>
-                <w:rFonts w:ascii="Tw Cen MT" w:eastAsia="Times New Roman" w:hAnsi="Tw Cen MT" w:cs="Times New Roman"/>
-                <w:sz w:val="22"/>
-                <w:szCs w:val="22"/>
-                <w:lang w:eastAsia="it-IT"/>
-              </w:rPr>
-            </w:pPr>
-            <w:r>
-              <w:rPr>
-                <w:rFonts w:ascii="Tw Cen MT" w:eastAsia="Times New Roman" w:hAnsi="Tw Cen MT" w:cs="Times New Roman"/>
-                <w:sz w:val="22"/>
-                <w:szCs w:val="22"/>
-                <w:lang w:eastAsia="it-IT"/>
-              </w:rPr>
-              <w:t>NOT STARTED</w:t>
-            </w:r>
-          </w:p>
-        </w:tc>
-      </w:tr>
-      <w:tr>
-        <w:trPr>
-          <w:trHeight w:val="319"/>
-        </w:trPr>
-        <w:tc>
-          <w:tcPr>
-            <w:tcW w:w="1373" w:type="dxa"/>
-            <w:tcBorders>
-              <w:top w:val="nil"/>
-              <w:left w:val="single" w:sz="4" w:space="0" w:color="C6CDD0"/>
-              <w:bottom w:val="single" w:sz="4" w:space="0" w:color="C6CDD0"/>
-              <w:right w:val="single" w:sz="4" w:space="0" w:color="C6CDD0"/>
-            </w:tcBorders>
-            <w:shd w:val="clear" w:color="000000" w:fill="D1EFFA"/>
-            <w:noWrap/>
-            <w:vAlign w:val="bottom"/>
-            <w:hideMark/>
-          </w:tcPr>
-          <w:p>
-            <w:pPr>
-              <w:spacing w:before="0" w:after="0" w:line="240" w:lineRule="auto"/>
-              <w:rPr>
-                <w:rFonts w:ascii="Tw Cen MT" w:eastAsia="Times New Roman" w:hAnsi="Tw Cen MT" w:cs="Times New Roman"/>
-                <w:color w:val="000000"/>
-                <w:sz w:val="22"/>
-                <w:szCs w:val="22"/>
-                <w:lang w:eastAsia="it-IT"/>
-              </w:rPr>
-            </w:pPr>
-            <w:r>
-              <w:rPr>
-                <w:rFonts w:ascii="Tw Cen MT" w:eastAsia="Times New Roman" w:hAnsi="Tw Cen MT" w:cs="Times New Roman"/>
-                <w:color w:val="000000"/>
-                <w:sz w:val="22"/>
-                <w:szCs w:val="22"/>
-                <w:lang w:eastAsia="it-IT"/>
-              </w:rPr>
-              <w:t>IF-11.1</w:t>
-            </w:r>
-          </w:p>
-        </w:tc>
-        <w:tc>
-          <w:tcPr>
-            <w:tcW w:w="2384" w:type="dxa"/>
-            <w:tcBorders>
-              <w:top w:val="nil"/>
-              <w:left w:val="nil"/>
-              <w:bottom w:val="single" w:sz="4" w:space="0" w:color="C6CDD0"/>
-              <w:right w:val="single" w:sz="4" w:space="0" w:color="C6CDD0"/>
-            </w:tcBorders>
-            <w:shd w:val="clear" w:color="000000" w:fill="D1EFFA"/>
-            <w:noWrap/>
-            <w:vAlign w:val="bottom"/>
-            <w:hideMark/>
-          </w:tcPr>
-          <w:p>
-            <w:pPr>
-              <w:spacing w:before="0" w:after="0" w:line="240" w:lineRule="auto"/>
-              <w:rPr>
-                <w:rFonts w:ascii="Tw Cen MT" w:eastAsia="Times New Roman" w:hAnsi="Tw Cen MT" w:cs="Times New Roman"/>
-                <w:color w:val="000000"/>
-                <w:sz w:val="22"/>
-                <w:szCs w:val="22"/>
-                <w:lang w:eastAsia="it-IT"/>
-              </w:rPr>
-            </w:pPr>
-            <w:r>
-              <w:rPr>
-                <w:rFonts w:ascii="Tw Cen MT" w:eastAsia="Times New Roman" w:hAnsi="Tw Cen MT" w:cs="Times New Roman"/>
-                <w:color w:val="000000"/>
-                <w:sz w:val="22"/>
-                <w:szCs w:val="22"/>
-                <w:lang w:eastAsia="it-IT"/>
-              </w:rPr>
-              <w:t> </w:t>
-            </w:r>
-          </w:p>
-        </w:tc>
-        <w:tc>
-          <w:tcPr>
-            <w:tcW w:w="2255" w:type="dxa"/>
-            <w:tcBorders>
-              <w:top w:val="nil"/>
-              <w:left w:val="nil"/>
-              <w:bottom w:val="single" w:sz="4" w:space="0" w:color="C6CDD0"/>
-              <w:right w:val="single" w:sz="4" w:space="0" w:color="C6CDD0"/>
-            </w:tcBorders>
-            <w:shd w:val="clear" w:color="000000" w:fill="D1EFFA"/>
-            <w:noWrap/>
-            <w:vAlign w:val="bottom"/>
-            <w:hideMark/>
-          </w:tcPr>
-          <w:p>
-            <w:pPr>
-              <w:spacing w:before="0" w:after="0" w:line="240" w:lineRule="auto"/>
-              <w:rPr>
-                <w:rFonts w:ascii="Tw Cen MT" w:eastAsia="Times New Roman" w:hAnsi="Tw Cen MT" w:cs="Times New Roman"/>
-                <w:color w:val="000000"/>
-                <w:sz w:val="22"/>
-                <w:szCs w:val="22"/>
-                <w:lang w:eastAsia="it-IT"/>
-              </w:rPr>
-            </w:pPr>
-            <w:r>
-              <w:rPr>
-                <w:rFonts w:ascii="Tw Cen MT" w:eastAsia="Times New Roman" w:hAnsi="Tw Cen MT" w:cs="Times New Roman"/>
-                <w:color w:val="000000"/>
-                <w:sz w:val="22"/>
-                <w:szCs w:val="22"/>
-                <w:lang w:eastAsia="it-IT"/>
-              </w:rPr>
-              <w:t> </w:t>
-            </w:r>
-          </w:p>
-        </w:tc>
-        <w:tc>
-          <w:tcPr>
-            <w:tcW w:w="2177" w:type="dxa"/>
-            <w:tcBorders>
-              <w:top w:val="nil"/>
-              <w:left w:val="nil"/>
-              <w:bottom w:val="single" w:sz="4" w:space="0" w:color="C6CDD0"/>
-              <w:right w:val="single" w:sz="4" w:space="0" w:color="C6CDD0"/>
-            </w:tcBorders>
-            <w:shd w:val="clear" w:color="000000" w:fill="D1EFFA"/>
-            <w:noWrap/>
-            <w:vAlign w:val="bottom"/>
-            <w:hideMark/>
-          </w:tcPr>
-          <w:p>
-            <w:pPr>
-              <w:spacing w:before="0" w:after="0" w:line="240" w:lineRule="auto"/>
-              <w:rPr>
-                <w:rFonts w:ascii="Tw Cen MT" w:eastAsia="Times New Roman" w:hAnsi="Tw Cen MT" w:cs="Times New Roman"/>
-                <w:color w:val="000000"/>
-                <w:sz w:val="22"/>
-                <w:szCs w:val="22"/>
-                <w:lang w:eastAsia="it-IT"/>
-              </w:rPr>
-            </w:pPr>
-            <w:r>
-              <w:rPr>
-                <w:rFonts w:ascii="Tw Cen MT" w:eastAsia="Times New Roman" w:hAnsi="Tw Cen MT" w:cs="Times New Roman"/>
-                <w:color w:val="000000"/>
-                <w:sz w:val="22"/>
-                <w:szCs w:val="22"/>
-                <w:lang w:eastAsia="it-IT"/>
-              </w:rPr>
-              <w:t> </w:t>
-            </w:r>
-          </w:p>
-        </w:tc>
-        <w:tc>
-          <w:tcPr>
-            <w:tcW w:w="2306" w:type="dxa"/>
-            <w:tcBorders>
-              <w:top w:val="nil"/>
-              <w:left w:val="nil"/>
-              <w:bottom w:val="single" w:sz="4" w:space="0" w:color="C6CDD0"/>
-              <w:right w:val="single" w:sz="4" w:space="0" w:color="C6CDD0"/>
-            </w:tcBorders>
-            <w:shd w:val="clear" w:color="000000" w:fill="D1EFFA"/>
-            <w:noWrap/>
-            <w:vAlign w:val="bottom"/>
-            <w:hideMark/>
-          </w:tcPr>
-          <w:p>
-            <w:pPr>
-              <w:spacing w:before="0" w:after="0" w:line="240" w:lineRule="auto"/>
-              <w:rPr>
-                <w:rFonts w:ascii="Tw Cen MT" w:eastAsia="Times New Roman" w:hAnsi="Tw Cen MT" w:cs="Times New Roman"/>
-                <w:color w:val="000000"/>
-                <w:sz w:val="22"/>
-                <w:szCs w:val="22"/>
-                <w:lang w:eastAsia="it-IT"/>
-              </w:rPr>
-            </w:pPr>
-            <w:r>
-              <w:rPr>
-                <w:rFonts w:ascii="Tw Cen MT" w:eastAsia="Times New Roman" w:hAnsi="Tw Cen MT" w:cs="Times New Roman"/>
-                <w:color w:val="000000"/>
-                <w:sz w:val="22"/>
-                <w:szCs w:val="22"/>
-                <w:lang w:eastAsia="it-IT"/>
-              </w:rPr>
-              <w:t>NOT STARTED</w:t>
-            </w:r>
-          </w:p>
-        </w:tc>
-      </w:tr>
-      <w:tr>
-        <w:trPr>
-          <w:trHeight w:val="319"/>
-        </w:trPr>
-        <w:tc>
-          <w:tcPr>
-            <w:tcW w:w="1373" w:type="dxa"/>
-            <w:tcBorders>
-              <w:top w:val="nil"/>
-              <w:left w:val="single" w:sz="4" w:space="0" w:color="C6CDD0"/>
-              <w:bottom w:val="single" w:sz="4" w:space="0" w:color="C6CDD0"/>
-              <w:right w:val="single" w:sz="4" w:space="0" w:color="C6CDD0"/>
-            </w:tcBorders>
-            <w:noWrap/>
-            <w:vAlign w:val="bottom"/>
-            <w:hideMark/>
-          </w:tcPr>
-          <w:p>
-            <w:pPr>
-              <w:spacing w:before="0" w:after="0" w:line="240" w:lineRule="auto"/>
-              <w:rPr>
-                <w:rFonts w:ascii="Tw Cen MT" w:eastAsia="Times New Roman" w:hAnsi="Tw Cen MT" w:cs="Times New Roman"/>
-                <w:color w:val="000000"/>
-                <w:sz w:val="22"/>
-                <w:szCs w:val="22"/>
-                <w:lang w:eastAsia="it-IT"/>
-              </w:rPr>
-            </w:pPr>
-            <w:r>
-              <w:rPr>
-                <w:rFonts w:ascii="Tw Cen MT" w:eastAsia="Times New Roman" w:hAnsi="Tw Cen MT" w:cs="Times New Roman"/>
-                <w:color w:val="000000"/>
-                <w:sz w:val="22"/>
-                <w:szCs w:val="22"/>
-                <w:lang w:eastAsia="it-IT"/>
-              </w:rPr>
-              <w:t>IF-11.2</w:t>
-            </w:r>
-          </w:p>
-        </w:tc>
-        <w:tc>
-          <w:tcPr>
-            <w:tcW w:w="2384" w:type="dxa"/>
-            <w:tcBorders>
-              <w:top w:val="nil"/>
-              <w:left w:val="nil"/>
-              <w:bottom w:val="single" w:sz="4" w:space="0" w:color="C6CDD0"/>
-              <w:right w:val="single" w:sz="4" w:space="0" w:color="C6CDD0"/>
-            </w:tcBorders>
-            <w:noWrap/>
-            <w:vAlign w:val="bottom"/>
-            <w:hideMark/>
-          </w:tcPr>
-          <w:p>
-            <w:pPr>
-              <w:spacing w:before="0" w:after="0" w:line="240" w:lineRule="auto"/>
-              <w:rPr>
-                <w:rFonts w:ascii="Tw Cen MT" w:eastAsia="Times New Roman" w:hAnsi="Tw Cen MT" w:cs="Times New Roman"/>
-                <w:color w:val="000000"/>
-                <w:sz w:val="22"/>
-                <w:szCs w:val="22"/>
-                <w:lang w:eastAsia="it-IT"/>
-              </w:rPr>
-            </w:pPr>
-            <w:r>
-              <w:rPr>
-                <w:rFonts w:ascii="Tw Cen MT" w:eastAsia="Times New Roman" w:hAnsi="Tw Cen MT" w:cs="Times New Roman"/>
-                <w:color w:val="000000"/>
-                <w:sz w:val="22"/>
-                <w:szCs w:val="22"/>
-                <w:lang w:eastAsia="it-IT"/>
-              </w:rPr>
-              <w:t> </w:t>
-            </w:r>
-          </w:p>
-        </w:tc>
-        <w:tc>
-          <w:tcPr>
-            <w:tcW w:w="2255" w:type="dxa"/>
-            <w:tcBorders>
-              <w:top w:val="nil"/>
-              <w:left w:val="nil"/>
-              <w:bottom w:val="single" w:sz="4" w:space="0" w:color="C6CDD0"/>
-              <w:right w:val="single" w:sz="4" w:space="0" w:color="C6CDD0"/>
-            </w:tcBorders>
-            <w:noWrap/>
-            <w:vAlign w:val="bottom"/>
-            <w:hideMark/>
-          </w:tcPr>
-          <w:p>
-            <w:pPr>
-              <w:spacing w:before="0" w:after="0" w:line="240" w:lineRule="auto"/>
-              <w:rPr>
-                <w:rFonts w:ascii="Tw Cen MT" w:eastAsia="Times New Roman" w:hAnsi="Tw Cen MT" w:cs="Times New Roman"/>
-                <w:color w:val="000000"/>
-                <w:sz w:val="22"/>
-                <w:szCs w:val="22"/>
-                <w:lang w:eastAsia="it-IT"/>
-              </w:rPr>
-            </w:pPr>
-            <w:r>
-              <w:rPr>
-                <w:rFonts w:ascii="Tw Cen MT" w:eastAsia="Times New Roman" w:hAnsi="Tw Cen MT" w:cs="Times New Roman"/>
-                <w:color w:val="000000"/>
-                <w:sz w:val="22"/>
-                <w:szCs w:val="22"/>
-                <w:lang w:eastAsia="it-IT"/>
-              </w:rPr>
-              <w:t> </w:t>
-            </w:r>
-          </w:p>
-        </w:tc>
-        <w:tc>
-          <w:tcPr>
-            <w:tcW w:w="2177" w:type="dxa"/>
-            <w:tcBorders>
-              <w:top w:val="nil"/>
-              <w:left w:val="nil"/>
-              <w:bottom w:val="single" w:sz="4" w:space="0" w:color="C6CDD0"/>
-              <w:right w:val="single" w:sz="4" w:space="0" w:color="C6CDD0"/>
-            </w:tcBorders>
-            <w:noWrap/>
-            <w:vAlign w:val="bottom"/>
-            <w:hideMark/>
-          </w:tcPr>
-          <w:p>
-            <w:pPr>
-              <w:spacing w:before="0" w:after="0" w:line="240" w:lineRule="auto"/>
-              <w:rPr>
-                <w:rFonts w:ascii="Tw Cen MT" w:eastAsia="Times New Roman" w:hAnsi="Tw Cen MT" w:cs="Times New Roman"/>
-                <w:color w:val="000000"/>
-                <w:sz w:val="22"/>
-                <w:szCs w:val="22"/>
-                <w:lang w:eastAsia="it-IT"/>
-              </w:rPr>
-            </w:pPr>
-            <w:r>
-              <w:rPr>
-                <w:rFonts w:ascii="Tw Cen MT" w:eastAsia="Times New Roman" w:hAnsi="Tw Cen MT" w:cs="Times New Roman"/>
-                <w:color w:val="000000"/>
-                <w:sz w:val="22"/>
-                <w:szCs w:val="22"/>
-                <w:lang w:eastAsia="it-IT"/>
-              </w:rPr>
-              <w:t> </w:t>
-            </w:r>
-          </w:p>
-        </w:tc>
-        <w:tc>
-          <w:tcPr>
-            <w:tcW w:w="2306" w:type="dxa"/>
-            <w:tcBorders>
-              <w:top w:val="nil"/>
-              <w:left w:val="nil"/>
-              <w:bottom w:val="single" w:sz="4" w:space="0" w:color="C6CDD0"/>
-              <w:right w:val="single" w:sz="4" w:space="0" w:color="C6CDD0"/>
-            </w:tcBorders>
-            <w:noWrap/>
-            <w:vAlign w:val="bottom"/>
-            <w:hideMark/>
-          </w:tcPr>
-          <w:p>
-            <w:pPr>
-              <w:spacing w:before="0" w:after="0" w:line="240" w:lineRule="auto"/>
-              <w:rPr>
-                <w:rFonts w:ascii="Tw Cen MT" w:eastAsia="Times New Roman" w:hAnsi="Tw Cen MT" w:cs="Times New Roman"/>
-                <w:color w:val="000000"/>
-                <w:sz w:val="22"/>
-                <w:szCs w:val="22"/>
-                <w:lang w:eastAsia="it-IT"/>
-              </w:rPr>
-            </w:pPr>
-            <w:r>
-              <w:rPr>
-                <w:rFonts w:ascii="Tw Cen MT" w:eastAsia="Times New Roman" w:hAnsi="Tw Cen MT" w:cs="Times New Roman"/>
-                <w:color w:val="000000"/>
-                <w:sz w:val="22"/>
-                <w:szCs w:val="22"/>
-                <w:lang w:eastAsia="it-IT"/>
-              </w:rPr>
-              <w:t>NOT STARTED</w:t>
-            </w:r>
-          </w:p>
-        </w:tc>
-      </w:tr>
-      <w:tr>
-        <w:trPr>
-          <w:trHeight w:val="319"/>
-        </w:trPr>
-        <w:tc>
-          <w:tcPr>
-            <w:tcW w:w="1373" w:type="dxa"/>
-            <w:tcBorders>
-              <w:top w:val="nil"/>
-              <w:left w:val="single" w:sz="4" w:space="0" w:color="C6CDD0"/>
-              <w:bottom w:val="single" w:sz="4" w:space="0" w:color="C6CDD0"/>
-              <w:right w:val="single" w:sz="4" w:space="0" w:color="C6CDD0"/>
-            </w:tcBorders>
-            <w:shd w:val="clear" w:color="000000" w:fill="D1EFFA"/>
-            <w:noWrap/>
-            <w:vAlign w:val="bottom"/>
-            <w:hideMark/>
-          </w:tcPr>
-          <w:p>
-            <w:pPr>
-              <w:spacing w:before="0" w:after="0" w:line="240" w:lineRule="auto"/>
-              <w:rPr>
-                <w:rFonts w:ascii="Tw Cen MT" w:eastAsia="Times New Roman" w:hAnsi="Tw Cen MT" w:cs="Times New Roman"/>
-                <w:color w:val="000000"/>
-                <w:sz w:val="22"/>
-                <w:szCs w:val="22"/>
-                <w:lang w:eastAsia="it-IT"/>
-              </w:rPr>
-            </w:pPr>
-            <w:r>
-              <w:rPr>
-                <w:rFonts w:ascii="Tw Cen MT" w:eastAsia="Times New Roman" w:hAnsi="Tw Cen MT" w:cs="Times New Roman"/>
-                <w:color w:val="000000"/>
-                <w:sz w:val="22"/>
-                <w:szCs w:val="22"/>
-                <w:lang w:eastAsia="it-IT"/>
-              </w:rPr>
-              <w:t>DF-2</w:t>
-            </w:r>
-          </w:p>
-        </w:tc>
-        <w:tc>
-          <w:tcPr>
-            <w:tcW w:w="2384" w:type="dxa"/>
-            <w:tcBorders>
-              <w:top w:val="nil"/>
-              <w:left w:val="nil"/>
-              <w:bottom w:val="single" w:sz="4" w:space="0" w:color="C6CDD0"/>
-              <w:right w:val="single" w:sz="4" w:space="0" w:color="C6CDD0"/>
-            </w:tcBorders>
-            <w:shd w:val="clear" w:color="000000" w:fill="D1EFFA"/>
-            <w:noWrap/>
-            <w:vAlign w:val="bottom"/>
-            <w:hideMark/>
-          </w:tcPr>
-          <w:p>
-            <w:pPr>
-              <w:spacing w:before="0" w:after="0" w:line="240" w:lineRule="auto"/>
-              <w:rPr>
-                <w:rFonts w:ascii="Tw Cen MT" w:eastAsia="Times New Roman" w:hAnsi="Tw Cen MT" w:cs="Times New Roman"/>
-                <w:color w:val="000000"/>
-                <w:sz w:val="22"/>
-                <w:szCs w:val="22"/>
-                <w:lang w:eastAsia="it-IT"/>
-              </w:rPr>
-            </w:pPr>
-            <w:r>
-              <w:rPr>
-                <w:rFonts w:ascii="Tw Cen MT" w:eastAsia="Times New Roman" w:hAnsi="Tw Cen MT" w:cs="Times New Roman"/>
-                <w:color w:val="000000"/>
-                <w:sz w:val="22"/>
-                <w:szCs w:val="22"/>
-                <w:lang w:eastAsia="it-IT"/>
-              </w:rPr>
-              <w:t> </w:t>
-            </w:r>
-          </w:p>
-        </w:tc>
-        <w:tc>
-          <w:tcPr>
-            <w:tcW w:w="2255" w:type="dxa"/>
-            <w:tcBorders>
-              <w:top w:val="nil"/>
-              <w:left w:val="nil"/>
-              <w:bottom w:val="single" w:sz="4" w:space="0" w:color="C6CDD0"/>
-              <w:right w:val="single" w:sz="4" w:space="0" w:color="C6CDD0"/>
-            </w:tcBorders>
-            <w:shd w:val="clear" w:color="000000" w:fill="D1EFFA"/>
-            <w:noWrap/>
-            <w:vAlign w:val="bottom"/>
-            <w:hideMark/>
-          </w:tcPr>
-          <w:p>
-            <w:pPr>
-              <w:spacing w:before="0" w:after="0" w:line="240" w:lineRule="auto"/>
-              <w:rPr>
-                <w:rFonts w:ascii="Tw Cen MT" w:eastAsia="Times New Roman" w:hAnsi="Tw Cen MT" w:cs="Times New Roman"/>
-                <w:color w:val="000000"/>
-                <w:sz w:val="22"/>
-                <w:szCs w:val="22"/>
-                <w:lang w:eastAsia="it-IT"/>
-              </w:rPr>
-            </w:pPr>
-            <w:r>
-              <w:rPr>
-                <w:rFonts w:ascii="Tw Cen MT" w:eastAsia="Times New Roman" w:hAnsi="Tw Cen MT" w:cs="Times New Roman"/>
-                <w:color w:val="000000"/>
-                <w:sz w:val="22"/>
-                <w:szCs w:val="22"/>
-                <w:lang w:eastAsia="it-IT"/>
-              </w:rPr>
-              <w:t> </w:t>
-            </w:r>
-          </w:p>
-        </w:tc>
-        <w:tc>
-          <w:tcPr>
-            <w:tcW w:w="2177" w:type="dxa"/>
-            <w:tcBorders>
-              <w:top w:val="nil"/>
-              <w:left w:val="nil"/>
-              <w:bottom w:val="single" w:sz="4" w:space="0" w:color="C6CDD0"/>
-              <w:right w:val="single" w:sz="4" w:space="0" w:color="C6CDD0"/>
-            </w:tcBorders>
-            <w:shd w:val="clear" w:color="000000" w:fill="D1EFFA"/>
-            <w:noWrap/>
-            <w:vAlign w:val="bottom"/>
-            <w:hideMark/>
-          </w:tcPr>
-          <w:p>
-            <w:pPr>
-              <w:spacing w:before="0" w:after="0" w:line="240" w:lineRule="auto"/>
-              <w:rPr>
-                <w:rFonts w:ascii="Tw Cen MT" w:eastAsia="Times New Roman" w:hAnsi="Tw Cen MT" w:cs="Times New Roman"/>
-                <w:color w:val="000000"/>
-                <w:sz w:val="22"/>
-                <w:szCs w:val="22"/>
-                <w:lang w:eastAsia="it-IT"/>
-              </w:rPr>
-            </w:pPr>
-            <w:r>
-              <w:rPr>
-                <w:rFonts w:ascii="Tw Cen MT" w:eastAsia="Times New Roman" w:hAnsi="Tw Cen MT" w:cs="Times New Roman"/>
-                <w:color w:val="000000"/>
-                <w:sz w:val="22"/>
-                <w:szCs w:val="22"/>
-                <w:lang w:eastAsia="it-IT"/>
-              </w:rPr>
-              <w:t> </w:t>
-            </w:r>
-          </w:p>
-        </w:tc>
-        <w:tc>
-          <w:tcPr>
-            <w:tcW w:w="2306" w:type="dxa"/>
-            <w:tcBorders>
-              <w:top w:val="nil"/>
-              <w:left w:val="nil"/>
-              <w:bottom w:val="single" w:sz="4" w:space="0" w:color="C6CDD0"/>
-              <w:right w:val="single" w:sz="4" w:space="0" w:color="C6CDD0"/>
-            </w:tcBorders>
-            <w:shd w:val="clear" w:color="000000" w:fill="D1EFFA"/>
-            <w:noWrap/>
-            <w:vAlign w:val="bottom"/>
-            <w:hideMark/>
-          </w:tcPr>
-          <w:p>
-            <w:pPr>
-              <w:spacing w:before="0" w:after="0" w:line="240" w:lineRule="auto"/>
-              <w:rPr>
-                <w:rFonts w:ascii="Tw Cen MT" w:eastAsia="Times New Roman" w:hAnsi="Tw Cen MT" w:cs="Times New Roman"/>
-                <w:color w:val="000000"/>
-                <w:sz w:val="22"/>
-                <w:szCs w:val="22"/>
-                <w:lang w:eastAsia="it-IT"/>
-              </w:rPr>
-            </w:pPr>
-            <w:r>
-              <w:rPr>
-                <w:rFonts w:ascii="Tw Cen MT" w:eastAsia="Times New Roman" w:hAnsi="Tw Cen MT" w:cs="Times New Roman"/>
-                <w:color w:val="000000"/>
-                <w:sz w:val="22"/>
-                <w:szCs w:val="22"/>
-                <w:lang w:eastAsia="it-IT"/>
-              </w:rPr>
-              <w:t>NOT STARTED</w:t>
-            </w:r>
-          </w:p>
-        </w:tc>
-      </w:tr>
-    </w:tbl>
-    <w:p/>
+    <w:p>
+      <w:pPr>
+        <w:rPr>
+          <w:u w:val="single"/>
+        </w:rPr>
+      </w:pPr>
+      <w:r>
+        <w:drawing>
+          <wp:inline distT="0" distB="0" distL="0" distR="0" wp14:anchorId="57150C5E" wp14:editId="4D43CE36">
+            <wp:extent cx="6408420" cy="6527800"/>
+            <wp:effectExtent l="0" t="0" r="0" b="6350"/>
+            <wp:docPr id="1507287870" name="Immagine 1" descr="Immagine che contiene testo, schermata, linea, numero&#10;&#10;Il contenuto generato dall'IA potrebbe non essere corretto."/>
+            <wp:cNvGraphicFramePr>
+              <a:graphicFrameLocks xmlns:a="http://schemas.openxmlformats.org/drawingml/2006/main" noChangeAspect="1"/>
+            </wp:cNvGraphicFramePr>
+            <a:graphic xmlns:a="http://schemas.openxmlformats.org/drawingml/2006/main">
+              <a:graphicData uri="http://schemas.openxmlformats.org/drawingml/2006/picture">
+                <pic:pic xmlns:pic="http://schemas.openxmlformats.org/drawingml/2006/picture">
+                  <pic:nvPicPr>
+                    <pic:cNvPr id="1507287870" name="Immagine 1" descr="Immagine che contiene testo, schermata, linea, numero&#10;&#10;Il contenuto generato dall'IA potrebbe non essere corretto."/>
+                    <pic:cNvPicPr/>
+                  </pic:nvPicPr>
+                  <pic:blipFill>
+                    <a:blip r:embed="rId9"/>
+                    <a:stretch>
+                      <a:fillRect/>
+                    </a:stretch>
+                  </pic:blipFill>
+                  <pic:spPr>
+                    <a:xfrm>
+                      <a:off x="0" y="0"/>
+                      <a:ext cx="6408420" cy="6527800"/>
+                    </a:xfrm>
+                    <a:prstGeom prst="rect">
+                      <a:avLst/>
+                    </a:prstGeom>
+                  </pic:spPr>
+                </pic:pic>
+              </a:graphicData>
+            </a:graphic>
+          </wp:inline>
+        </w:drawing>
+      </w:r>
+    </w:p>
     <w:sectPr>
       <w:footerReference w:type="default" r:id="rId10"/>
       <w:type w:val="continuous"/>
